--- a/docs/CV.docx
+++ b/docs/CV.docx
@@ -1,6 +1,6 @@
 
 <file path=word/document.xml><?xml version="1.0" encoding="utf-8"?>
-<w:document xmlns:wpc="http://schemas.microsoft.com/office/word/2010/wordprocessingCanvas" xmlns:cx="http://schemas.microsoft.com/office/drawing/2014/chartex" xmlns:cx1="http://schemas.microsoft.com/office/drawing/2015/9/8/chartex" xmlns:cx2="http://schemas.microsoft.com/office/drawing/2015/10/21/chartex" xmlns:cx3="http://schemas.microsoft.com/office/drawing/2016/5/9/chartex" xmlns:cx4="http://schemas.microsoft.com/office/drawing/2016/5/10/chartex" xmlns:cx5="http://schemas.microsoft.com/office/drawing/2016/5/11/chartex" xmlns:cx6="http://schemas.microsoft.com/office/drawing/2016/5/12/chartex" xmlns:cx7="http://schemas.microsoft.com/office/drawing/2016/5/13/chartex" xmlns:cx8="http://schemas.microsoft.com/office/drawing/2016/5/14/chartex" xmlns:mc="http://schemas.openxmlformats.org/markup-compatibility/2006" xmlns:aink="http://schemas.microsoft.com/office/drawing/2016/ink" xmlns:am3d="http://schemas.microsoft.com/office/drawing/2017/model3d" xmlns:o="urn:schemas-microsoft-com:office:office" xmlns:oel="http://schemas.microsoft.com/office/2019/extlst" xmlns:r="http://schemas.openxmlformats.org/officeDocument/2006/relationships" xmlns:m="http://schemas.openxmlformats.org/officeDocument/2006/math" xmlns:v="urn:schemas-microsoft-com:vml" xmlns:wp14="http://schemas.microsoft.com/office/word/2010/wordprocessingDrawing" xmlns:wp="http://schemas.openxmlformats.org/drawingml/2006/wordprocessingDrawing" xmlns:w10="urn:schemas-microsoft-com:office:word" xmlns:w="http://schemas.openxmlformats.org/wordprocessingml/2006/main" xmlns:w14="http://schemas.microsoft.com/office/word/2010/wordml" xmlns:w15="http://schemas.microsoft.com/office/word/2012/wordml" xmlns:w16cex="http://schemas.microsoft.com/office/word/2018/wordml/cex" xmlns:w16cid="http://schemas.microsoft.com/office/word/2016/wordml/cid" xmlns:w16="http://schemas.microsoft.com/office/word/2018/wordml" xmlns:w16du="http://schemas.microsoft.com/office/word/2023/wordml/word16du" xmlns:w16sdtdh="http://schemas.microsoft.com/office/word/2020/wordml/sdtdatahash" xmlns:w16sdtfl="http://schemas.microsoft.com/office/word/2024/wordml/sdtformatlock" xmlns:w16se="http://schemas.microsoft.com/office/word/2015/wordml/symex" xmlns:wpg="http://schemas.microsoft.com/office/word/2010/wordprocessingGroup" xmlns:wpi="http://schemas.microsoft.com/office/word/2010/wordprocessingInk" xmlns:wne="http://schemas.microsoft.com/office/word/2006/wordml" xmlns:wps="http://schemas.microsoft.com/office/word/2010/wordprocessingShape" mc:Ignorable="w14 w15 w16se w16cid w16 w16cex w16sdtdh w16sdtfl w16du wp14">
+<w:document xmlns:wpc="http://schemas.microsoft.com/office/word/2010/wordprocessingCanvas" xmlns:cx="http://schemas.microsoft.com/office/drawing/2014/chartex" xmlns:cx1="http://schemas.microsoft.com/office/drawing/2015/9/8/chartex" xmlns:cx2="http://schemas.microsoft.com/office/drawing/2015/10/21/chartex" xmlns:cx3="http://schemas.microsoft.com/office/drawing/2016/5/9/chartex" xmlns:cx4="http://schemas.microsoft.com/office/drawing/2016/5/10/chartex" xmlns:cx5="http://schemas.microsoft.com/office/drawing/2016/5/11/chartex" xmlns:cx6="http://schemas.microsoft.com/office/drawing/2016/5/12/chartex" xmlns:cx7="http://schemas.microsoft.com/office/drawing/2016/5/13/chartex" xmlns:cx8="http://schemas.microsoft.com/office/drawing/2016/5/14/chartex" xmlns:mc="http://schemas.openxmlformats.org/markup-compatibility/2006" xmlns:aink="http://schemas.microsoft.com/office/drawing/2016/ink" xmlns:am3d="http://schemas.microsoft.com/office/drawing/2017/model3d" xmlns:o="urn:schemas-microsoft-com:office:office" xmlns:oel="http://schemas.microsoft.com/office/2019/extlst" xmlns:r="http://schemas.openxmlformats.org/officeDocument/2006/relationships" xmlns:m="http://schemas.openxmlformats.org/officeDocument/2006/math" xmlns:v="urn:schemas-microsoft-com:vml" xmlns:wp14="http://schemas.microsoft.com/office/word/2010/wordprocessingDrawing" xmlns:wp="http://schemas.openxmlformats.org/drawingml/2006/wordprocessingDrawing" xmlns:w10="urn:schemas-microsoft-com:office:word" xmlns:w="http://schemas.openxmlformats.org/wordprocessingml/2006/main" xmlns:w14="http://schemas.microsoft.com/office/word/2010/wordml" xmlns:w15="http://schemas.microsoft.com/office/word/2012/wordml" xmlns:w16cei="http://schemas.microsoft.com/office/word/2026/wordml/cei" xmlns:w16cex="http://schemas.microsoft.com/office/word/2018/wordml/cex" xmlns:w16cid="http://schemas.microsoft.com/office/word/2016/wordml/cid" xmlns:w16="http://schemas.microsoft.com/office/word/2018/wordml" xmlns:w16du="http://schemas.microsoft.com/office/word/2023/wordml/word16du" xmlns:w16sdtdh="http://schemas.microsoft.com/office/word/2020/wordml/sdtdatahash" xmlns:w16sdtfl="http://schemas.microsoft.com/office/word/2024/wordml/sdtformatlock" xmlns:w16se="http://schemas.microsoft.com/office/word/2015/wordml/symex" xmlns:wpg="http://schemas.microsoft.com/office/word/2010/wordprocessingGroup" xmlns:wpi="http://schemas.microsoft.com/office/word/2010/wordprocessingInk" xmlns:wne="http://schemas.microsoft.com/office/word/2006/wordml" xmlns:wps="http://schemas.microsoft.com/office/word/2010/wordprocessingShape" mc:Ignorable="w14 w15 w16se w16cid w16 w16cex w16sdtdh w16sdtfl w16du wp14">
   <w:body>
     <w:tbl>
       <w:tblPr>
@@ -110,7 +110,7 @@
                 <w:color w:val="000000" w:themeColor="text1"/>
                 <w:lang w:eastAsia="zh-CN"/>
               </w:rPr>
-              <w:t>Jun</w:t>
+              <w:t>Aug</w:t>
             </w:r>
             <w:r>
               <w:rPr>
@@ -889,101 +889,630 @@
               <w:rPr>
                 <w:color w:val="000000" w:themeColor="text1"/>
               </w:rPr>
+              <w:t>4</w:t>
+            </w:r>
+            <w:r>
+              <w:rPr>
+                <w:color w:val="000000" w:themeColor="text1"/>
+              </w:rPr>
+              <w:t xml:space="preserve"> </w:t>
+            </w:r>
+            <w:r>
+              <w:rPr>
+                <w:rFonts w:hint="eastAsia"/>
+                <w:color w:val="000000" w:themeColor="text1"/>
+                <w:lang w:eastAsia="zh-CN"/>
+              </w:rPr>
+              <w:t xml:space="preserve">papers </w:t>
+            </w:r>
+            <w:r>
+              <w:rPr>
+                <w:color w:val="000000" w:themeColor="text1"/>
+                <w:lang w:eastAsia="zh-CN"/>
+              </w:rPr>
+              <w:t xml:space="preserve">peer-reviewed and </w:t>
+            </w:r>
+            <w:r>
+              <w:rPr>
+                <w:rFonts w:hint="eastAsia"/>
+                <w:color w:val="000000" w:themeColor="text1"/>
+                <w:lang w:eastAsia="zh-CN"/>
+              </w:rPr>
+              <w:t>published in</w:t>
+            </w:r>
+            <w:r>
+              <w:rPr>
+                <w:color w:val="000000" w:themeColor="text1"/>
+              </w:rPr>
+              <w:t xml:space="preserve"> conferences and workshops</w:t>
+            </w:r>
+            <w:r>
+              <w:rPr>
+                <w:color w:val="000000" w:themeColor="text1"/>
+              </w:rPr>
+              <w:br/>
+            </w:r>
+            <w:r>
+              <w:rPr>
+                <w:rFonts w:ascii="Cambria Math" w:hAnsi="Cambria Math" w:cs="Cambria Math"/>
+                <w:b/>
+                <w:bCs/>
+                <w:color w:val="000000" w:themeColor="text1"/>
+              </w:rPr>
+              <w:t>⊃</w:t>
+            </w:r>
+            <w:r>
+              <w:rPr>
+                <w:color w:val="000000" w:themeColor="text1"/>
+              </w:rPr>
+              <w:t xml:space="preserve"> 1</w:t>
+            </w:r>
+            <w:r>
+              <w:rPr>
+                <w:rFonts w:hint="eastAsia"/>
+                <w:color w:val="000000" w:themeColor="text1"/>
+                <w:lang w:eastAsia="zh-CN"/>
+              </w:rPr>
               <w:t>3</w:t>
             </w:r>
             <w:r>
               <w:rPr>
                 <w:color w:val="000000" w:themeColor="text1"/>
               </w:rPr>
+              <w:t xml:space="preserve"> first-authored </w:t>
+            </w:r>
+            <w:r>
+              <w:rPr>
+                <w:color w:val="000000" w:themeColor="text1"/>
+              </w:rPr>
+              <w:t>∪</w:t>
+            </w:r>
+            <w:r>
+              <w:rPr>
+                <w:color w:val="000000" w:themeColor="text1"/>
+              </w:rPr>
               <w:t xml:space="preserve"> </w:t>
             </w:r>
             <w:r>
               <w:rPr>
-                <w:rFonts w:hint="eastAsia"/>
-                <w:color w:val="000000" w:themeColor="text1"/>
-                <w:lang w:eastAsia="zh-CN"/>
-              </w:rPr>
-              <w:t xml:space="preserve">papers </w:t>
-            </w:r>
-            <w:r>
-              <w:rPr>
-                <w:color w:val="000000" w:themeColor="text1"/>
-                <w:lang w:eastAsia="zh-CN"/>
-              </w:rPr>
-              <w:t xml:space="preserve">peer-reviewed and </w:t>
-            </w:r>
-            <w:r>
-              <w:rPr>
-                <w:rFonts w:hint="eastAsia"/>
-                <w:color w:val="000000" w:themeColor="text1"/>
-                <w:lang w:eastAsia="zh-CN"/>
-              </w:rPr>
-              <w:t>published in</w:t>
-            </w:r>
-            <w:r>
-              <w:rPr>
-                <w:color w:val="000000" w:themeColor="text1"/>
-              </w:rPr>
-              <w:t xml:space="preserve"> conferences and workshops</w:t>
-            </w:r>
-            <w:r>
-              <w:rPr>
-                <w:color w:val="000000" w:themeColor="text1"/>
-              </w:rPr>
-              <w:br/>
-            </w:r>
-            <w:r>
-              <w:rPr>
-                <w:rFonts w:ascii="Cambria Math" w:hAnsi="Cambria Math" w:cs="Cambria Math"/>
+                <w:color w:val="000000" w:themeColor="text1"/>
+              </w:rPr>
+              <w:t>7</w:t>
+            </w:r>
+            <w:r>
+              <w:rPr>
+                <w:color w:val="000000" w:themeColor="text1"/>
+              </w:rPr>
+              <w:t xml:space="preserve"> last-authored</w:t>
+            </w:r>
+          </w:p>
+          <w:p>
+            <w:pPr>
+              <w:ind w:left="-20"/>
+              <w:rPr>
+                <w:color w:val="000000" w:themeColor="text1"/>
+              </w:rPr>
+            </w:pPr>
+            <w:r>
+              <w:rPr>
+                <w:color w:val="000000" w:themeColor="text1"/>
+              </w:rPr>
+              <w:t xml:space="preserve">Total citations: </w:t>
+            </w:r>
+            <w:r>
+              <w:rPr>
+                <w:color w:val="000000" w:themeColor="text1"/>
+                <w:lang w:eastAsia="zh-CN"/>
+              </w:rPr>
+              <w:t>4</w:t>
+            </w:r>
+            <w:r>
+              <w:rPr>
+                <w:rFonts w:hint="eastAsia"/>
+                <w:color w:val="000000" w:themeColor="text1"/>
+                <w:lang w:eastAsia="zh-CN"/>
+              </w:rPr>
+              <w:t>000+</w:t>
+            </w:r>
+            <w:r>
+              <w:rPr>
+                <w:color w:val="000000" w:themeColor="text1"/>
+              </w:rPr>
+              <w:t>; h-index: 1</w:t>
+            </w:r>
+            <w:r>
+              <w:rPr>
+                <w:rFonts w:hint="eastAsia"/>
+                <w:color w:val="000000" w:themeColor="text1"/>
+                <w:lang w:eastAsia="zh-CN"/>
+              </w:rPr>
+              <w:t>5</w:t>
+            </w:r>
+            <w:r>
+              <w:rPr>
+                <w:rFonts w:hint="eastAsia"/>
+                <w:color w:val="000000" w:themeColor="text1"/>
+                <w:lang w:eastAsia="zh-CN"/>
+              </w:rPr>
+              <w:t>+</w:t>
+            </w:r>
+          </w:p>
+          <w:p>
+            <w:pPr>
+              <w:ind w:left="-20"/>
+              <w:rPr>
+                <w:color w:val="000000" w:themeColor="text1"/>
+                <w:lang w:eastAsia="zh-CN"/>
+              </w:rPr>
+            </w:pPr>
+            <w:r>
+              <w:rPr>
+                <w:color w:val="000000" w:themeColor="text1"/>
+              </w:rPr>
+              <w:t>(*Equal contribution</w:t>
+            </w:r>
+            <w:r>
+              <w:rPr>
+                <w:color w:val="000000" w:themeColor="text1"/>
+                <w:lang w:eastAsia="zh-CN"/>
+              </w:rPr>
+              <w:t>; ^Mentored students</w:t>
+            </w:r>
+            <w:r>
+              <w:rPr>
+                <w:color w:val="000000" w:themeColor="text1"/>
+              </w:rPr>
+              <w:t xml:space="preserve">) </w:t>
+            </w:r>
+          </w:p>
+          <w:p>
+            <w:pPr>
+              <w:ind w:left="-20"/>
+              <w:rPr>
+                <w:color w:val="000000" w:themeColor="text1"/>
+                <w:lang w:eastAsia="zh-CN"/>
+              </w:rPr>
+            </w:pPr>
+            <w:r>
+              <w:rPr>
+                <w:color w:val="000000" w:themeColor="text1"/>
+                <w:lang w:eastAsia="zh-CN"/>
+              </w:rPr>
+              <w:t xml:space="preserve">[44] Do Value Vectors in Deep Layers Need Context from the Residual </w:t>
+            </w:r>
+            <w:proofErr w:type="gramStart"/>
+            <w:r>
+              <w:rPr>
+                <w:color w:val="000000" w:themeColor="text1"/>
+                <w:lang w:eastAsia="zh-CN"/>
+              </w:rPr>
+              <w:t>Stream?;</w:t>
+            </w:r>
+            <w:proofErr w:type="gramEnd"/>
+            <w:r>
+              <w:rPr>
+                <w:color w:val="000000" w:themeColor="text1"/>
+                <w:lang w:eastAsia="zh-CN"/>
+              </w:rPr>
+              <w:t xml:space="preserve"> Muyu He, Yuchen Liu, Qingya Huang and </w:t>
+            </w:r>
+            <w:r>
+              <w:rPr>
                 <w:b/>
                 <w:bCs/>
                 <w:color w:val="000000" w:themeColor="text1"/>
-              </w:rPr>
-              <w:t>⊃</w:t>
-            </w:r>
-            <w:r>
-              <w:rPr>
-                <w:color w:val="000000" w:themeColor="text1"/>
-              </w:rPr>
-              <w:t xml:space="preserve"> 1</w:t>
-            </w:r>
-            <w:r>
-              <w:rPr>
-                <w:rFonts w:hint="eastAsia"/>
-                <w:color w:val="000000" w:themeColor="text1"/>
-                <w:lang w:eastAsia="zh-CN"/>
-              </w:rPr>
-              <w:t>3</w:t>
-            </w:r>
-            <w:r>
-              <w:rPr>
-                <w:color w:val="000000" w:themeColor="text1"/>
-              </w:rPr>
-              <w:t xml:space="preserve"> first-authored </w:t>
-            </w:r>
-            <w:r>
-              <w:rPr>
-                <w:color w:val="000000" w:themeColor="text1"/>
-              </w:rPr>
-              <w:t>∪</w:t>
-            </w:r>
-            <w:r>
-              <w:rPr>
-                <w:color w:val="000000" w:themeColor="text1"/>
-              </w:rPr>
-              <w:t xml:space="preserve"> </w:t>
-            </w:r>
-            <w:r>
-              <w:rPr>
-                <w:color w:val="000000" w:themeColor="text1"/>
+                <w:lang w:eastAsia="zh-CN"/>
+              </w:rPr>
+              <w:t>Li Zhang</w:t>
+            </w:r>
+            <w:r>
+              <w:rPr>
+                <w:color w:val="000000" w:themeColor="text1"/>
+                <w:lang w:eastAsia="zh-CN"/>
+              </w:rPr>
+              <w:t xml:space="preserve">; in submission to EMNLP 2026. </w:t>
+            </w:r>
+          </w:p>
+          <w:p>
+            <w:pPr>
+              <w:ind w:left="-20"/>
+              <w:rPr>
+                <w:color w:val="000000" w:themeColor="text1"/>
+                <w:lang w:eastAsia="zh-CN"/>
+              </w:rPr>
+            </w:pPr>
+            <w:r>
+              <w:rPr>
+                <w:color w:val="000000" w:themeColor="text1"/>
+                <w:lang w:eastAsia="zh-CN"/>
+              </w:rPr>
+              <w:t xml:space="preserve">[43] Robust Asynchronous Planning via Auto-Formalization; Jiayi Zhang*, </w:t>
+            </w:r>
+            <w:proofErr w:type="spellStart"/>
+            <w:r>
+              <w:rPr>
+                <w:color w:val="000000" w:themeColor="text1"/>
+                <w:lang w:eastAsia="zh-CN"/>
+              </w:rPr>
+              <w:t>Jianing</w:t>
+            </w:r>
+            <w:proofErr w:type="spellEnd"/>
+            <w:r>
+              <w:rPr>
+                <w:color w:val="000000" w:themeColor="text1"/>
+                <w:lang w:eastAsia="zh-CN"/>
+              </w:rPr>
+              <w:t xml:space="preserve"> Yin*, Ben Zhou and </w:t>
+            </w:r>
+            <w:r>
+              <w:rPr>
+                <w:b/>
+                <w:bCs/>
+                <w:color w:val="000000" w:themeColor="text1"/>
+                <w:lang w:eastAsia="zh-CN"/>
+              </w:rPr>
+              <w:t>Li Zhang</w:t>
+            </w:r>
+            <w:r>
+              <w:rPr>
+                <w:color w:val="000000" w:themeColor="text1"/>
+                <w:lang w:eastAsia="zh-CN"/>
+              </w:rPr>
+              <w:t>; in submission.</w:t>
+            </w:r>
+          </w:p>
+          <w:p>
+            <w:pPr>
+              <w:ind w:left="-20"/>
+              <w:rPr>
+                <w:color w:val="000000" w:themeColor="text1"/>
+                <w:lang w:eastAsia="zh-CN"/>
+              </w:rPr>
+            </w:pPr>
+            <w:r>
+              <w:rPr>
+                <w:color w:val="000000" w:themeColor="text1"/>
+                <w:lang w:eastAsia="zh-CN"/>
+              </w:rPr>
+              <w:t xml:space="preserve">[42] Language Model Planners do not Scale, but do Formalizers? Owen Jiang, Cassie Huang, Ashish Sabharwal and </w:t>
+            </w:r>
+            <w:r>
+              <w:rPr>
+                <w:b/>
+                <w:bCs/>
+                <w:color w:val="000000" w:themeColor="text1"/>
+                <w:lang w:eastAsia="zh-CN"/>
+              </w:rPr>
+              <w:t>Li Zhang</w:t>
+            </w:r>
+            <w:r>
+              <w:rPr>
+                <w:color w:val="000000" w:themeColor="text1"/>
+                <w:lang w:eastAsia="zh-CN"/>
+              </w:rPr>
+              <w:t>; in submission.</w:t>
+            </w:r>
+          </w:p>
+          <w:p>
+            <w:pPr>
+              <w:ind w:left="-20"/>
+              <w:rPr>
+                <w:color w:val="000000" w:themeColor="text1"/>
+                <w:lang w:eastAsia="zh-CN"/>
+              </w:rPr>
+            </w:pPr>
+            <w:r>
+              <w:rPr>
+                <w:color w:val="000000" w:themeColor="text1"/>
+                <w:lang w:eastAsia="zh-CN"/>
+              </w:rPr>
+              <w:t xml:space="preserve">[41] C. Huang, S. Mohan, Z. Yang, S. </w:t>
+            </w:r>
+            <w:proofErr w:type="spellStart"/>
+            <w:r>
+              <w:rPr>
+                <w:color w:val="000000" w:themeColor="text1"/>
+                <w:lang w:eastAsia="zh-CN"/>
+              </w:rPr>
+              <w:t>Tellex</w:t>
+            </w:r>
+            <w:proofErr w:type="spellEnd"/>
+            <w:r>
+              <w:rPr>
+                <w:color w:val="000000" w:themeColor="text1"/>
+                <w:lang w:eastAsia="zh-CN"/>
+              </w:rPr>
+              <w:t xml:space="preserve"> and </w:t>
+            </w:r>
+            <w:r>
+              <w:rPr>
+                <w:b/>
+                <w:bCs/>
+                <w:color w:val="000000" w:themeColor="text1"/>
+                <w:lang w:eastAsia="zh-CN"/>
+              </w:rPr>
+              <w:t>L. Zhang</w:t>
+            </w:r>
+            <w:r>
+              <w:rPr>
+                <w:color w:val="000000" w:themeColor="text1"/>
+                <w:lang w:eastAsia="zh-CN"/>
+              </w:rPr>
+              <w:t>. Language Model as Planner and Formalizer under Constraints. In ACL 2026.</w:t>
+            </w:r>
+          </w:p>
+          <w:p>
+            <w:pPr>
+              <w:ind w:left="-20"/>
+              <w:rPr>
+                <w:color w:val="000000" w:themeColor="text1"/>
+                <w:lang w:eastAsia="zh-CN"/>
+              </w:rPr>
+            </w:pPr>
+            <w:r>
+              <w:rPr>
+                <w:color w:val="000000" w:themeColor="text1"/>
+                <w:lang w:eastAsia="zh-CN"/>
+              </w:rPr>
+              <w:t xml:space="preserve">[40] V. Menon, A. Cherney, E. Cloude, </w:t>
+            </w:r>
+            <w:r>
+              <w:rPr>
+                <w:b/>
+                <w:bCs/>
+                <w:color w:val="000000" w:themeColor="text1"/>
+                <w:lang w:eastAsia="zh-CN"/>
+              </w:rPr>
+              <w:t>L. Zhang</w:t>
+            </w:r>
+            <w:r>
+              <w:rPr>
+                <w:color w:val="000000" w:themeColor="text1"/>
+                <w:lang w:eastAsia="zh-CN"/>
+              </w:rPr>
+              <w:t>, T. Do. Evaluating the Impact of LLM-guided Reflection on Learning Outcomes with Interactive AI-Generated Educational Podcasts. In AIME-Con 2025.</w:t>
+            </w:r>
+          </w:p>
+          <w:p>
+            <w:pPr>
+              <w:ind w:left="-20"/>
+              <w:rPr>
+                <w:color w:val="000000" w:themeColor="text1"/>
+                <w:lang w:eastAsia="zh-CN"/>
+              </w:rPr>
+            </w:pPr>
+            <w:r>
+              <w:rPr>
+                <w:color w:val="000000" w:themeColor="text1"/>
+                <w:lang w:eastAsia="zh-CN"/>
+              </w:rPr>
+              <w:t>[3</w:t>
+            </w:r>
+            <w:r>
+              <w:rPr>
+                <w:color w:val="000000" w:themeColor="text1"/>
+                <w:lang w:eastAsia="zh-CN"/>
+              </w:rPr>
+              <w:t>9</w:t>
+            </w:r>
+            <w:r>
+              <w:rPr>
+                <w:color w:val="000000" w:themeColor="text1"/>
+                <w:lang w:eastAsia="zh-CN"/>
+              </w:rPr>
+              <w:t xml:space="preserve">] C. E. Kayan and </w:t>
+            </w:r>
+            <w:r>
+              <w:rPr>
+                <w:b/>
+                <w:bCs/>
+                <w:color w:val="000000" w:themeColor="text1"/>
+                <w:lang w:eastAsia="zh-CN"/>
+              </w:rPr>
+              <w:t>L. Zhang</w:t>
+            </w:r>
+            <w:r>
+              <w:rPr>
+                <w:color w:val="000000" w:themeColor="text1"/>
+                <w:lang w:eastAsia="zh-CN"/>
+              </w:rPr>
+              <w:t>. Prototype-Based Dynamic Steering for Large Language Models</w:t>
+            </w:r>
+            <w:r>
+              <w:rPr>
+                <w:color w:val="000000" w:themeColor="text1"/>
+                <w:lang w:eastAsia="zh-CN"/>
+              </w:rPr>
+              <w:t>; in submission to EMNLP 2026</w:t>
+            </w:r>
+            <w:r>
+              <w:rPr>
+                <w:color w:val="000000" w:themeColor="text1"/>
+                <w:lang w:eastAsia="zh-CN"/>
+              </w:rPr>
+              <w:t>.</w:t>
+            </w:r>
+          </w:p>
+          <w:p>
+            <w:pPr>
+              <w:ind w:left="-20"/>
+              <w:rPr>
+                <w:color w:val="000000" w:themeColor="text1"/>
+                <w:lang w:eastAsia="zh-CN"/>
+              </w:rPr>
+            </w:pPr>
+            <w:r>
+              <w:rPr>
+                <w:color w:val="000000" w:themeColor="text1"/>
+                <w:lang w:eastAsia="zh-CN"/>
+              </w:rPr>
+              <w:t>[3</w:t>
+            </w:r>
+            <w:r>
+              <w:rPr>
+                <w:color w:val="000000" w:themeColor="text1"/>
+                <w:lang w:eastAsia="zh-CN"/>
+              </w:rPr>
+              <w:t>8</w:t>
+            </w:r>
+            <w:r>
+              <w:rPr>
+                <w:color w:val="000000" w:themeColor="text1"/>
+                <w:lang w:eastAsia="zh-CN"/>
+              </w:rPr>
+              <w:t xml:space="preserve">] M. He, Y. Zheng, Y. Liu, Z. An, B. Cai, J. Huang, L. Zhou, F. Liu, Z. Li and </w:t>
+            </w:r>
+            <w:r>
+              <w:rPr>
+                <w:b/>
+                <w:bCs/>
+                <w:color w:val="000000" w:themeColor="text1"/>
+                <w:lang w:eastAsia="zh-CN"/>
+              </w:rPr>
+              <w:t>L. Zhang</w:t>
+            </w:r>
+            <w:r>
+              <w:rPr>
+                <w:color w:val="000000" w:themeColor="text1"/>
+                <w:lang w:eastAsia="zh-CN"/>
+              </w:rPr>
+              <w:t xml:space="preserve">. Vision Language Models Cannot Plan, but Can They Formalize? </w:t>
+            </w:r>
+            <w:r>
+              <w:rPr>
+                <w:color w:val="000000" w:themeColor="text1"/>
+                <w:lang w:eastAsia="zh-CN"/>
+              </w:rPr>
+              <w:t>In ECCV 2026 Workshop</w:t>
+            </w:r>
+            <w:r>
+              <w:rPr>
+                <w:color w:val="000000" w:themeColor="text1"/>
+                <w:lang w:eastAsia="zh-CN"/>
+              </w:rPr>
+              <w:t xml:space="preserve"> WMEAI</w:t>
+            </w:r>
+            <w:r>
+              <w:rPr>
+                <w:color w:val="000000" w:themeColor="text1"/>
+                <w:lang w:eastAsia="zh-CN"/>
+              </w:rPr>
+              <w:t xml:space="preserve">. </w:t>
+            </w:r>
+          </w:p>
+          <w:p>
+            <w:pPr>
+              <w:ind w:left="-20"/>
+              <w:rPr>
+                <w:color w:val="000000" w:themeColor="text1"/>
+                <w:lang w:eastAsia="zh-CN"/>
+              </w:rPr>
+            </w:pPr>
+            <w:r>
+              <w:rPr>
+                <w:color w:val="000000" w:themeColor="text1"/>
+                <w:lang w:eastAsia="zh-CN"/>
+              </w:rPr>
+              <w:t>[3</w:t>
+            </w:r>
+            <w:r>
+              <w:rPr>
+                <w:color w:val="000000" w:themeColor="text1"/>
+                <w:lang w:eastAsia="zh-CN"/>
+              </w:rPr>
+              <w:t>7</w:t>
+            </w:r>
+            <w:r>
+              <w:rPr>
+                <w:color w:val="000000" w:themeColor="text1"/>
+                <w:lang w:eastAsia="zh-CN"/>
+              </w:rPr>
+              <w:t xml:space="preserve">] R. Wang and </w:t>
+            </w:r>
+            <w:r>
+              <w:rPr>
+                <w:b/>
+                <w:bCs/>
+                <w:color w:val="000000" w:themeColor="text1"/>
+                <w:lang w:eastAsia="zh-CN"/>
+              </w:rPr>
+              <w:t>L. Zhang</w:t>
+            </w:r>
+            <w:r>
+              <w:rPr>
+                <w:color w:val="000000" w:themeColor="text1"/>
+                <w:lang w:eastAsia="zh-CN"/>
+              </w:rPr>
+              <w:t>. Documentation Retrieval Improves Planning Language Generation. In AACL 2025</w:t>
+            </w:r>
+            <w:r>
+              <w:rPr>
+                <w:rFonts w:hint="eastAsia"/>
+                <w:color w:val="000000" w:themeColor="text1"/>
+                <w:lang w:eastAsia="zh-CN"/>
+              </w:rPr>
+              <w:t>.</w:t>
+            </w:r>
+          </w:p>
+          <w:p>
+            <w:pPr>
+              <w:ind w:left="-20"/>
+              <w:rPr>
+                <w:color w:val="000000" w:themeColor="text1"/>
+                <w:lang w:eastAsia="zh-CN"/>
+              </w:rPr>
+            </w:pPr>
+            <w:r>
+              <w:rPr>
+                <w:color w:val="000000" w:themeColor="text1"/>
+                <w:lang w:eastAsia="zh-CN"/>
+              </w:rPr>
+              <w:t>[3</w:t>
+            </w:r>
+            <w:r>
+              <w:rPr>
+                <w:color w:val="000000" w:themeColor="text1"/>
+                <w:lang w:eastAsia="zh-CN"/>
               </w:rPr>
               <w:t>6</w:t>
             </w:r>
             <w:r>
               <w:rPr>
                 <w:color w:val="000000" w:themeColor="text1"/>
-              </w:rPr>
-              <w:t xml:space="preserve"> last-authored</w:t>
+                <w:lang w:eastAsia="zh-CN"/>
+              </w:rPr>
+              <w:t xml:space="preserve">] L. Gong, W. Zhu, J. Thomason and </w:t>
+            </w:r>
+            <w:r>
+              <w:rPr>
+                <w:b/>
+                <w:bCs/>
+                <w:color w:val="000000" w:themeColor="text1"/>
+                <w:lang w:eastAsia="zh-CN"/>
+              </w:rPr>
+              <w:t>L. Zhang</w:t>
+            </w:r>
+            <w:r>
+              <w:rPr>
+                <w:color w:val="000000" w:themeColor="text1"/>
+                <w:lang w:eastAsia="zh-CN"/>
+              </w:rPr>
+              <w:t xml:space="preserve">. Zero-Shot Iterative Formalization and Planning in Partially Observable Environments. </w:t>
+            </w:r>
+            <w:r>
+              <w:rPr>
+                <w:color w:val="000000" w:themeColor="text1"/>
+                <w:lang w:eastAsia="zh-CN"/>
+              </w:rPr>
+              <w:t>In Findings of ACL 2026</w:t>
+            </w:r>
+            <w:r>
+              <w:rPr>
+                <w:rFonts w:hint="eastAsia"/>
+                <w:color w:val="000000" w:themeColor="text1"/>
+                <w:lang w:eastAsia="zh-CN"/>
+              </w:rPr>
+              <w:t>.</w:t>
             </w:r>
           </w:p>
           <w:p>
@@ -991,13 +1520,91 @@
               <w:ind w:left="-20"/>
               <w:rPr>
                 <w:color w:val="000000" w:themeColor="text1"/>
-              </w:rPr>
-            </w:pPr>
-            <w:r>
-              <w:rPr>
-                <w:color w:val="000000" w:themeColor="text1"/>
-              </w:rPr>
-              <w:t xml:space="preserve">Total citations: </w:t>
+                <w:lang w:eastAsia="zh-CN"/>
+              </w:rPr>
+            </w:pPr>
+            <w:r>
+              <w:rPr>
+                <w:color w:val="000000" w:themeColor="text1"/>
+                <w:lang w:eastAsia="zh-CN"/>
+              </w:rPr>
+              <w:t>[3</w:t>
+            </w:r>
+            <w:r>
+              <w:rPr>
+                <w:color w:val="000000" w:themeColor="text1"/>
+                <w:lang w:eastAsia="zh-CN"/>
+              </w:rPr>
+              <w:t>5</w:t>
+            </w:r>
+            <w:r>
+              <w:rPr>
+                <w:color w:val="000000" w:themeColor="text1"/>
+                <w:lang w:eastAsia="zh-CN"/>
+              </w:rPr>
+              <w:t xml:space="preserve">] P. </w:t>
+            </w:r>
+            <w:proofErr w:type="spellStart"/>
+            <w:r>
+              <w:rPr>
+                <w:color w:val="000000" w:themeColor="text1"/>
+                <w:lang w:eastAsia="zh-CN"/>
+              </w:rPr>
+              <w:t>Kagitha</w:t>
+            </w:r>
+            <w:proofErr w:type="spellEnd"/>
+            <w:r>
+              <w:rPr>
+                <w:color w:val="000000" w:themeColor="text1"/>
+                <w:lang w:eastAsia="zh-CN"/>
+              </w:rPr>
+              <w:t xml:space="preserve"> and </w:t>
+            </w:r>
+            <w:r>
+              <w:rPr>
+                <w:b/>
+                <w:bCs/>
+                <w:color w:val="000000" w:themeColor="text1"/>
+                <w:lang w:eastAsia="zh-CN"/>
+              </w:rPr>
+              <w:t>L. Zhang</w:t>
+            </w:r>
+            <w:r>
+              <w:rPr>
+                <w:color w:val="000000" w:themeColor="text1"/>
+                <w:lang w:eastAsia="zh-CN"/>
+              </w:rPr>
+              <w:t xml:space="preserve">. Addressing the Challenges of Planning Language Generation. </w:t>
+            </w:r>
+            <w:r>
+              <w:rPr>
+                <w:color w:val="000000" w:themeColor="text1"/>
+                <w:lang w:eastAsia="zh-CN"/>
+              </w:rPr>
+              <w:t>In Findings of ACL 2026</w:t>
+            </w:r>
+            <w:r>
+              <w:rPr>
+                <w:color w:val="000000" w:themeColor="text1"/>
+                <w:lang w:eastAsia="zh-CN"/>
+              </w:rPr>
+              <w:t>.</w:t>
+            </w:r>
+          </w:p>
+          <w:p>
+            <w:pPr>
+              <w:ind w:left="-20"/>
+              <w:rPr>
+                <w:color w:val="000000" w:themeColor="text1"/>
+                <w:lang w:eastAsia="zh-CN"/>
+              </w:rPr>
+            </w:pPr>
+            <w:r>
+              <w:rPr>
+                <w:color w:val="000000" w:themeColor="text1"/>
+                <w:lang w:eastAsia="zh-CN"/>
+              </w:rPr>
+              <w:t>[3</w:t>
             </w:r>
             <w:r>
               <w:rPr>
@@ -1008,252 +1615,50 @@
             </w:r>
             <w:r>
               <w:rPr>
-                <w:rFonts w:hint="eastAsia"/>
-                <w:color w:val="000000" w:themeColor="text1"/>
-                <w:lang w:eastAsia="zh-CN"/>
-              </w:rPr>
-              <w:t>000+</w:t>
-            </w:r>
-            <w:r>
-              <w:rPr>
-                <w:color w:val="000000" w:themeColor="text1"/>
-              </w:rPr>
-              <w:t>; h-index: 1</w:t>
-            </w:r>
-            <w:r>
-              <w:rPr>
-                <w:rFonts w:hint="eastAsia"/>
-                <w:color w:val="000000" w:themeColor="text1"/>
-                <w:lang w:eastAsia="zh-CN"/>
-              </w:rPr>
-              <w:t>5</w:t>
-            </w:r>
-            <w:r>
-              <w:rPr>
-                <w:rFonts w:hint="eastAsia"/>
-                <w:color w:val="000000" w:themeColor="text1"/>
-                <w:lang w:eastAsia="zh-CN"/>
-              </w:rPr>
-              <w:t>+</w:t>
-            </w:r>
-          </w:p>
-          <w:p>
-            <w:pPr>
-              <w:ind w:left="-20"/>
-              <w:rPr>
-                <w:color w:val="000000" w:themeColor="text1"/>
-                <w:lang w:eastAsia="zh-CN"/>
-              </w:rPr>
-            </w:pPr>
-            <w:r>
-              <w:rPr>
-                <w:color w:val="000000" w:themeColor="text1"/>
-              </w:rPr>
-              <w:t>(*Equal contribution</w:t>
-            </w:r>
-            <w:r>
-              <w:rPr>
-                <w:color w:val="000000" w:themeColor="text1"/>
-                <w:lang w:eastAsia="zh-CN"/>
-              </w:rPr>
-              <w:t>; ^Mentored students</w:t>
-            </w:r>
-            <w:r>
-              <w:rPr>
-                <w:color w:val="000000" w:themeColor="text1"/>
-              </w:rPr>
-              <w:t xml:space="preserve">) </w:t>
-            </w:r>
-          </w:p>
-          <w:p>
-            <w:pPr>
-              <w:ind w:left="-20"/>
-              <w:rPr>
-                <w:color w:val="000000" w:themeColor="text1"/>
-                <w:lang w:eastAsia="zh-CN"/>
-              </w:rPr>
-            </w:pPr>
-            <w:r>
-              <w:rPr>
-                <w:color w:val="000000" w:themeColor="text1"/>
-                <w:lang w:eastAsia="zh-CN"/>
-              </w:rPr>
-              <w:t>[4</w:t>
-            </w:r>
-            <w:r>
-              <w:rPr>
-                <w:color w:val="000000" w:themeColor="text1"/>
-                <w:lang w:eastAsia="zh-CN"/>
-              </w:rPr>
-              <w:t>4</w:t>
-            </w:r>
-            <w:r>
-              <w:rPr>
-                <w:color w:val="000000" w:themeColor="text1"/>
-                <w:lang w:eastAsia="zh-CN"/>
-              </w:rPr>
-              <w:t xml:space="preserve">] Do Value Vectors in Deep Layers Need Context from the Residual </w:t>
-            </w:r>
-            <w:proofErr w:type="gramStart"/>
-            <w:r>
-              <w:rPr>
-                <w:color w:val="000000" w:themeColor="text1"/>
-                <w:lang w:eastAsia="zh-CN"/>
-              </w:rPr>
-              <w:t>Stream?;</w:t>
-            </w:r>
-            <w:proofErr w:type="gramEnd"/>
-            <w:r>
-              <w:rPr>
-                <w:color w:val="000000" w:themeColor="text1"/>
-                <w:lang w:eastAsia="zh-CN"/>
-              </w:rPr>
-              <w:t xml:space="preserve"> Muyu He, Yuchen Liu, Qingya Huang and Li Zhang; </w:t>
-            </w:r>
-            <w:r>
-              <w:rPr>
-                <w:color w:val="000000" w:themeColor="text1"/>
-                <w:lang w:eastAsia="zh-CN"/>
-              </w:rPr>
-              <w:t>in submission to EMNLP 2026</w:t>
-            </w:r>
-            <w:r>
-              <w:rPr>
-                <w:color w:val="000000" w:themeColor="text1"/>
-                <w:lang w:eastAsia="zh-CN"/>
-              </w:rPr>
-              <w:t>.</w:t>
-            </w:r>
-            <w:r>
-              <w:rPr>
-                <w:color w:val="000000" w:themeColor="text1"/>
-                <w:lang w:eastAsia="zh-CN"/>
-              </w:rPr>
-              <w:t xml:space="preserve"> </w:t>
-            </w:r>
-          </w:p>
-          <w:p>
-            <w:pPr>
-              <w:ind w:left="-20"/>
-              <w:rPr>
-                <w:color w:val="000000" w:themeColor="text1"/>
-                <w:lang w:eastAsia="zh-CN"/>
-              </w:rPr>
-            </w:pPr>
-            <w:r>
-              <w:rPr>
-                <w:color w:val="000000" w:themeColor="text1"/>
-                <w:lang w:eastAsia="zh-CN"/>
-              </w:rPr>
-              <w:t>[4</w:t>
-            </w:r>
-            <w:r>
-              <w:rPr>
-                <w:color w:val="000000" w:themeColor="text1"/>
-                <w:lang w:eastAsia="zh-CN"/>
-              </w:rPr>
-              <w:t>3</w:t>
-            </w:r>
-            <w:r>
-              <w:rPr>
-                <w:color w:val="000000" w:themeColor="text1"/>
-                <w:lang w:eastAsia="zh-CN"/>
-              </w:rPr>
-              <w:t xml:space="preserve">] Robust Asynchronous Planning via Auto-Formalization; Jiayi Zhang*, </w:t>
+                <w:color w:val="000000" w:themeColor="text1"/>
+                <w:lang w:eastAsia="zh-CN"/>
+              </w:rPr>
+              <w:t xml:space="preserve">] </w:t>
+            </w:r>
+            <w:r>
+              <w:rPr>
+                <w:rFonts w:hint="eastAsia"/>
+                <w:color w:val="000000" w:themeColor="text1"/>
+                <w:lang w:eastAsia="zh-CN"/>
+              </w:rPr>
+              <w:t>R</w:t>
+            </w:r>
+            <w:r>
+              <w:rPr>
+                <w:color w:val="000000" w:themeColor="text1"/>
+                <w:lang w:eastAsia="zh-CN"/>
+              </w:rPr>
+              <w:t xml:space="preserve">. </w:t>
             </w:r>
             <w:proofErr w:type="spellStart"/>
             <w:r>
               <w:rPr>
-                <w:color w:val="000000" w:themeColor="text1"/>
-                <w:lang w:eastAsia="zh-CN"/>
-              </w:rPr>
-              <w:t>Jianing</w:t>
+                <w:rFonts w:hint="eastAsia"/>
+                <w:color w:val="000000" w:themeColor="text1"/>
+                <w:lang w:eastAsia="zh-CN"/>
+              </w:rPr>
+              <w:t>Amonkar</w:t>
             </w:r>
             <w:proofErr w:type="spellEnd"/>
             <w:r>
               <w:rPr>
-                <w:color w:val="000000" w:themeColor="text1"/>
-                <w:lang w:eastAsia="zh-CN"/>
-              </w:rPr>
-              <w:t xml:space="preserve"> Yin*, Ben Zhou and Li Zhang; in submission to EMNLP 2026.</w:t>
-            </w:r>
-          </w:p>
-          <w:p>
-            <w:pPr>
-              <w:ind w:left="-20"/>
-              <w:rPr>
-                <w:color w:val="000000" w:themeColor="text1"/>
-                <w:lang w:eastAsia="zh-CN"/>
-              </w:rPr>
-            </w:pPr>
-            <w:r>
-              <w:rPr>
-                <w:color w:val="000000" w:themeColor="text1"/>
-                <w:lang w:eastAsia="zh-CN"/>
-              </w:rPr>
-              <w:t>[4</w:t>
-            </w:r>
-            <w:r>
-              <w:rPr>
-                <w:color w:val="000000" w:themeColor="text1"/>
-                <w:lang w:eastAsia="zh-CN"/>
-              </w:rPr>
-              <w:t>2</w:t>
-            </w:r>
-            <w:r>
-              <w:rPr>
-                <w:color w:val="000000" w:themeColor="text1"/>
-                <w:lang w:eastAsia="zh-CN"/>
-              </w:rPr>
-              <w:t>] Language Model Planners do not Scale, but do Formalizers? Owen Jiang, Cassie Huang, Ashish Sabharwal and Li Zhang; in submission to EMNLP 2026.</w:t>
-            </w:r>
-          </w:p>
-          <w:p>
-            <w:pPr>
-              <w:ind w:left="-20"/>
-              <w:rPr>
-                <w:color w:val="000000" w:themeColor="text1"/>
-                <w:lang w:eastAsia="zh-CN"/>
-              </w:rPr>
-            </w:pPr>
-            <w:r>
-              <w:rPr>
-                <w:color w:val="000000" w:themeColor="text1"/>
-                <w:lang w:eastAsia="zh-CN"/>
-              </w:rPr>
-              <w:t xml:space="preserve">[41] C. Huang, S. Mohan, Z. Yang, S. </w:t>
-            </w:r>
-            <w:proofErr w:type="spellStart"/>
-            <w:r>
-              <w:rPr>
-                <w:color w:val="000000" w:themeColor="text1"/>
-                <w:lang w:eastAsia="zh-CN"/>
-              </w:rPr>
-              <w:t>Tellex</w:t>
-            </w:r>
-            <w:proofErr w:type="spellEnd"/>
-            <w:r>
-              <w:rPr>
-                <w:color w:val="000000" w:themeColor="text1"/>
-                <w:lang w:eastAsia="zh-CN"/>
-              </w:rPr>
-              <w:t xml:space="preserve"> and L. Zhang. Language Model as Planner and Formalizer under Constraints. In ACL 2026.</w:t>
-            </w:r>
-          </w:p>
-          <w:p>
-            <w:pPr>
-              <w:ind w:left="-20"/>
-              <w:rPr>
-                <w:color w:val="000000" w:themeColor="text1"/>
-                <w:lang w:eastAsia="zh-CN"/>
-              </w:rPr>
-            </w:pPr>
-            <w:r>
-              <w:rPr>
-                <w:color w:val="000000" w:themeColor="text1"/>
-                <w:lang w:eastAsia="zh-CN"/>
-              </w:rPr>
-              <w:t xml:space="preserve">[40] V. Menon, A. Cherney, E. Cloude, </w:t>
+                <w:rFonts w:hint="eastAsia"/>
+                <w:color w:val="000000" w:themeColor="text1"/>
+                <w:lang w:eastAsia="zh-CN"/>
+              </w:rPr>
+              <w:t>, M. Lai, R. Le Bras</w:t>
+            </w:r>
+            <w:r>
+              <w:rPr>
+                <w:color w:val="000000" w:themeColor="text1"/>
+                <w:lang w:eastAsia="zh-CN"/>
+              </w:rPr>
+              <w:t xml:space="preserve"> and </w:t>
             </w:r>
             <w:r>
               <w:rPr>
@@ -1269,385 +1674,6 @@
                 <w:color w:val="000000" w:themeColor="text1"/>
                 <w:lang w:eastAsia="zh-CN"/>
               </w:rPr>
-              <w:t>, T. Do. Evaluating the Impact of LLM-guided Reflection on Learning Outcomes with Interactive AI-Generated Educational Podcasts. In AIME-Con 2025.</w:t>
-            </w:r>
-          </w:p>
-          <w:p>
-            <w:pPr>
-              <w:ind w:left="-20"/>
-              <w:rPr>
-                <w:color w:val="000000" w:themeColor="text1"/>
-                <w:lang w:eastAsia="zh-CN"/>
-              </w:rPr>
-            </w:pPr>
-            <w:r>
-              <w:rPr>
-                <w:color w:val="000000" w:themeColor="text1"/>
-                <w:lang w:eastAsia="zh-CN"/>
-              </w:rPr>
-              <w:t>[3</w:t>
-            </w:r>
-            <w:r>
-              <w:rPr>
-                <w:color w:val="000000" w:themeColor="text1"/>
-                <w:lang w:eastAsia="zh-CN"/>
-              </w:rPr>
-              <w:t>9</w:t>
-            </w:r>
-            <w:r>
-              <w:rPr>
-                <w:color w:val="000000" w:themeColor="text1"/>
-                <w:lang w:eastAsia="zh-CN"/>
-              </w:rPr>
-              <w:t>] C. E. Kayan and L. Zhang. Prototype-Based Dynamic Steering for Large Language Models</w:t>
-            </w:r>
-            <w:r>
-              <w:rPr>
-                <w:color w:val="000000" w:themeColor="text1"/>
-                <w:lang w:eastAsia="zh-CN"/>
-              </w:rPr>
-              <w:t xml:space="preserve">; </w:t>
-            </w:r>
-            <w:r>
-              <w:rPr>
-                <w:color w:val="000000" w:themeColor="text1"/>
-                <w:lang w:eastAsia="zh-CN"/>
-              </w:rPr>
-              <w:t>in submission to EMNLP 2026</w:t>
-            </w:r>
-            <w:r>
-              <w:rPr>
-                <w:color w:val="000000" w:themeColor="text1"/>
-                <w:lang w:eastAsia="zh-CN"/>
-              </w:rPr>
-              <w:t>.</w:t>
-            </w:r>
-          </w:p>
-          <w:p>
-            <w:pPr>
-              <w:ind w:left="-20"/>
-              <w:rPr>
-                <w:color w:val="000000" w:themeColor="text1"/>
-                <w:lang w:eastAsia="zh-CN"/>
-              </w:rPr>
-            </w:pPr>
-            <w:r>
-              <w:rPr>
-                <w:color w:val="000000" w:themeColor="text1"/>
-                <w:lang w:eastAsia="zh-CN"/>
-              </w:rPr>
-              <w:t>[3</w:t>
-            </w:r>
-            <w:r>
-              <w:rPr>
-                <w:color w:val="000000" w:themeColor="text1"/>
-                <w:lang w:eastAsia="zh-CN"/>
-              </w:rPr>
-              <w:t>8</w:t>
-            </w:r>
-            <w:r>
-              <w:rPr>
-                <w:color w:val="000000" w:themeColor="text1"/>
-                <w:lang w:eastAsia="zh-CN"/>
-              </w:rPr>
-              <w:t xml:space="preserve">] M. He, Y. Zheng, Y. Liu, Z. An, B. Cai, J. Huang, L. Zhou, F. Liu, Z. Li and L. Zhang. Vision Language Models Cannot Plan, but Can They Formalize? </w:t>
-            </w:r>
-            <w:r>
-              <w:rPr>
-                <w:color w:val="000000" w:themeColor="text1"/>
-                <w:lang w:eastAsia="zh-CN"/>
-              </w:rPr>
-              <w:t xml:space="preserve">In submission to </w:t>
-            </w:r>
-            <w:r>
-              <w:rPr>
-                <w:color w:val="000000" w:themeColor="text1"/>
-                <w:lang w:eastAsia="zh-CN"/>
-              </w:rPr>
-              <w:t>ECCV 2026 Workshop</w:t>
-            </w:r>
-            <w:r>
-              <w:rPr>
-                <w:color w:val="000000" w:themeColor="text1"/>
-                <w:lang w:eastAsia="zh-CN"/>
-              </w:rPr>
-              <w:t xml:space="preserve">. </w:t>
-            </w:r>
-          </w:p>
-          <w:p>
-            <w:pPr>
-              <w:ind w:left="-20"/>
-              <w:rPr>
-                <w:color w:val="000000" w:themeColor="text1"/>
-                <w:lang w:eastAsia="zh-CN"/>
-              </w:rPr>
-            </w:pPr>
-            <w:r>
-              <w:rPr>
-                <w:color w:val="000000" w:themeColor="text1"/>
-                <w:lang w:eastAsia="zh-CN"/>
-              </w:rPr>
-              <w:t>[3</w:t>
-            </w:r>
-            <w:r>
-              <w:rPr>
-                <w:color w:val="000000" w:themeColor="text1"/>
-                <w:lang w:eastAsia="zh-CN"/>
-              </w:rPr>
-              <w:t>7</w:t>
-            </w:r>
-            <w:r>
-              <w:rPr>
-                <w:color w:val="000000" w:themeColor="text1"/>
-                <w:lang w:eastAsia="zh-CN"/>
-              </w:rPr>
-              <w:t xml:space="preserve">] R. Wang and </w:t>
-            </w:r>
-            <w:r>
-              <w:rPr>
-                <w:b/>
-                <w:bCs/>
-                <w:color w:val="000000" w:themeColor="text1"/>
-                <w:lang w:eastAsia="zh-CN"/>
-              </w:rPr>
-              <w:t>L. Zhang</w:t>
-            </w:r>
-            <w:r>
-              <w:rPr>
-                <w:color w:val="000000" w:themeColor="text1"/>
-                <w:lang w:eastAsia="zh-CN"/>
-              </w:rPr>
-              <w:t>. Documentation Retrieval Improves Planning Language Generation. In AACL 2025</w:t>
-            </w:r>
-            <w:r>
-              <w:rPr>
-                <w:rFonts w:hint="eastAsia"/>
-                <w:color w:val="000000" w:themeColor="text1"/>
-                <w:lang w:eastAsia="zh-CN"/>
-              </w:rPr>
-              <w:t>.</w:t>
-            </w:r>
-          </w:p>
-          <w:p>
-            <w:pPr>
-              <w:ind w:left="-20"/>
-              <w:rPr>
-                <w:color w:val="000000" w:themeColor="text1"/>
-                <w:lang w:eastAsia="zh-CN"/>
-              </w:rPr>
-            </w:pPr>
-            <w:r>
-              <w:rPr>
-                <w:color w:val="000000" w:themeColor="text1"/>
-                <w:lang w:eastAsia="zh-CN"/>
-              </w:rPr>
-              <w:t>[3</w:t>
-            </w:r>
-            <w:r>
-              <w:rPr>
-                <w:color w:val="000000" w:themeColor="text1"/>
-                <w:lang w:eastAsia="zh-CN"/>
-              </w:rPr>
-              <w:t>6</w:t>
-            </w:r>
-            <w:r>
-              <w:rPr>
-                <w:color w:val="000000" w:themeColor="text1"/>
-                <w:lang w:eastAsia="zh-CN"/>
-              </w:rPr>
-              <w:t xml:space="preserve">] L. Gong, W. Zhu, J. Thomason and </w:t>
-            </w:r>
-            <w:r>
-              <w:rPr>
-                <w:b/>
-                <w:bCs/>
-                <w:color w:val="000000" w:themeColor="text1"/>
-                <w:lang w:eastAsia="zh-CN"/>
-              </w:rPr>
-              <w:t>L. Zhang</w:t>
-            </w:r>
-            <w:r>
-              <w:rPr>
-                <w:color w:val="000000" w:themeColor="text1"/>
-                <w:lang w:eastAsia="zh-CN"/>
-              </w:rPr>
-              <w:t xml:space="preserve">. Zero-Shot Iterative Formalization and Planning in Partially Observable Environments. </w:t>
-            </w:r>
-            <w:r>
-              <w:rPr>
-                <w:color w:val="000000" w:themeColor="text1"/>
-                <w:lang w:eastAsia="zh-CN"/>
-              </w:rPr>
-              <w:t>In Findings of ACL 2026</w:t>
-            </w:r>
-            <w:r>
-              <w:rPr>
-                <w:rFonts w:hint="eastAsia"/>
-                <w:color w:val="000000" w:themeColor="text1"/>
-                <w:lang w:eastAsia="zh-CN"/>
-              </w:rPr>
-              <w:t>.</w:t>
-            </w:r>
-          </w:p>
-          <w:p>
-            <w:pPr>
-              <w:ind w:left="-20"/>
-              <w:rPr>
-                <w:color w:val="000000" w:themeColor="text1"/>
-                <w:lang w:eastAsia="zh-CN"/>
-              </w:rPr>
-            </w:pPr>
-            <w:r>
-              <w:rPr>
-                <w:color w:val="000000" w:themeColor="text1"/>
-                <w:lang w:eastAsia="zh-CN"/>
-              </w:rPr>
-              <w:t>[3</w:t>
-            </w:r>
-            <w:r>
-              <w:rPr>
-                <w:color w:val="000000" w:themeColor="text1"/>
-                <w:lang w:eastAsia="zh-CN"/>
-              </w:rPr>
-              <w:t>5</w:t>
-            </w:r>
-            <w:r>
-              <w:rPr>
-                <w:color w:val="000000" w:themeColor="text1"/>
-                <w:lang w:eastAsia="zh-CN"/>
-              </w:rPr>
-              <w:t xml:space="preserve">] P. </w:t>
-            </w:r>
-            <w:proofErr w:type="spellStart"/>
-            <w:r>
-              <w:rPr>
-                <w:color w:val="000000" w:themeColor="text1"/>
-                <w:lang w:eastAsia="zh-CN"/>
-              </w:rPr>
-              <w:t>Kagitha</w:t>
-            </w:r>
-            <w:proofErr w:type="spellEnd"/>
-            <w:r>
-              <w:rPr>
-                <w:color w:val="000000" w:themeColor="text1"/>
-                <w:lang w:eastAsia="zh-CN"/>
-              </w:rPr>
-              <w:t xml:space="preserve"> and </w:t>
-            </w:r>
-            <w:r>
-              <w:rPr>
-                <w:b/>
-                <w:bCs/>
-                <w:color w:val="000000" w:themeColor="text1"/>
-                <w:lang w:eastAsia="zh-CN"/>
-              </w:rPr>
-              <w:t>L. Zhang</w:t>
-            </w:r>
-            <w:r>
-              <w:rPr>
-                <w:color w:val="000000" w:themeColor="text1"/>
-                <w:lang w:eastAsia="zh-CN"/>
-              </w:rPr>
-              <w:t xml:space="preserve">. Addressing the Challenges of Planning Language Generation. </w:t>
-            </w:r>
-            <w:r>
-              <w:rPr>
-                <w:color w:val="000000" w:themeColor="text1"/>
-                <w:lang w:eastAsia="zh-CN"/>
-              </w:rPr>
-              <w:t>In Findings of ACL 2026</w:t>
-            </w:r>
-            <w:r>
-              <w:rPr>
-                <w:color w:val="000000" w:themeColor="text1"/>
-                <w:lang w:eastAsia="zh-CN"/>
-              </w:rPr>
-              <w:t>.</w:t>
-            </w:r>
-          </w:p>
-          <w:p>
-            <w:pPr>
-              <w:ind w:left="-20"/>
-              <w:rPr>
-                <w:color w:val="000000" w:themeColor="text1"/>
-                <w:lang w:eastAsia="zh-CN"/>
-              </w:rPr>
-            </w:pPr>
-            <w:r>
-              <w:rPr>
-                <w:color w:val="000000" w:themeColor="text1"/>
-                <w:lang w:eastAsia="zh-CN"/>
-              </w:rPr>
-              <w:t>[3</w:t>
-            </w:r>
-            <w:r>
-              <w:rPr>
-                <w:color w:val="000000" w:themeColor="text1"/>
-                <w:lang w:eastAsia="zh-CN"/>
-              </w:rPr>
-              <w:t>4</w:t>
-            </w:r>
-            <w:r>
-              <w:rPr>
-                <w:color w:val="000000" w:themeColor="text1"/>
-                <w:lang w:eastAsia="zh-CN"/>
-              </w:rPr>
-              <w:t xml:space="preserve">] </w:t>
-            </w:r>
-            <w:r>
-              <w:rPr>
-                <w:rFonts w:hint="eastAsia"/>
-                <w:color w:val="000000" w:themeColor="text1"/>
-                <w:lang w:eastAsia="zh-CN"/>
-              </w:rPr>
-              <w:t>R</w:t>
-            </w:r>
-            <w:r>
-              <w:rPr>
-                <w:color w:val="000000" w:themeColor="text1"/>
-                <w:lang w:eastAsia="zh-CN"/>
-              </w:rPr>
-              <w:t xml:space="preserve">. </w:t>
-            </w:r>
-            <w:proofErr w:type="spellStart"/>
-            <w:r>
-              <w:rPr>
-                <w:rFonts w:hint="eastAsia"/>
-                <w:color w:val="000000" w:themeColor="text1"/>
-                <w:lang w:eastAsia="zh-CN"/>
-              </w:rPr>
-              <w:t>Amonkar</w:t>
-            </w:r>
-            <w:proofErr w:type="spellEnd"/>
-            <w:r>
-              <w:rPr>
-                <w:rFonts w:hint="eastAsia"/>
-                <w:color w:val="000000" w:themeColor="text1"/>
-                <w:lang w:eastAsia="zh-CN"/>
-              </w:rPr>
-              <w:t>, M. Lai, R. Le Bras</w:t>
-            </w:r>
-            <w:r>
-              <w:rPr>
-                <w:color w:val="000000" w:themeColor="text1"/>
-                <w:lang w:eastAsia="zh-CN"/>
-              </w:rPr>
-              <w:t xml:space="preserve"> and </w:t>
-            </w:r>
-            <w:r>
-              <w:rPr>
-                <w:b/>
-                <w:bCs/>
-                <w:color w:val="000000" w:themeColor="text1"/>
-                <w:lang w:eastAsia="zh-CN"/>
-              </w:rPr>
-              <w:t>L. Zhang</w:t>
-            </w:r>
-            <w:r>
-              <w:rPr>
-                <w:color w:val="000000" w:themeColor="text1"/>
-                <w:lang w:eastAsia="zh-CN"/>
-              </w:rPr>
               <w:t xml:space="preserve">. Are LLMs Better Formalizers than Solvers on Complex Problems? </w:t>
             </w:r>
             <w:r>
@@ -1655,28 +1681,7 @@
                 <w:color w:val="000000" w:themeColor="text1"/>
                 <w:lang w:eastAsia="zh-CN"/>
               </w:rPr>
-              <w:t>I</w:t>
-            </w:r>
-            <w:r>
-              <w:rPr>
-                <w:color w:val="000000" w:themeColor="text1"/>
-                <w:lang w:eastAsia="zh-CN"/>
-              </w:rPr>
-              <w:t xml:space="preserve">n submission to </w:t>
-            </w:r>
-            <w:r>
-              <w:rPr>
-                <w:color w:val="000000" w:themeColor="text1"/>
-                <w:lang w:eastAsia="zh-CN"/>
-              </w:rPr>
-              <w:t>COLM</w:t>
-            </w:r>
-            <w:r>
-              <w:rPr>
-                <w:color w:val="000000" w:themeColor="text1"/>
-                <w:lang w:eastAsia="zh-CN"/>
-              </w:rPr>
-              <w:t xml:space="preserve"> 2026</w:t>
+              <w:t>In submission to COLM 2026</w:t>
             </w:r>
             <w:r>
               <w:rPr>
@@ -1785,21 +1790,7 @@
                 <w:color w:val="000000" w:themeColor="text1"/>
                 <w:lang w:eastAsia="zh-CN"/>
               </w:rPr>
-              <w:t xml:space="preserve"> that Groove: Zero-Shot Symbolic Music Editing; Li Zhang; </w:t>
-            </w:r>
-            <w:r>
-              <w:rPr>
-                <w:color w:val="000000" w:themeColor="text1"/>
-                <w:lang w:eastAsia="zh-CN"/>
-              </w:rPr>
-              <w:t>in submission to ISMIR</w:t>
-            </w:r>
-            <w:r>
-              <w:rPr>
-                <w:color w:val="000000" w:themeColor="text1"/>
-                <w:lang w:eastAsia="zh-CN"/>
-              </w:rPr>
-              <w:t>.</w:t>
+              <w:t xml:space="preserve"> that Groove: Zero-Shot Symbolic Music Editing; Li Zhang; in submission to ISMIR.</w:t>
             </w:r>
           </w:p>
           <w:p>
@@ -5044,21 +5035,7 @@
                 <w:color w:val="000000" w:themeColor="text1"/>
                 <w:u w:val="single"/>
               </w:rPr>
-              <w:t xml:space="preserve">The graduate level </w:t>
-            </w:r>
-            <w:r>
-              <w:rPr>
-                <w:color w:val="000000" w:themeColor="text1"/>
-                <w:u w:val="single"/>
-              </w:rPr>
-              <w:t>ML</w:t>
-            </w:r>
-            <w:r>
-              <w:rPr>
-                <w:color w:val="000000" w:themeColor="text1"/>
-                <w:u w:val="single"/>
-              </w:rPr>
-              <w:t xml:space="preserve"> course</w:t>
+              <w:t>The graduate level ML course</w:t>
             </w:r>
             <w:r>
               <w:rPr>
@@ -5536,23 +5513,7 @@
                 <w:color w:val="000000" w:themeColor="text1"/>
                 <w:lang w:eastAsia="zh-CN"/>
               </w:rPr>
-              <w:t xml:space="preserve"> 202</w:t>
-            </w:r>
-            <w:r>
-              <w:rPr>
-                <w:bCs/>
-                <w:color w:val="000000" w:themeColor="text1"/>
-                <w:lang w:eastAsia="zh-CN"/>
-              </w:rPr>
-              <w:t>6</w:t>
-            </w:r>
-            <w:r>
-              <w:rPr>
-                <w:bCs/>
-                <w:color w:val="000000" w:themeColor="text1"/>
-                <w:lang w:eastAsia="zh-CN"/>
-              </w:rPr>
-              <w:t xml:space="preserve"> – present</w:t>
+              <w:t xml:space="preserve"> 2026 – present</w:t>
             </w:r>
           </w:p>
           <w:p>
@@ -5807,65 +5768,23 @@
                 <w:bCs/>
                 <w:color w:val="000000" w:themeColor="text1"/>
               </w:rPr>
-              <w:t xml:space="preserve">Bo Sun, </w:t>
-            </w:r>
+              <w:t xml:space="preserve">Bo Sun, Muyu He, Yuan </w:t>
+            </w:r>
+            <w:proofErr w:type="spellStart"/>
             <w:r>
               <w:rPr>
                 <w:bCs/>
                 <w:color w:val="000000" w:themeColor="text1"/>
               </w:rPr>
-              <w:t>Muyu He</w:t>
-            </w:r>
+              <w:t>Yuan</w:t>
+            </w:r>
+            <w:proofErr w:type="spellEnd"/>
             <w:r>
               <w:rPr>
                 <w:bCs/>
                 <w:color w:val="000000" w:themeColor="text1"/>
               </w:rPr>
-              <w:t xml:space="preserve">, </w:t>
-            </w:r>
-            <w:r>
-              <w:rPr>
-                <w:bCs/>
-                <w:color w:val="000000" w:themeColor="text1"/>
-              </w:rPr>
-              <w:t xml:space="preserve">Yuan </w:t>
-            </w:r>
-            <w:proofErr w:type="spellStart"/>
-            <w:r>
-              <w:rPr>
-                <w:bCs/>
-                <w:color w:val="000000" w:themeColor="text1"/>
-              </w:rPr>
-              <w:t>Yuan</w:t>
-            </w:r>
-            <w:proofErr w:type="spellEnd"/>
-            <w:r>
-              <w:rPr>
-                <w:bCs/>
-                <w:color w:val="000000" w:themeColor="text1"/>
-              </w:rPr>
-              <w:t xml:space="preserve">, </w:t>
-            </w:r>
-            <w:r>
-              <w:rPr>
-                <w:bCs/>
-                <w:color w:val="000000" w:themeColor="text1"/>
-              </w:rPr>
-              <w:t>Renxiang Wang</w:t>
-            </w:r>
-            <w:r>
-              <w:rPr>
-                <w:bCs/>
-                <w:color w:val="000000" w:themeColor="text1"/>
-              </w:rPr>
-              <w:t xml:space="preserve">, </w:t>
-            </w:r>
-            <w:r>
-              <w:rPr>
-                <w:bCs/>
-                <w:color w:val="000000" w:themeColor="text1"/>
-              </w:rPr>
-              <w:t>Chimezie Maduno</w:t>
+              <w:t>, Renxiang Wang, Chimezie Maduno</w:t>
             </w:r>
             <w:r>
               <w:rPr>
@@ -5941,7 +5860,7 @@
 </file>
 
 <file path=word/endnotes.xml><?xml version="1.0" encoding="utf-8"?>
-<w:endnotes xmlns:wpc="http://schemas.microsoft.com/office/word/2010/wordprocessingCanvas" xmlns:cx="http://schemas.microsoft.com/office/drawing/2014/chartex" xmlns:cx1="http://schemas.microsoft.com/office/drawing/2015/9/8/chartex" xmlns:cx2="http://schemas.microsoft.com/office/drawing/2015/10/21/chartex" xmlns:cx3="http://schemas.microsoft.com/office/drawing/2016/5/9/chartex" xmlns:cx4="http://schemas.microsoft.com/office/drawing/2016/5/10/chartex" xmlns:cx5="http://schemas.microsoft.com/office/drawing/2016/5/11/chartex" xmlns:cx6="http://schemas.microsoft.com/office/drawing/2016/5/12/chartex" xmlns:cx7="http://schemas.microsoft.com/office/drawing/2016/5/13/chartex" xmlns:cx8="http://schemas.microsoft.com/office/drawing/2016/5/14/chartex" xmlns:mc="http://schemas.openxmlformats.org/markup-compatibility/2006" xmlns:aink="http://schemas.microsoft.com/office/drawing/2016/ink" xmlns:am3d="http://schemas.microsoft.com/office/drawing/2017/model3d" xmlns:o="urn:schemas-microsoft-com:office:office" xmlns:oel="http://schemas.microsoft.com/office/2019/extlst" xmlns:r="http://schemas.openxmlformats.org/officeDocument/2006/relationships" xmlns:m="http://schemas.openxmlformats.org/officeDocument/2006/math" xmlns:v="urn:schemas-microsoft-com:vml" xmlns:wp14="http://schemas.microsoft.com/office/word/2010/wordprocessingDrawing" xmlns:wp="http://schemas.openxmlformats.org/drawingml/2006/wordprocessingDrawing" xmlns:w10="urn:schemas-microsoft-com:office:word" xmlns:w="http://schemas.openxmlformats.org/wordprocessingml/2006/main" xmlns:w14="http://schemas.microsoft.com/office/word/2010/wordml" xmlns:w15="http://schemas.microsoft.com/office/word/2012/wordml" xmlns:w16cex="http://schemas.microsoft.com/office/word/2018/wordml/cex" xmlns:w16cid="http://schemas.microsoft.com/office/word/2016/wordml/cid" xmlns:w16="http://schemas.microsoft.com/office/word/2018/wordml" xmlns:w16du="http://schemas.microsoft.com/office/word/2023/wordml/word16du" xmlns:w16sdtdh="http://schemas.microsoft.com/office/word/2020/wordml/sdtdatahash" xmlns:w16sdtfl="http://schemas.microsoft.com/office/word/2024/wordml/sdtformatlock" xmlns:w16se="http://schemas.microsoft.com/office/word/2015/wordml/symex" xmlns:wpg="http://schemas.microsoft.com/office/word/2010/wordprocessingGroup" xmlns:wpi="http://schemas.microsoft.com/office/word/2010/wordprocessingInk" xmlns:wne="http://schemas.microsoft.com/office/word/2006/wordml" xmlns:wps="http://schemas.microsoft.com/office/word/2010/wordprocessingShape" mc:Ignorable="w14 w15 w16se w16cid w16 w16cex w16sdtdh w16sdtfl w16du wp14">
+<w:endnotes xmlns:wpc="http://schemas.microsoft.com/office/word/2010/wordprocessingCanvas" xmlns:cx="http://schemas.microsoft.com/office/drawing/2014/chartex" xmlns:cx1="http://schemas.microsoft.com/office/drawing/2015/9/8/chartex" xmlns:cx2="http://schemas.microsoft.com/office/drawing/2015/10/21/chartex" xmlns:cx3="http://schemas.microsoft.com/office/drawing/2016/5/9/chartex" xmlns:cx4="http://schemas.microsoft.com/office/drawing/2016/5/10/chartex" xmlns:cx5="http://schemas.microsoft.com/office/drawing/2016/5/11/chartex" xmlns:cx6="http://schemas.microsoft.com/office/drawing/2016/5/12/chartex" xmlns:cx7="http://schemas.microsoft.com/office/drawing/2016/5/13/chartex" xmlns:cx8="http://schemas.microsoft.com/office/drawing/2016/5/14/chartex" xmlns:mc="http://schemas.openxmlformats.org/markup-compatibility/2006" xmlns:aink="http://schemas.microsoft.com/office/drawing/2016/ink" xmlns:am3d="http://schemas.microsoft.com/office/drawing/2017/model3d" xmlns:o="urn:schemas-microsoft-com:office:office" xmlns:oel="http://schemas.microsoft.com/office/2019/extlst" xmlns:r="http://schemas.openxmlformats.org/officeDocument/2006/relationships" xmlns:m="http://schemas.openxmlformats.org/officeDocument/2006/math" xmlns:v="urn:schemas-microsoft-com:vml" xmlns:wp14="http://schemas.microsoft.com/office/word/2010/wordprocessingDrawing" xmlns:wp="http://schemas.openxmlformats.org/drawingml/2006/wordprocessingDrawing" xmlns:w10="urn:schemas-microsoft-com:office:word" xmlns:w="http://schemas.openxmlformats.org/wordprocessingml/2006/main" xmlns:w14="http://schemas.microsoft.com/office/word/2010/wordml" xmlns:w15="http://schemas.microsoft.com/office/word/2012/wordml" xmlns:w16cei="http://schemas.microsoft.com/office/word/2026/wordml/cei" xmlns:w16cex="http://schemas.microsoft.com/office/word/2018/wordml/cex" xmlns:w16cid="http://schemas.microsoft.com/office/word/2016/wordml/cid" xmlns:w16="http://schemas.microsoft.com/office/word/2018/wordml" xmlns:w16du="http://schemas.microsoft.com/office/word/2023/wordml/word16du" xmlns:w16sdtdh="http://schemas.microsoft.com/office/word/2020/wordml/sdtdatahash" xmlns:w16sdtfl="http://schemas.microsoft.com/office/word/2024/wordml/sdtformatlock" xmlns:w16se="http://schemas.microsoft.com/office/word/2015/wordml/symex" xmlns:wpg="http://schemas.microsoft.com/office/word/2010/wordprocessingGroup" xmlns:wpi="http://schemas.microsoft.com/office/word/2010/wordprocessingInk" xmlns:wne="http://schemas.microsoft.com/office/word/2006/wordml" xmlns:wps="http://schemas.microsoft.com/office/word/2010/wordprocessingShape" mc:Ignorable="w14 w15 w16se w16cid w16 w16cex w16sdtdh w16sdtfl w16du wp14">
   <w:endnote w:type="separator" w:id="-1">
     <w:p>
       <w:pPr>
@@ -5966,7 +5885,7 @@
 </file>
 
 <file path=word/footnotes.xml><?xml version="1.0" encoding="utf-8"?>
-<w:footnotes xmlns:wpc="http://schemas.microsoft.com/office/word/2010/wordprocessingCanvas" xmlns:cx="http://schemas.microsoft.com/office/drawing/2014/chartex" xmlns:cx1="http://schemas.microsoft.com/office/drawing/2015/9/8/chartex" xmlns:cx2="http://schemas.microsoft.com/office/drawing/2015/10/21/chartex" xmlns:cx3="http://schemas.microsoft.com/office/drawing/2016/5/9/chartex" xmlns:cx4="http://schemas.microsoft.com/office/drawing/2016/5/10/chartex" xmlns:cx5="http://schemas.microsoft.com/office/drawing/2016/5/11/chartex" xmlns:cx6="http://schemas.microsoft.com/office/drawing/2016/5/12/chartex" xmlns:cx7="http://schemas.microsoft.com/office/drawing/2016/5/13/chartex" xmlns:cx8="http://schemas.microsoft.com/office/drawing/2016/5/14/chartex" xmlns:mc="http://schemas.openxmlformats.org/markup-compatibility/2006" xmlns:aink="http://schemas.microsoft.com/office/drawing/2016/ink" xmlns:am3d="http://schemas.microsoft.com/office/drawing/2017/model3d" xmlns:o="urn:schemas-microsoft-com:office:office" xmlns:oel="http://schemas.microsoft.com/office/2019/extlst" xmlns:r="http://schemas.openxmlformats.org/officeDocument/2006/relationships" xmlns:m="http://schemas.openxmlformats.org/officeDocument/2006/math" xmlns:v="urn:schemas-microsoft-com:vml" xmlns:wp14="http://schemas.microsoft.com/office/word/2010/wordprocessingDrawing" xmlns:wp="http://schemas.openxmlformats.org/drawingml/2006/wordprocessingDrawing" xmlns:w10="urn:schemas-microsoft-com:office:word" xmlns:w="http://schemas.openxmlformats.org/wordprocessingml/2006/main" xmlns:w14="http://schemas.microsoft.com/office/word/2010/wordml" xmlns:w15="http://schemas.microsoft.com/office/word/2012/wordml" xmlns:w16cex="http://schemas.microsoft.com/office/word/2018/wordml/cex" xmlns:w16cid="http://schemas.microsoft.com/office/word/2016/wordml/cid" xmlns:w16="http://schemas.microsoft.com/office/word/2018/wordml" xmlns:w16du="http://schemas.microsoft.com/office/word/2023/wordml/word16du" xmlns:w16sdtdh="http://schemas.microsoft.com/office/word/2020/wordml/sdtdatahash" xmlns:w16sdtfl="http://schemas.microsoft.com/office/word/2024/wordml/sdtformatlock" xmlns:w16se="http://schemas.microsoft.com/office/word/2015/wordml/symex" xmlns:wpg="http://schemas.microsoft.com/office/word/2010/wordprocessingGroup" xmlns:wpi="http://schemas.microsoft.com/office/word/2010/wordprocessingInk" xmlns:wne="http://schemas.microsoft.com/office/word/2006/wordml" xmlns:wps="http://schemas.microsoft.com/office/word/2010/wordprocessingShape" mc:Ignorable="w14 w15 w16se w16cid w16 w16cex w16sdtdh w16sdtfl w16du wp14">
+<w:footnotes xmlns:wpc="http://schemas.microsoft.com/office/word/2010/wordprocessingCanvas" xmlns:cx="http://schemas.microsoft.com/office/drawing/2014/chartex" xmlns:cx1="http://schemas.microsoft.com/office/drawing/2015/9/8/chartex" xmlns:cx2="http://schemas.microsoft.com/office/drawing/2015/10/21/chartex" xmlns:cx3="http://schemas.microsoft.com/office/drawing/2016/5/9/chartex" xmlns:cx4="http://schemas.microsoft.com/office/drawing/2016/5/10/chartex" xmlns:cx5="http://schemas.microsoft.com/office/drawing/2016/5/11/chartex" xmlns:cx6="http://schemas.microsoft.com/office/drawing/2016/5/12/chartex" xmlns:cx7="http://schemas.microsoft.com/office/drawing/2016/5/13/chartex" xmlns:cx8="http://schemas.microsoft.com/office/drawing/2016/5/14/chartex" xmlns:mc="http://schemas.openxmlformats.org/markup-compatibility/2006" xmlns:aink="http://schemas.microsoft.com/office/drawing/2016/ink" xmlns:am3d="http://schemas.microsoft.com/office/drawing/2017/model3d" xmlns:o="urn:schemas-microsoft-com:office:office" xmlns:oel="http://schemas.microsoft.com/office/2019/extlst" xmlns:r="http://schemas.openxmlformats.org/officeDocument/2006/relationships" xmlns:m="http://schemas.openxmlformats.org/officeDocument/2006/math" xmlns:v="urn:schemas-microsoft-com:vml" xmlns:wp14="http://schemas.microsoft.com/office/word/2010/wordprocessingDrawing" xmlns:wp="http://schemas.openxmlformats.org/drawingml/2006/wordprocessingDrawing" xmlns:w10="urn:schemas-microsoft-com:office:word" xmlns:w="http://schemas.openxmlformats.org/wordprocessingml/2006/main" xmlns:w14="http://schemas.microsoft.com/office/word/2010/wordml" xmlns:w15="http://schemas.microsoft.com/office/word/2012/wordml" xmlns:w16cei="http://schemas.microsoft.com/office/word/2026/wordml/cei" xmlns:w16cex="http://schemas.microsoft.com/office/word/2018/wordml/cex" xmlns:w16cid="http://schemas.microsoft.com/office/word/2016/wordml/cid" xmlns:w16="http://schemas.microsoft.com/office/word/2018/wordml" xmlns:w16du="http://schemas.microsoft.com/office/word/2023/wordml/word16du" xmlns:w16sdtdh="http://schemas.microsoft.com/office/word/2020/wordml/sdtdatahash" xmlns:w16sdtfl="http://schemas.microsoft.com/office/word/2024/wordml/sdtformatlock" xmlns:w16se="http://schemas.microsoft.com/office/word/2015/wordml/symex" xmlns:wpg="http://schemas.microsoft.com/office/word/2010/wordprocessingGroup" xmlns:wpi="http://schemas.microsoft.com/office/word/2010/wordprocessingInk" xmlns:wne="http://schemas.microsoft.com/office/word/2006/wordml" xmlns:wps="http://schemas.microsoft.com/office/word/2010/wordprocessingShape" mc:Ignorable="w14 w15 w16se w16cid w16 w16cex w16sdtdh w16sdtfl w16du wp14">
   <w:footnote w:type="separator" w:id="-1">
     <w:p>
       <w:pPr>
@@ -5991,7 +5910,7 @@
 </file>
 
 <file path=word/numbering.xml><?xml version="1.0" encoding="utf-8"?>
-<w:numbering xmlns:wpc="http://schemas.microsoft.com/office/word/2010/wordprocessingCanvas" xmlns:cx="http://schemas.microsoft.com/office/drawing/2014/chartex" xmlns:cx1="http://schemas.microsoft.com/office/drawing/2015/9/8/chartex" xmlns:cx2="http://schemas.microsoft.com/office/drawing/2015/10/21/chartex" xmlns:cx3="http://schemas.microsoft.com/office/drawing/2016/5/9/chartex" xmlns:cx4="http://schemas.microsoft.com/office/drawing/2016/5/10/chartex" xmlns:cx5="http://schemas.microsoft.com/office/drawing/2016/5/11/chartex" xmlns:cx6="http://schemas.microsoft.com/office/drawing/2016/5/12/chartex" xmlns:cx7="http://schemas.microsoft.com/office/drawing/2016/5/13/chartex" xmlns:cx8="http://schemas.microsoft.com/office/drawing/2016/5/14/chartex" xmlns:mc="http://schemas.openxmlformats.org/markup-compatibility/2006" xmlns:aink="http://schemas.microsoft.com/office/drawing/2016/ink" xmlns:am3d="http://schemas.microsoft.com/office/drawing/2017/model3d" xmlns:o="urn:schemas-microsoft-com:office:office" xmlns:oel="http://schemas.microsoft.com/office/2019/extlst" xmlns:r="http://schemas.openxmlformats.org/officeDocument/2006/relationships" xmlns:m="http://schemas.openxmlformats.org/officeDocument/2006/math" xmlns:v="urn:schemas-microsoft-com:vml" xmlns:wp14="http://schemas.microsoft.com/office/word/2010/wordprocessingDrawing" xmlns:wp="http://schemas.openxmlformats.org/drawingml/2006/wordprocessingDrawing" xmlns:w10="urn:schemas-microsoft-com:office:word" xmlns:w="http://schemas.openxmlformats.org/wordprocessingml/2006/main" xmlns:w14="http://schemas.microsoft.com/office/word/2010/wordml" xmlns:w15="http://schemas.microsoft.com/office/word/2012/wordml" xmlns:w16cex="http://schemas.microsoft.com/office/word/2018/wordml/cex" xmlns:w16cid="http://schemas.microsoft.com/office/word/2016/wordml/cid" xmlns:w16="http://schemas.microsoft.com/office/word/2018/wordml" xmlns:w16du="http://schemas.microsoft.com/office/word/2023/wordml/word16du" xmlns:w16sdtdh="http://schemas.microsoft.com/office/word/2020/wordml/sdtdatahash" xmlns:w16sdtfl="http://schemas.microsoft.com/office/word/2024/wordml/sdtformatlock" xmlns:w16se="http://schemas.microsoft.com/office/word/2015/wordml/symex" xmlns:wpg="http://schemas.microsoft.com/office/word/2010/wordprocessingGroup" xmlns:wpi="http://schemas.microsoft.com/office/word/2010/wordprocessingInk" xmlns:wne="http://schemas.microsoft.com/office/word/2006/wordml" xmlns:wps="http://schemas.microsoft.com/office/word/2010/wordprocessingShape" mc:Ignorable="w14 w15 w16se w16cid w16 w16cex w16sdtdh w16sdtfl w16du wp14">
+<w:numbering xmlns:wpc="http://schemas.microsoft.com/office/word/2010/wordprocessingCanvas" xmlns:cx="http://schemas.microsoft.com/office/drawing/2014/chartex" xmlns:cx1="http://schemas.microsoft.com/office/drawing/2015/9/8/chartex" xmlns:cx2="http://schemas.microsoft.com/office/drawing/2015/10/21/chartex" xmlns:cx3="http://schemas.microsoft.com/office/drawing/2016/5/9/chartex" xmlns:cx4="http://schemas.microsoft.com/office/drawing/2016/5/10/chartex" xmlns:cx5="http://schemas.microsoft.com/office/drawing/2016/5/11/chartex" xmlns:cx6="http://schemas.microsoft.com/office/drawing/2016/5/12/chartex" xmlns:cx7="http://schemas.microsoft.com/office/drawing/2016/5/13/chartex" xmlns:cx8="http://schemas.microsoft.com/office/drawing/2016/5/14/chartex" xmlns:mc="http://schemas.openxmlformats.org/markup-compatibility/2006" xmlns:aink="http://schemas.microsoft.com/office/drawing/2016/ink" xmlns:am3d="http://schemas.microsoft.com/office/drawing/2017/model3d" xmlns:o="urn:schemas-microsoft-com:office:office" xmlns:oel="http://schemas.microsoft.com/office/2019/extlst" xmlns:r="http://schemas.openxmlformats.org/officeDocument/2006/relationships" xmlns:m="http://schemas.openxmlformats.org/officeDocument/2006/math" xmlns:v="urn:schemas-microsoft-com:vml" xmlns:wp14="http://schemas.microsoft.com/office/word/2010/wordprocessingDrawing" xmlns:wp="http://schemas.openxmlformats.org/drawingml/2006/wordprocessingDrawing" xmlns:w10="urn:schemas-microsoft-com:office:word" xmlns:w="http://schemas.openxmlformats.org/wordprocessingml/2006/main" xmlns:w14="http://schemas.microsoft.com/office/word/2010/wordml" xmlns:w15="http://schemas.microsoft.com/office/word/2012/wordml" xmlns:w16cei="http://schemas.microsoft.com/office/word/2026/wordml/cei" xmlns:w16cex="http://schemas.microsoft.com/office/word/2018/wordml/cex" xmlns:w16cid="http://schemas.microsoft.com/office/word/2016/wordml/cid" xmlns:w16="http://schemas.microsoft.com/office/word/2018/wordml" xmlns:w16du="http://schemas.microsoft.com/office/word/2023/wordml/word16du" xmlns:w16sdtdh="http://schemas.microsoft.com/office/word/2020/wordml/sdtdatahash" xmlns:w16sdtfl="http://schemas.microsoft.com/office/word/2024/wordml/sdtformatlock" xmlns:w16se="http://schemas.microsoft.com/office/word/2015/wordml/symex" xmlns:wpg="http://schemas.microsoft.com/office/word/2010/wordprocessingGroup" xmlns:wpi="http://schemas.microsoft.com/office/word/2010/wordprocessingInk" xmlns:wne="http://schemas.microsoft.com/office/word/2006/wordml" xmlns:wps="http://schemas.microsoft.com/office/word/2010/wordprocessingShape" mc:Ignorable="w14 w15 w16se w16cid w16 w16cex w16sdtdh w16sdtfl w16du wp14">
   <w:abstractNum w:abstractNumId="0" w15:restartNumberingAfterBreak="0">
     <w:nsid w:val="4C366BB1"/>
     <w:multiLevelType w:val="multilevel"/>

--- a/docs/CV.docx
+++ b/docs/CV.docx
@@ -648,17 +648,8 @@
                 <w:color w:val="000000" w:themeColor="text1"/>
                 <w:lang w:eastAsia="zh-CN"/>
               </w:rPr>
-              <w:t xml:space="preserve">Prof. Mark Yatskar, Dr. Marianna </w:t>
-            </w:r>
-            <w:proofErr w:type="spellStart"/>
-            <w:r>
-              <w:rPr>
-                <w:color w:val="000000" w:themeColor="text1"/>
-                <w:lang w:eastAsia="zh-CN"/>
-              </w:rPr>
-              <w:t>Apidianaki</w:t>
-            </w:r>
-            <w:proofErr w:type="spellEnd"/>
+              <w:t>Prof. Mark Yatskar, Dr. Marianna Apidianaki</w:t>
+            </w:r>
           </w:p>
         </w:tc>
       </w:tr>
@@ -1078,23 +1069,7 @@
                 <w:color w:val="000000" w:themeColor="text1"/>
                 <w:lang w:eastAsia="zh-CN"/>
               </w:rPr>
-              <w:t xml:space="preserve">[44] Do Value Vectors in Deep Layers Need Context from the Residual </w:t>
-            </w:r>
-            <w:proofErr w:type="gramStart"/>
-            <w:r>
-              <w:rPr>
-                <w:color w:val="000000" w:themeColor="text1"/>
-                <w:lang w:eastAsia="zh-CN"/>
-              </w:rPr>
-              <w:t>Stream?;</w:t>
-            </w:r>
-            <w:proofErr w:type="gramEnd"/>
-            <w:r>
-              <w:rPr>
-                <w:color w:val="000000" w:themeColor="text1"/>
-                <w:lang w:eastAsia="zh-CN"/>
-              </w:rPr>
-              <w:t xml:space="preserve"> Muyu He, Yuchen Liu, Qingya Huang and </w:t>
+              <w:t xml:space="preserve">[44] Do Value Vectors in Deep Layers Need Context from the Residual Stream?; Muyu He, Yuchen Liu, Qingya Huang and </w:t>
             </w:r>
             <w:r>
               <w:rPr>
@@ -1126,23 +1101,7 @@
                 <w:color w:val="000000" w:themeColor="text1"/>
                 <w:lang w:eastAsia="zh-CN"/>
               </w:rPr>
-              <w:t xml:space="preserve">[43] Robust Asynchronous Planning via Auto-Formalization; Jiayi Zhang*, </w:t>
-            </w:r>
-            <w:proofErr w:type="spellStart"/>
-            <w:r>
-              <w:rPr>
-                <w:color w:val="000000" w:themeColor="text1"/>
-                <w:lang w:eastAsia="zh-CN"/>
-              </w:rPr>
-              <w:t>Jianing</w:t>
-            </w:r>
-            <w:proofErr w:type="spellEnd"/>
-            <w:r>
-              <w:rPr>
-                <w:color w:val="000000" w:themeColor="text1"/>
-                <w:lang w:eastAsia="zh-CN"/>
-              </w:rPr>
-              <w:t xml:space="preserve"> Yin*, Ben Zhou and </w:t>
+              <w:t xml:space="preserve">[43] Robust Asynchronous Planning via Auto-Formalization; Jiayi Zhang*, Jianing Yin*, Ben Zhou and </w:t>
             </w:r>
             <w:r>
               <w:rPr>
@@ -1206,17 +1165,411 @@
                 <w:color w:val="000000" w:themeColor="text1"/>
                 <w:lang w:eastAsia="zh-CN"/>
               </w:rPr>
-              <w:t xml:space="preserve">[41] C. Huang, S. Mohan, Z. Yang, S. </w:t>
-            </w:r>
-            <w:proofErr w:type="spellStart"/>
-            <w:r>
-              <w:rPr>
-                <w:color w:val="000000" w:themeColor="text1"/>
-                <w:lang w:eastAsia="zh-CN"/>
-              </w:rPr>
-              <w:t>Tellex</w:t>
-            </w:r>
-            <w:proofErr w:type="spellEnd"/>
+              <w:t xml:space="preserve">[41] C. Huang, S. Mohan, Z. Yang, S. Tellex and </w:t>
+            </w:r>
+            <w:r>
+              <w:rPr>
+                <w:b/>
+                <w:bCs/>
+                <w:color w:val="000000" w:themeColor="text1"/>
+                <w:lang w:eastAsia="zh-CN"/>
+              </w:rPr>
+              <w:t>L. Zhang</w:t>
+            </w:r>
+            <w:r>
+              <w:rPr>
+                <w:color w:val="000000" w:themeColor="text1"/>
+                <w:lang w:eastAsia="zh-CN"/>
+              </w:rPr>
+              <w:t>. Language Model as Planner and Formalizer under Constraints. In ACL 2026.</w:t>
+            </w:r>
+          </w:p>
+          <w:p>
+            <w:pPr>
+              <w:ind w:left="-20"/>
+              <w:rPr>
+                <w:color w:val="000000" w:themeColor="text1"/>
+                <w:lang w:eastAsia="zh-CN"/>
+              </w:rPr>
+            </w:pPr>
+            <w:r>
+              <w:rPr>
+                <w:color w:val="000000" w:themeColor="text1"/>
+                <w:lang w:eastAsia="zh-CN"/>
+              </w:rPr>
+              <w:t xml:space="preserve">[40] V. Menon, A. Cherney, E. Cloude, </w:t>
+            </w:r>
+            <w:r>
+              <w:rPr>
+                <w:b/>
+                <w:bCs/>
+                <w:color w:val="000000" w:themeColor="text1"/>
+                <w:lang w:eastAsia="zh-CN"/>
+              </w:rPr>
+              <w:t>L. Zhang</w:t>
+            </w:r>
+            <w:r>
+              <w:rPr>
+                <w:color w:val="000000" w:themeColor="text1"/>
+                <w:lang w:eastAsia="zh-CN"/>
+              </w:rPr>
+              <w:t>, T. Do. Evaluating the Impact of LLM-guided Reflection on Learning Outcomes with Interactive AI-Generated Educational Podcasts. In AIME-Con 2025.</w:t>
+            </w:r>
+          </w:p>
+          <w:p>
+            <w:pPr>
+              <w:ind w:left="-20"/>
+              <w:rPr>
+                <w:color w:val="000000" w:themeColor="text1"/>
+                <w:lang w:eastAsia="zh-CN"/>
+              </w:rPr>
+            </w:pPr>
+            <w:r>
+              <w:rPr>
+                <w:color w:val="000000" w:themeColor="text1"/>
+                <w:lang w:eastAsia="zh-CN"/>
+              </w:rPr>
+              <w:t>[3</w:t>
+            </w:r>
+            <w:r>
+              <w:rPr>
+                <w:color w:val="000000" w:themeColor="text1"/>
+                <w:lang w:eastAsia="zh-CN"/>
+              </w:rPr>
+              <w:t>9</w:t>
+            </w:r>
+            <w:r>
+              <w:rPr>
+                <w:color w:val="000000" w:themeColor="text1"/>
+                <w:lang w:eastAsia="zh-CN"/>
+              </w:rPr>
+              <w:t xml:space="preserve">] C. E. Kayan and </w:t>
+            </w:r>
+            <w:r>
+              <w:rPr>
+                <w:b/>
+                <w:bCs/>
+                <w:color w:val="000000" w:themeColor="text1"/>
+                <w:lang w:eastAsia="zh-CN"/>
+              </w:rPr>
+              <w:t>L. Zhang</w:t>
+            </w:r>
+            <w:r>
+              <w:rPr>
+                <w:color w:val="000000" w:themeColor="text1"/>
+                <w:lang w:eastAsia="zh-CN"/>
+              </w:rPr>
+              <w:t>. Prototype-Based Dynamic Steering for Large Language Models</w:t>
+            </w:r>
+            <w:r>
+              <w:rPr>
+                <w:color w:val="000000" w:themeColor="text1"/>
+                <w:lang w:eastAsia="zh-CN"/>
+              </w:rPr>
+              <w:t>; in submission to EMNLP 2026</w:t>
+            </w:r>
+            <w:r>
+              <w:rPr>
+                <w:color w:val="000000" w:themeColor="text1"/>
+                <w:lang w:eastAsia="zh-CN"/>
+              </w:rPr>
+              <w:t>.</w:t>
+            </w:r>
+          </w:p>
+          <w:p>
+            <w:pPr>
+              <w:ind w:left="-20"/>
+              <w:rPr>
+                <w:color w:val="000000" w:themeColor="text1"/>
+                <w:lang w:eastAsia="zh-CN"/>
+              </w:rPr>
+            </w:pPr>
+            <w:r>
+              <w:rPr>
+                <w:color w:val="000000" w:themeColor="text1"/>
+                <w:lang w:eastAsia="zh-CN"/>
+              </w:rPr>
+              <w:t>[3</w:t>
+            </w:r>
+            <w:r>
+              <w:rPr>
+                <w:color w:val="000000" w:themeColor="text1"/>
+                <w:lang w:eastAsia="zh-CN"/>
+              </w:rPr>
+              <w:t>8</w:t>
+            </w:r>
+            <w:r>
+              <w:rPr>
+                <w:color w:val="000000" w:themeColor="text1"/>
+                <w:lang w:eastAsia="zh-CN"/>
+              </w:rPr>
+              <w:t xml:space="preserve">] M. He, Y. Zheng, Y. Liu, Z. An, B. Cai, J. Huang, L. Zhou, F. Liu, Z. Li and </w:t>
+            </w:r>
+            <w:r>
+              <w:rPr>
+                <w:b/>
+                <w:bCs/>
+                <w:color w:val="000000" w:themeColor="text1"/>
+                <w:lang w:eastAsia="zh-CN"/>
+              </w:rPr>
+              <w:t>L. Zhang</w:t>
+            </w:r>
+            <w:r>
+              <w:rPr>
+                <w:color w:val="000000" w:themeColor="text1"/>
+                <w:lang w:eastAsia="zh-CN"/>
+              </w:rPr>
+              <w:t xml:space="preserve">. Vision Language Models Cannot Plan, but Can They Formalize? </w:t>
+            </w:r>
+            <w:r>
+              <w:rPr>
+                <w:color w:val="000000" w:themeColor="text1"/>
+                <w:lang w:eastAsia="zh-CN"/>
+              </w:rPr>
+              <w:t>In ECCV 2026 Workshop</w:t>
+            </w:r>
+            <w:r>
+              <w:rPr>
+                <w:color w:val="000000" w:themeColor="text1"/>
+                <w:lang w:eastAsia="zh-CN"/>
+              </w:rPr>
+              <w:t xml:space="preserve"> WMEAI</w:t>
+            </w:r>
+            <w:r>
+              <w:rPr>
+                <w:color w:val="000000" w:themeColor="text1"/>
+                <w:lang w:eastAsia="zh-CN"/>
+              </w:rPr>
+              <w:t xml:space="preserve">. </w:t>
+            </w:r>
+          </w:p>
+          <w:p>
+            <w:pPr>
+              <w:ind w:left="-20"/>
+              <w:rPr>
+                <w:color w:val="000000" w:themeColor="text1"/>
+                <w:lang w:eastAsia="zh-CN"/>
+              </w:rPr>
+            </w:pPr>
+            <w:r>
+              <w:rPr>
+                <w:color w:val="000000" w:themeColor="text1"/>
+                <w:lang w:eastAsia="zh-CN"/>
+              </w:rPr>
+              <w:t>[3</w:t>
+            </w:r>
+            <w:r>
+              <w:rPr>
+                <w:color w:val="000000" w:themeColor="text1"/>
+                <w:lang w:eastAsia="zh-CN"/>
+              </w:rPr>
+              <w:t>7</w:t>
+            </w:r>
+            <w:r>
+              <w:rPr>
+                <w:color w:val="000000" w:themeColor="text1"/>
+                <w:lang w:eastAsia="zh-CN"/>
+              </w:rPr>
+              <w:t xml:space="preserve">] R. Wang and </w:t>
+            </w:r>
+            <w:r>
+              <w:rPr>
+                <w:b/>
+                <w:bCs/>
+                <w:color w:val="000000" w:themeColor="text1"/>
+                <w:lang w:eastAsia="zh-CN"/>
+              </w:rPr>
+              <w:t>L. Zhang</w:t>
+            </w:r>
+            <w:r>
+              <w:rPr>
+                <w:color w:val="000000" w:themeColor="text1"/>
+                <w:lang w:eastAsia="zh-CN"/>
+              </w:rPr>
+              <w:t>. Documentation Retrieval Improves Planning Language Generation. In AACL 2025</w:t>
+            </w:r>
+            <w:r>
+              <w:rPr>
+                <w:rFonts w:hint="eastAsia"/>
+                <w:color w:val="000000" w:themeColor="text1"/>
+                <w:lang w:eastAsia="zh-CN"/>
+              </w:rPr>
+              <w:t>.</w:t>
+            </w:r>
+          </w:p>
+          <w:p>
+            <w:pPr>
+              <w:ind w:left="-20"/>
+              <w:rPr>
+                <w:color w:val="000000" w:themeColor="text1"/>
+                <w:lang w:eastAsia="zh-CN"/>
+              </w:rPr>
+            </w:pPr>
+            <w:r>
+              <w:rPr>
+                <w:color w:val="000000" w:themeColor="text1"/>
+                <w:lang w:eastAsia="zh-CN"/>
+              </w:rPr>
+              <w:t>[3</w:t>
+            </w:r>
+            <w:r>
+              <w:rPr>
+                <w:color w:val="000000" w:themeColor="text1"/>
+                <w:lang w:eastAsia="zh-CN"/>
+              </w:rPr>
+              <w:t>6</w:t>
+            </w:r>
+            <w:r>
+              <w:rPr>
+                <w:color w:val="000000" w:themeColor="text1"/>
+                <w:lang w:eastAsia="zh-CN"/>
+              </w:rPr>
+              <w:t xml:space="preserve">] L. Gong, W. Zhu, J. Thomason and </w:t>
+            </w:r>
+            <w:r>
+              <w:rPr>
+                <w:b/>
+                <w:bCs/>
+                <w:color w:val="000000" w:themeColor="text1"/>
+                <w:lang w:eastAsia="zh-CN"/>
+              </w:rPr>
+              <w:t>L. Zhang</w:t>
+            </w:r>
+            <w:r>
+              <w:rPr>
+                <w:color w:val="000000" w:themeColor="text1"/>
+                <w:lang w:eastAsia="zh-CN"/>
+              </w:rPr>
+              <w:t xml:space="preserve">. Zero-Shot Iterative Formalization and Planning in Partially Observable Environments. </w:t>
+            </w:r>
+            <w:r>
+              <w:rPr>
+                <w:color w:val="000000" w:themeColor="text1"/>
+                <w:lang w:eastAsia="zh-CN"/>
+              </w:rPr>
+              <w:t>In Findings of ACL 2026</w:t>
+            </w:r>
+            <w:r>
+              <w:rPr>
+                <w:rFonts w:hint="eastAsia"/>
+                <w:color w:val="000000" w:themeColor="text1"/>
+                <w:lang w:eastAsia="zh-CN"/>
+              </w:rPr>
+              <w:t>.</w:t>
+            </w:r>
+          </w:p>
+          <w:p>
+            <w:pPr>
+              <w:ind w:left="-20"/>
+              <w:rPr>
+                <w:color w:val="000000" w:themeColor="text1"/>
+                <w:lang w:eastAsia="zh-CN"/>
+              </w:rPr>
+            </w:pPr>
+            <w:r>
+              <w:rPr>
+                <w:color w:val="000000" w:themeColor="text1"/>
+                <w:lang w:eastAsia="zh-CN"/>
+              </w:rPr>
+              <w:t>[3</w:t>
+            </w:r>
+            <w:r>
+              <w:rPr>
+                <w:color w:val="000000" w:themeColor="text1"/>
+                <w:lang w:eastAsia="zh-CN"/>
+              </w:rPr>
+              <w:t>5</w:t>
+            </w:r>
+            <w:r>
+              <w:rPr>
+                <w:color w:val="000000" w:themeColor="text1"/>
+                <w:lang w:eastAsia="zh-CN"/>
+              </w:rPr>
+              <w:t xml:space="preserve">] P. Kagitha and </w:t>
+            </w:r>
+            <w:r>
+              <w:rPr>
+                <w:b/>
+                <w:bCs/>
+                <w:color w:val="000000" w:themeColor="text1"/>
+                <w:lang w:eastAsia="zh-CN"/>
+              </w:rPr>
+              <w:t>L. Zhang</w:t>
+            </w:r>
+            <w:r>
+              <w:rPr>
+                <w:color w:val="000000" w:themeColor="text1"/>
+                <w:lang w:eastAsia="zh-CN"/>
+              </w:rPr>
+              <w:t xml:space="preserve">. Addressing the Challenges of Planning Language Generation. </w:t>
+            </w:r>
+            <w:r>
+              <w:rPr>
+                <w:color w:val="000000" w:themeColor="text1"/>
+                <w:lang w:eastAsia="zh-CN"/>
+              </w:rPr>
+              <w:t>In Findings of ACL 2026</w:t>
+            </w:r>
+            <w:r>
+              <w:rPr>
+                <w:color w:val="000000" w:themeColor="text1"/>
+                <w:lang w:eastAsia="zh-CN"/>
+              </w:rPr>
+              <w:t>.</w:t>
+            </w:r>
+          </w:p>
+          <w:p>
+            <w:pPr>
+              <w:ind w:left="-20"/>
+              <w:rPr>
+                <w:color w:val="000000" w:themeColor="text1"/>
+                <w:lang w:eastAsia="zh-CN"/>
+              </w:rPr>
+            </w:pPr>
+            <w:r>
+              <w:rPr>
+                <w:color w:val="000000" w:themeColor="text1"/>
+                <w:lang w:eastAsia="zh-CN"/>
+              </w:rPr>
+              <w:t>[3</w:t>
+            </w:r>
+            <w:r>
+              <w:rPr>
+                <w:color w:val="000000" w:themeColor="text1"/>
+                <w:lang w:eastAsia="zh-CN"/>
+              </w:rPr>
+              <w:t>4</w:t>
+            </w:r>
+            <w:r>
+              <w:rPr>
+                <w:color w:val="000000" w:themeColor="text1"/>
+                <w:lang w:eastAsia="zh-CN"/>
+              </w:rPr>
+              <w:t xml:space="preserve">] </w:t>
+            </w:r>
+            <w:r>
+              <w:rPr>
+                <w:rFonts w:hint="eastAsia"/>
+                <w:color w:val="000000" w:themeColor="text1"/>
+                <w:lang w:eastAsia="zh-CN"/>
+              </w:rPr>
+              <w:t>R</w:t>
+            </w:r>
+            <w:r>
+              <w:rPr>
+                <w:color w:val="000000" w:themeColor="text1"/>
+                <w:lang w:eastAsia="zh-CN"/>
+              </w:rPr>
+              <w:t xml:space="preserve">. </w:t>
+            </w:r>
+            <w:r>
+              <w:rPr>
+                <w:rFonts w:hint="eastAsia"/>
+                <w:color w:val="000000" w:themeColor="text1"/>
+                <w:lang w:eastAsia="zh-CN"/>
+              </w:rPr>
+              <w:t>Amonkar, M. Lai, R. Le Bras</w:t>
+            </w:r>
             <w:r>
               <w:rPr>
                 <w:color w:val="000000" w:themeColor="text1"/>
@@ -1238,442 +1591,6 @@
                 <w:color w:val="000000" w:themeColor="text1"/>
                 <w:lang w:eastAsia="zh-CN"/>
               </w:rPr>
-              <w:t>. Language Model as Planner and Formalizer under Constraints. In ACL 2026.</w:t>
-            </w:r>
-          </w:p>
-          <w:p>
-            <w:pPr>
-              <w:ind w:left="-20"/>
-              <w:rPr>
-                <w:color w:val="000000" w:themeColor="text1"/>
-                <w:lang w:eastAsia="zh-CN"/>
-              </w:rPr>
-            </w:pPr>
-            <w:r>
-              <w:rPr>
-                <w:color w:val="000000" w:themeColor="text1"/>
-                <w:lang w:eastAsia="zh-CN"/>
-              </w:rPr>
-              <w:t xml:space="preserve">[40] V. Menon, A. Cherney, E. Cloude, </w:t>
-            </w:r>
-            <w:r>
-              <w:rPr>
-                <w:b/>
-                <w:bCs/>
-                <w:color w:val="000000" w:themeColor="text1"/>
-                <w:lang w:eastAsia="zh-CN"/>
-              </w:rPr>
-              <w:t>L. Zhang</w:t>
-            </w:r>
-            <w:r>
-              <w:rPr>
-                <w:color w:val="000000" w:themeColor="text1"/>
-                <w:lang w:eastAsia="zh-CN"/>
-              </w:rPr>
-              <w:t>, T. Do. Evaluating the Impact of LLM-guided Reflection on Learning Outcomes with Interactive AI-Generated Educational Podcasts. In AIME-Con 2025.</w:t>
-            </w:r>
-          </w:p>
-          <w:p>
-            <w:pPr>
-              <w:ind w:left="-20"/>
-              <w:rPr>
-                <w:color w:val="000000" w:themeColor="text1"/>
-                <w:lang w:eastAsia="zh-CN"/>
-              </w:rPr>
-            </w:pPr>
-            <w:r>
-              <w:rPr>
-                <w:color w:val="000000" w:themeColor="text1"/>
-                <w:lang w:eastAsia="zh-CN"/>
-              </w:rPr>
-              <w:t>[3</w:t>
-            </w:r>
-            <w:r>
-              <w:rPr>
-                <w:color w:val="000000" w:themeColor="text1"/>
-                <w:lang w:eastAsia="zh-CN"/>
-              </w:rPr>
-              <w:t>9</w:t>
-            </w:r>
-            <w:r>
-              <w:rPr>
-                <w:color w:val="000000" w:themeColor="text1"/>
-                <w:lang w:eastAsia="zh-CN"/>
-              </w:rPr>
-              <w:t xml:space="preserve">] C. E. Kayan and </w:t>
-            </w:r>
-            <w:r>
-              <w:rPr>
-                <w:b/>
-                <w:bCs/>
-                <w:color w:val="000000" w:themeColor="text1"/>
-                <w:lang w:eastAsia="zh-CN"/>
-              </w:rPr>
-              <w:t>L. Zhang</w:t>
-            </w:r>
-            <w:r>
-              <w:rPr>
-                <w:color w:val="000000" w:themeColor="text1"/>
-                <w:lang w:eastAsia="zh-CN"/>
-              </w:rPr>
-              <w:t>. Prototype-Based Dynamic Steering for Large Language Models</w:t>
-            </w:r>
-            <w:r>
-              <w:rPr>
-                <w:color w:val="000000" w:themeColor="text1"/>
-                <w:lang w:eastAsia="zh-CN"/>
-              </w:rPr>
-              <w:t>; in submission to EMNLP 2026</w:t>
-            </w:r>
-            <w:r>
-              <w:rPr>
-                <w:color w:val="000000" w:themeColor="text1"/>
-                <w:lang w:eastAsia="zh-CN"/>
-              </w:rPr>
-              <w:t>.</w:t>
-            </w:r>
-          </w:p>
-          <w:p>
-            <w:pPr>
-              <w:ind w:left="-20"/>
-              <w:rPr>
-                <w:color w:val="000000" w:themeColor="text1"/>
-                <w:lang w:eastAsia="zh-CN"/>
-              </w:rPr>
-            </w:pPr>
-            <w:r>
-              <w:rPr>
-                <w:color w:val="000000" w:themeColor="text1"/>
-                <w:lang w:eastAsia="zh-CN"/>
-              </w:rPr>
-              <w:t>[3</w:t>
-            </w:r>
-            <w:r>
-              <w:rPr>
-                <w:color w:val="000000" w:themeColor="text1"/>
-                <w:lang w:eastAsia="zh-CN"/>
-              </w:rPr>
-              <w:t>8</w:t>
-            </w:r>
-            <w:r>
-              <w:rPr>
-                <w:color w:val="000000" w:themeColor="text1"/>
-                <w:lang w:eastAsia="zh-CN"/>
-              </w:rPr>
-              <w:t xml:space="preserve">] M. He, Y. Zheng, Y. Liu, Z. An, B. Cai, J. Huang, L. Zhou, F. Liu, Z. Li and </w:t>
-            </w:r>
-            <w:r>
-              <w:rPr>
-                <w:b/>
-                <w:bCs/>
-                <w:color w:val="000000" w:themeColor="text1"/>
-                <w:lang w:eastAsia="zh-CN"/>
-              </w:rPr>
-              <w:t>L. Zhang</w:t>
-            </w:r>
-            <w:r>
-              <w:rPr>
-                <w:color w:val="000000" w:themeColor="text1"/>
-                <w:lang w:eastAsia="zh-CN"/>
-              </w:rPr>
-              <w:t xml:space="preserve">. Vision Language Models Cannot Plan, but Can They Formalize? </w:t>
-            </w:r>
-            <w:r>
-              <w:rPr>
-                <w:color w:val="000000" w:themeColor="text1"/>
-                <w:lang w:eastAsia="zh-CN"/>
-              </w:rPr>
-              <w:t>In ECCV 2026 Workshop</w:t>
-            </w:r>
-            <w:r>
-              <w:rPr>
-                <w:color w:val="000000" w:themeColor="text1"/>
-                <w:lang w:eastAsia="zh-CN"/>
-              </w:rPr>
-              <w:t xml:space="preserve"> WMEAI</w:t>
-            </w:r>
-            <w:r>
-              <w:rPr>
-                <w:color w:val="000000" w:themeColor="text1"/>
-                <w:lang w:eastAsia="zh-CN"/>
-              </w:rPr>
-              <w:t xml:space="preserve">. </w:t>
-            </w:r>
-          </w:p>
-          <w:p>
-            <w:pPr>
-              <w:ind w:left="-20"/>
-              <w:rPr>
-                <w:color w:val="000000" w:themeColor="text1"/>
-                <w:lang w:eastAsia="zh-CN"/>
-              </w:rPr>
-            </w:pPr>
-            <w:r>
-              <w:rPr>
-                <w:color w:val="000000" w:themeColor="text1"/>
-                <w:lang w:eastAsia="zh-CN"/>
-              </w:rPr>
-              <w:t>[3</w:t>
-            </w:r>
-            <w:r>
-              <w:rPr>
-                <w:color w:val="000000" w:themeColor="text1"/>
-                <w:lang w:eastAsia="zh-CN"/>
-              </w:rPr>
-              <w:t>7</w:t>
-            </w:r>
-            <w:r>
-              <w:rPr>
-                <w:color w:val="000000" w:themeColor="text1"/>
-                <w:lang w:eastAsia="zh-CN"/>
-              </w:rPr>
-              <w:t xml:space="preserve">] R. Wang and </w:t>
-            </w:r>
-            <w:r>
-              <w:rPr>
-                <w:b/>
-                <w:bCs/>
-                <w:color w:val="000000" w:themeColor="text1"/>
-                <w:lang w:eastAsia="zh-CN"/>
-              </w:rPr>
-              <w:t>L. Zhang</w:t>
-            </w:r>
-            <w:r>
-              <w:rPr>
-                <w:color w:val="000000" w:themeColor="text1"/>
-                <w:lang w:eastAsia="zh-CN"/>
-              </w:rPr>
-              <w:t>. Documentation Retrieval Improves Planning Language Generation. In AACL 2025</w:t>
-            </w:r>
-            <w:r>
-              <w:rPr>
-                <w:rFonts w:hint="eastAsia"/>
-                <w:color w:val="000000" w:themeColor="text1"/>
-                <w:lang w:eastAsia="zh-CN"/>
-              </w:rPr>
-              <w:t>.</w:t>
-            </w:r>
-          </w:p>
-          <w:p>
-            <w:pPr>
-              <w:ind w:left="-20"/>
-              <w:rPr>
-                <w:color w:val="000000" w:themeColor="text1"/>
-                <w:lang w:eastAsia="zh-CN"/>
-              </w:rPr>
-            </w:pPr>
-            <w:r>
-              <w:rPr>
-                <w:color w:val="000000" w:themeColor="text1"/>
-                <w:lang w:eastAsia="zh-CN"/>
-              </w:rPr>
-              <w:t>[3</w:t>
-            </w:r>
-            <w:r>
-              <w:rPr>
-                <w:color w:val="000000" w:themeColor="text1"/>
-                <w:lang w:eastAsia="zh-CN"/>
-              </w:rPr>
-              <w:t>6</w:t>
-            </w:r>
-            <w:r>
-              <w:rPr>
-                <w:color w:val="000000" w:themeColor="text1"/>
-                <w:lang w:eastAsia="zh-CN"/>
-              </w:rPr>
-              <w:t xml:space="preserve">] L. Gong, W. Zhu, J. Thomason and </w:t>
-            </w:r>
-            <w:r>
-              <w:rPr>
-                <w:b/>
-                <w:bCs/>
-                <w:color w:val="000000" w:themeColor="text1"/>
-                <w:lang w:eastAsia="zh-CN"/>
-              </w:rPr>
-              <w:t>L. Zhang</w:t>
-            </w:r>
-            <w:r>
-              <w:rPr>
-                <w:color w:val="000000" w:themeColor="text1"/>
-                <w:lang w:eastAsia="zh-CN"/>
-              </w:rPr>
-              <w:t xml:space="preserve">. Zero-Shot Iterative Formalization and Planning in Partially Observable Environments. </w:t>
-            </w:r>
-            <w:r>
-              <w:rPr>
-                <w:color w:val="000000" w:themeColor="text1"/>
-                <w:lang w:eastAsia="zh-CN"/>
-              </w:rPr>
-              <w:t>In Findings of ACL 2026</w:t>
-            </w:r>
-            <w:r>
-              <w:rPr>
-                <w:rFonts w:hint="eastAsia"/>
-                <w:color w:val="000000" w:themeColor="text1"/>
-                <w:lang w:eastAsia="zh-CN"/>
-              </w:rPr>
-              <w:t>.</w:t>
-            </w:r>
-          </w:p>
-          <w:p>
-            <w:pPr>
-              <w:ind w:left="-20"/>
-              <w:rPr>
-                <w:color w:val="000000" w:themeColor="text1"/>
-                <w:lang w:eastAsia="zh-CN"/>
-              </w:rPr>
-            </w:pPr>
-            <w:r>
-              <w:rPr>
-                <w:color w:val="000000" w:themeColor="text1"/>
-                <w:lang w:eastAsia="zh-CN"/>
-              </w:rPr>
-              <w:t>[3</w:t>
-            </w:r>
-            <w:r>
-              <w:rPr>
-                <w:color w:val="000000" w:themeColor="text1"/>
-                <w:lang w:eastAsia="zh-CN"/>
-              </w:rPr>
-              <w:t>5</w:t>
-            </w:r>
-            <w:r>
-              <w:rPr>
-                <w:color w:val="000000" w:themeColor="text1"/>
-                <w:lang w:eastAsia="zh-CN"/>
-              </w:rPr>
-              <w:t xml:space="preserve">] P. </w:t>
-            </w:r>
-            <w:proofErr w:type="spellStart"/>
-            <w:r>
-              <w:rPr>
-                <w:color w:val="000000" w:themeColor="text1"/>
-                <w:lang w:eastAsia="zh-CN"/>
-              </w:rPr>
-              <w:t>Kagitha</w:t>
-            </w:r>
-            <w:proofErr w:type="spellEnd"/>
-            <w:r>
-              <w:rPr>
-                <w:color w:val="000000" w:themeColor="text1"/>
-                <w:lang w:eastAsia="zh-CN"/>
-              </w:rPr>
-              <w:t xml:space="preserve"> and </w:t>
-            </w:r>
-            <w:r>
-              <w:rPr>
-                <w:b/>
-                <w:bCs/>
-                <w:color w:val="000000" w:themeColor="text1"/>
-                <w:lang w:eastAsia="zh-CN"/>
-              </w:rPr>
-              <w:t>L. Zhang</w:t>
-            </w:r>
-            <w:r>
-              <w:rPr>
-                <w:color w:val="000000" w:themeColor="text1"/>
-                <w:lang w:eastAsia="zh-CN"/>
-              </w:rPr>
-              <w:t xml:space="preserve">. Addressing the Challenges of Planning Language Generation. </w:t>
-            </w:r>
-            <w:r>
-              <w:rPr>
-                <w:color w:val="000000" w:themeColor="text1"/>
-                <w:lang w:eastAsia="zh-CN"/>
-              </w:rPr>
-              <w:t>In Findings of ACL 2026</w:t>
-            </w:r>
-            <w:r>
-              <w:rPr>
-                <w:color w:val="000000" w:themeColor="text1"/>
-                <w:lang w:eastAsia="zh-CN"/>
-              </w:rPr>
-              <w:t>.</w:t>
-            </w:r>
-          </w:p>
-          <w:p>
-            <w:pPr>
-              <w:ind w:left="-20"/>
-              <w:rPr>
-                <w:color w:val="000000" w:themeColor="text1"/>
-                <w:lang w:eastAsia="zh-CN"/>
-              </w:rPr>
-            </w:pPr>
-            <w:r>
-              <w:rPr>
-                <w:color w:val="000000" w:themeColor="text1"/>
-                <w:lang w:eastAsia="zh-CN"/>
-              </w:rPr>
-              <w:t>[3</w:t>
-            </w:r>
-            <w:r>
-              <w:rPr>
-                <w:color w:val="000000" w:themeColor="text1"/>
-                <w:lang w:eastAsia="zh-CN"/>
-              </w:rPr>
-              <w:t>4</w:t>
-            </w:r>
-            <w:r>
-              <w:rPr>
-                <w:color w:val="000000" w:themeColor="text1"/>
-                <w:lang w:eastAsia="zh-CN"/>
-              </w:rPr>
-              <w:t xml:space="preserve">] </w:t>
-            </w:r>
-            <w:r>
-              <w:rPr>
-                <w:rFonts w:hint="eastAsia"/>
-                <w:color w:val="000000" w:themeColor="text1"/>
-                <w:lang w:eastAsia="zh-CN"/>
-              </w:rPr>
-              <w:t>R</w:t>
-            </w:r>
-            <w:r>
-              <w:rPr>
-                <w:color w:val="000000" w:themeColor="text1"/>
-                <w:lang w:eastAsia="zh-CN"/>
-              </w:rPr>
-              <w:t xml:space="preserve">. </w:t>
-            </w:r>
-            <w:proofErr w:type="spellStart"/>
-            <w:r>
-              <w:rPr>
-                <w:rFonts w:hint="eastAsia"/>
-                <w:color w:val="000000" w:themeColor="text1"/>
-                <w:lang w:eastAsia="zh-CN"/>
-              </w:rPr>
-              <w:t>Amonkar</w:t>
-            </w:r>
-            <w:proofErr w:type="spellEnd"/>
-            <w:r>
-              <w:rPr>
-                <w:rFonts w:hint="eastAsia"/>
-                <w:color w:val="000000" w:themeColor="text1"/>
-                <w:lang w:eastAsia="zh-CN"/>
-              </w:rPr>
-              <w:t>, M. Lai, R. Le Bras</w:t>
-            </w:r>
-            <w:r>
-              <w:rPr>
-                <w:color w:val="000000" w:themeColor="text1"/>
-                <w:lang w:eastAsia="zh-CN"/>
-              </w:rPr>
-              <w:t xml:space="preserve"> and </w:t>
-            </w:r>
-            <w:r>
-              <w:rPr>
-                <w:b/>
-                <w:bCs/>
-                <w:color w:val="000000" w:themeColor="text1"/>
-                <w:lang w:eastAsia="zh-CN"/>
-              </w:rPr>
-              <w:t>L. Zhang</w:t>
-            </w:r>
-            <w:r>
-              <w:rPr>
-                <w:color w:val="000000" w:themeColor="text1"/>
-                <w:lang w:eastAsia="zh-CN"/>
-              </w:rPr>
               <w:t xml:space="preserve">. Are LLMs Better Formalizers than Solvers on Complex Problems? </w:t>
             </w:r>
             <w:r>
@@ -1681,7 +1598,21 @@
                 <w:color w:val="000000" w:themeColor="text1"/>
                 <w:lang w:eastAsia="zh-CN"/>
               </w:rPr>
-              <w:t>In submission to COLM 2026</w:t>
+              <w:t xml:space="preserve">In </w:t>
+            </w:r>
+            <w:r>
+              <w:rPr>
+                <w:color w:val="000000" w:themeColor="text1"/>
+                <w:lang w:eastAsia="zh-CN"/>
+              </w:rPr>
+              <w:t xml:space="preserve">the </w:t>
+            </w:r>
+            <w:r>
+              <w:rPr>
+                <w:color w:val="000000" w:themeColor="text1"/>
+                <w:lang w:eastAsia="zh-CN"/>
+              </w:rPr>
+              <w:t>2nd Workshop on Efficient Reasoning at COLM 2026</w:t>
             </w:r>
             <w:r>
               <w:rPr>
@@ -1735,23 +1666,7 @@
                 <w:color w:val="000000" w:themeColor="text1"/>
                 <w:lang w:eastAsia="zh-CN"/>
               </w:rPr>
-              <w:t xml:space="preserve">. </w:t>
-            </w:r>
-            <w:proofErr w:type="spellStart"/>
-            <w:r>
-              <w:rPr>
-                <w:color w:val="000000" w:themeColor="text1"/>
-                <w:lang w:eastAsia="zh-CN"/>
-              </w:rPr>
-              <w:t>TurnaboutLLM</w:t>
-            </w:r>
-            <w:proofErr w:type="spellEnd"/>
-            <w:r>
-              <w:rPr>
-                <w:color w:val="000000" w:themeColor="text1"/>
-                <w:lang w:eastAsia="zh-CN"/>
-              </w:rPr>
-              <w:t xml:space="preserve">: A Deductive Reasoning Benchmark from Detective Games. </w:t>
+              <w:t xml:space="preserve">. TurnaboutLLM: A Deductive Reasoning Benchmark from Detective Games. </w:t>
             </w:r>
             <w:r>
               <w:rPr>
@@ -1776,21 +1691,12 @@
                 <w:lang w:eastAsia="zh-CN"/>
               </w:rPr>
             </w:pPr>
-            <w:proofErr w:type="gramStart"/>
-            <w:r>
-              <w:rPr>
-                <w:color w:val="000000" w:themeColor="text1"/>
-                <w:lang w:eastAsia="zh-CN"/>
-              </w:rPr>
-              <w:t>[32] Not</w:t>
-            </w:r>
-            <w:proofErr w:type="gramEnd"/>
-            <w:r>
-              <w:rPr>
-                <w:color w:val="000000" w:themeColor="text1"/>
-                <w:lang w:eastAsia="zh-CN"/>
-              </w:rPr>
-              <w:t xml:space="preserve"> that Groove: Zero-Shot Symbolic Music Editing; Li Zhang; in submission to ISMIR.</w:t>
+            <w:r>
+              <w:rPr>
+                <w:color w:val="000000" w:themeColor="text1"/>
+                <w:lang w:eastAsia="zh-CN"/>
+              </w:rPr>
+              <w:t>[32] Not that Groove: Zero-Shot Symbolic Music Editing; Li Zhang; in submission to ISMIR.</w:t>
             </w:r>
           </w:p>
           <w:p>
@@ -1827,21 +1733,12 @@
               </w:rPr>
               <w:t xml:space="preserve">, Y. Zhang and K. Xu. </w:t>
             </w:r>
-            <w:proofErr w:type="spellStart"/>
-            <w:r>
-              <w:rPr>
-                <w:color w:val="000000" w:themeColor="text1"/>
-                <w:lang w:eastAsia="zh-CN"/>
-              </w:rPr>
-              <w:t>DynaCode</w:t>
-            </w:r>
-            <w:proofErr w:type="spellEnd"/>
-            <w:r>
-              <w:rPr>
-                <w:color w:val="000000" w:themeColor="text1"/>
-                <w:lang w:eastAsia="zh-CN"/>
-              </w:rPr>
-              <w:t>: A Dynamic Complexity-Aware Code Benchmark for Evaluating Large Language Models in Code Generation</w:t>
+            <w:r>
+              <w:rPr>
+                <w:color w:val="000000" w:themeColor="text1"/>
+                <w:lang w:eastAsia="zh-CN"/>
+              </w:rPr>
+              <w:t>DynaCode: A Dynamic Complexity-Aware Code Benchmark for Evaluating Large Language Models in Code Generation</w:t>
             </w:r>
             <w:r>
               <w:rPr>
@@ -2387,23 +2284,7 @@
                 <w:color w:val="000000" w:themeColor="text1"/>
                 <w:lang w:eastAsia="zh-CN"/>
               </w:rPr>
-              <w:t xml:space="preserve">, A. </w:t>
-            </w:r>
-            <w:proofErr w:type="spellStart"/>
-            <w:r>
-              <w:rPr>
-                <w:color w:val="000000" w:themeColor="text1"/>
-                <w:lang w:eastAsia="zh-CN"/>
-              </w:rPr>
-              <w:t>Kommula</w:t>
-            </w:r>
-            <w:proofErr w:type="spellEnd"/>
-            <w:r>
-              <w:rPr>
-                <w:color w:val="000000" w:themeColor="text1"/>
-                <w:lang w:eastAsia="zh-CN"/>
-              </w:rPr>
-              <w:t>, N. Tandon</w:t>
+              <w:t>, A. Kommula, N. Tandon</w:t>
             </w:r>
             <w:r>
               <w:rPr>
@@ -2591,21 +2472,7 @@
               <w:rPr>
                 <w:color w:val="000000" w:themeColor="text1"/>
               </w:rPr>
-              <w:t xml:space="preserve">, S. </w:t>
-            </w:r>
-            <w:proofErr w:type="spellStart"/>
-            <w:r>
-              <w:rPr>
-                <w:color w:val="000000" w:themeColor="text1"/>
-              </w:rPr>
-              <w:t>Havaldar</w:t>
-            </w:r>
-            <w:proofErr w:type="spellEnd"/>
-            <w:r>
-              <w:rPr>
-                <w:color w:val="000000" w:themeColor="text1"/>
-              </w:rPr>
-              <w:t xml:space="preserve">*, A. Stein*, </w:t>
+              <w:t xml:space="preserve">, S. Havaldar*, A. Stein*, </w:t>
             </w:r>
             <w:r>
               <w:rPr>
@@ -2619,16 +2486,116 @@
               <w:rPr>
                 <w:color w:val="000000" w:themeColor="text1"/>
               </w:rPr>
-              <w:t xml:space="preserve">, D. Rao, E. Wong, M. </w:t>
-            </w:r>
-            <w:proofErr w:type="spellStart"/>
-            <w:r>
-              <w:rPr>
-                <w:color w:val="000000" w:themeColor="text1"/>
-              </w:rPr>
-              <w:t>Apidianaki</w:t>
-            </w:r>
-            <w:proofErr w:type="spellEnd"/>
+              <w:t xml:space="preserve">, D. Rao, E. Wong, M. Apidianaki and C. Callison-Burch. </w:t>
+            </w:r>
+            <w:r>
+              <w:rPr>
+                <w:i/>
+                <w:color w:val="000000" w:themeColor="text1"/>
+              </w:rPr>
+              <w:t>Faithful Chain of Thought Reasoning</w:t>
+            </w:r>
+            <w:r>
+              <w:rPr>
+                <w:color w:val="000000" w:themeColor="text1"/>
+              </w:rPr>
+              <w:t xml:space="preserve">. In </w:t>
+            </w:r>
+            <w:r>
+              <w:rPr>
+                <w:rFonts w:hint="eastAsia"/>
+                <w:color w:val="000000" w:themeColor="text1"/>
+                <w:lang w:eastAsia="zh-CN"/>
+              </w:rPr>
+              <w:t>IJCNLP-AACL 2023</w:t>
+            </w:r>
+            <w:r>
+              <w:rPr>
+                <w:color w:val="000000" w:themeColor="text1"/>
+              </w:rPr>
+              <w:t xml:space="preserve">. </w:t>
+            </w:r>
+          </w:p>
+          <w:p>
+            <w:pPr>
+              <w:rPr>
+                <w:color w:val="000000" w:themeColor="text1"/>
+              </w:rPr>
+            </w:pPr>
+            <w:r>
+              <w:rPr>
+                <w:color w:val="000000" w:themeColor="text1"/>
+              </w:rPr>
+              <w:t xml:space="preserve">[19] </w:t>
+            </w:r>
+            <w:r>
+              <w:rPr>
+                <w:b/>
+                <w:color w:val="000000" w:themeColor="text1"/>
+              </w:rPr>
+              <w:t>L. Zhang</w:t>
+            </w:r>
+            <w:r>
+              <w:rPr>
+                <w:bCs/>
+                <w:color w:val="000000" w:themeColor="text1"/>
+              </w:rPr>
+              <w:t>*</w:t>
+            </w:r>
+            <w:r>
+              <w:rPr>
+                <w:color w:val="000000" w:themeColor="text1"/>
+              </w:rPr>
+              <w:t xml:space="preserve">, H. Xu*^, Y. Yang, S. Zhou, W. You, M. Arora and C. Callison-Burch. </w:t>
+            </w:r>
+            <w:r>
+              <w:rPr>
+                <w:i/>
+                <w:color w:val="000000" w:themeColor="text1"/>
+              </w:rPr>
+              <w:t>Causal Reasoning of Entities and Events in Procedural Texts</w:t>
+            </w:r>
+            <w:r>
+              <w:rPr>
+                <w:color w:val="000000" w:themeColor="text1"/>
+              </w:rPr>
+              <w:t xml:space="preserve">. In </w:t>
+            </w:r>
+            <w:r>
+              <w:rPr>
+                <w:rFonts w:hint="eastAsia"/>
+                <w:color w:val="000000" w:themeColor="text1"/>
+                <w:lang w:eastAsia="zh-CN"/>
+              </w:rPr>
+              <w:t>Findings</w:t>
+            </w:r>
+            <w:r>
+              <w:rPr>
+                <w:color w:val="000000" w:themeColor="text1"/>
+              </w:rPr>
+              <w:t xml:space="preserve"> of EACL 2023. </w:t>
+            </w:r>
+          </w:p>
+          <w:p>
+            <w:pPr>
+              <w:ind w:left="-20"/>
+              <w:rPr>
+                <w:color w:val="000000" w:themeColor="text1"/>
+              </w:rPr>
+            </w:pPr>
+            <w:r>
+              <w:rPr>
+                <w:color w:val="000000" w:themeColor="text1"/>
+              </w:rPr>
+              <w:t xml:space="preserve">[18] </w:t>
+            </w:r>
+            <w:r>
+              <w:rPr>
+                <w:b/>
+                <w:color w:val="000000" w:themeColor="text1"/>
+              </w:rPr>
+              <w:t>L. Zhang</w:t>
+            </w:r>
             <w:r>
               <w:rPr>
                 <w:color w:val="000000" w:themeColor="text1"/>
@@ -2640,40 +2607,40 @@
                 <w:i/>
                 <w:color w:val="000000" w:themeColor="text1"/>
               </w:rPr>
-              <w:t>Faithful Chain of Thought Reasoning</w:t>
-            </w:r>
-            <w:r>
-              <w:rPr>
-                <w:color w:val="000000" w:themeColor="text1"/>
-              </w:rPr>
-              <w:t xml:space="preserve">. In </w:t>
-            </w:r>
-            <w:r>
-              <w:rPr>
-                <w:rFonts w:hint="eastAsia"/>
-                <w:color w:val="000000" w:themeColor="text1"/>
-                <w:lang w:eastAsia="zh-CN"/>
-              </w:rPr>
-              <w:t>IJCNLP-AACL 2023</w:t>
-            </w:r>
-            <w:r>
-              <w:rPr>
-                <w:color w:val="000000" w:themeColor="text1"/>
-              </w:rPr>
-              <w:t xml:space="preserve">. </w:t>
-            </w:r>
-          </w:p>
-          <w:p>
-            <w:pPr>
-              <w:rPr>
-                <w:color w:val="000000" w:themeColor="text1"/>
-              </w:rPr>
-            </w:pPr>
-            <w:r>
-              <w:rPr>
-                <w:color w:val="000000" w:themeColor="text1"/>
-              </w:rPr>
-              <w:t xml:space="preserve">[19] </w:t>
+              <w:t>Language Models are Drummers: Drum Composition with Natural Language Pre-Training</w:t>
+            </w:r>
+            <w:r>
+              <w:rPr>
+                <w:color w:val="000000" w:themeColor="text1"/>
+              </w:rPr>
+              <w:t>. In 1</w:t>
+            </w:r>
+            <w:r>
+              <w:rPr>
+                <w:color w:val="000000" w:themeColor="text1"/>
+                <w:vertAlign w:val="superscript"/>
+              </w:rPr>
+              <w:t>st</w:t>
+            </w:r>
+            <w:r>
+              <w:rPr>
+                <w:color w:val="000000" w:themeColor="text1"/>
+              </w:rPr>
+              <w:t xml:space="preserve"> Workshop on Creative AI across Modalities at AAAI 2023. </w:t>
+            </w:r>
+          </w:p>
+          <w:p>
+            <w:pPr>
+              <w:ind w:left="-20"/>
+              <w:rPr>
+                <w:color w:val="000000" w:themeColor="text1"/>
+              </w:rPr>
+            </w:pPr>
+            <w:r>
+              <w:rPr>
+                <w:color w:val="000000" w:themeColor="text1"/>
+              </w:rPr>
+              <w:t xml:space="preserve">[17] Y. M. Cho^, </w:t>
             </w:r>
             <w:r>
               <w:rPr>
@@ -2684,146 +2651,16 @@
             </w:r>
             <w:r>
               <w:rPr>
-                <w:bCs/>
-                <w:color w:val="000000" w:themeColor="text1"/>
-              </w:rPr>
-              <w:t>*</w:t>
-            </w:r>
-            <w:r>
-              <w:rPr>
-                <w:color w:val="000000" w:themeColor="text1"/>
-              </w:rPr>
-              <w:t xml:space="preserve">, H. Xu*^, Y. Yang, S. Zhou, W. You, M. Arora and C. Callison-Burch. </w:t>
+                <w:color w:val="000000" w:themeColor="text1"/>
+              </w:rPr>
+              <w:t xml:space="preserve"> and C. Callison-Burch. </w:t>
             </w:r>
             <w:r>
               <w:rPr>
                 <w:i/>
                 <w:color w:val="000000" w:themeColor="text1"/>
               </w:rPr>
-              <w:t>Causal Reasoning of Entities and Events in Procedural Texts</w:t>
-            </w:r>
-            <w:r>
-              <w:rPr>
-                <w:color w:val="000000" w:themeColor="text1"/>
-              </w:rPr>
-              <w:t xml:space="preserve">. In </w:t>
-            </w:r>
-            <w:r>
-              <w:rPr>
-                <w:rFonts w:hint="eastAsia"/>
-                <w:color w:val="000000" w:themeColor="text1"/>
-                <w:lang w:eastAsia="zh-CN"/>
-              </w:rPr>
-              <w:t>Findings</w:t>
-            </w:r>
-            <w:r>
-              <w:rPr>
-                <w:color w:val="000000" w:themeColor="text1"/>
-              </w:rPr>
-              <w:t xml:space="preserve"> of EACL 2023. </w:t>
-            </w:r>
-          </w:p>
-          <w:p>
-            <w:pPr>
-              <w:ind w:left="-20"/>
-              <w:rPr>
-                <w:color w:val="000000" w:themeColor="text1"/>
-              </w:rPr>
-            </w:pPr>
-            <w:r>
-              <w:rPr>
-                <w:color w:val="000000" w:themeColor="text1"/>
-              </w:rPr>
-              <w:t xml:space="preserve">[18] </w:t>
-            </w:r>
-            <w:r>
-              <w:rPr>
-                <w:b/>
-                <w:color w:val="000000" w:themeColor="text1"/>
-              </w:rPr>
-              <w:t>L. Zhang</w:t>
-            </w:r>
-            <w:r>
-              <w:rPr>
-                <w:color w:val="000000" w:themeColor="text1"/>
-              </w:rPr>
-              <w:t xml:space="preserve"> and C. Callison-Burch. </w:t>
-            </w:r>
-            <w:r>
-              <w:rPr>
-                <w:i/>
-                <w:color w:val="000000" w:themeColor="text1"/>
-              </w:rPr>
-              <w:t>Language Models are Drummers: Drum Composition with Natural Language Pre-Training</w:t>
-            </w:r>
-            <w:r>
-              <w:rPr>
-                <w:color w:val="000000" w:themeColor="text1"/>
-              </w:rPr>
-              <w:t>. In 1</w:t>
-            </w:r>
-            <w:r>
-              <w:rPr>
-                <w:color w:val="000000" w:themeColor="text1"/>
-                <w:vertAlign w:val="superscript"/>
-              </w:rPr>
-              <w:t>st</w:t>
-            </w:r>
-            <w:r>
-              <w:rPr>
-                <w:color w:val="000000" w:themeColor="text1"/>
-              </w:rPr>
-              <w:t xml:space="preserve"> Workshop on Creative AI across Modalities at AAAI 2023. </w:t>
-            </w:r>
-          </w:p>
-          <w:p>
-            <w:pPr>
-              <w:ind w:left="-20"/>
-              <w:rPr>
-                <w:color w:val="000000" w:themeColor="text1"/>
-              </w:rPr>
-            </w:pPr>
-            <w:r>
-              <w:rPr>
-                <w:color w:val="000000" w:themeColor="text1"/>
-              </w:rPr>
-              <w:t xml:space="preserve">[17] Y. M. Cho^, </w:t>
-            </w:r>
-            <w:r>
-              <w:rPr>
-                <w:b/>
-                <w:color w:val="000000" w:themeColor="text1"/>
-              </w:rPr>
-              <w:t>L. Zhang</w:t>
-            </w:r>
-            <w:r>
-              <w:rPr>
-                <w:color w:val="000000" w:themeColor="text1"/>
-              </w:rPr>
-              <w:t xml:space="preserve"> and C. Callison-Burch. </w:t>
-            </w:r>
-            <w:r>
-              <w:rPr>
-                <w:i/>
-                <w:color w:val="000000" w:themeColor="text1"/>
-              </w:rPr>
-              <w:t xml:space="preserve">Unsupervised Entity Linking with Guided Summarization and </w:t>
-            </w:r>
-            <w:proofErr w:type="gramStart"/>
-            <w:r>
-              <w:rPr>
-                <w:i/>
-                <w:color w:val="000000" w:themeColor="text1"/>
-              </w:rPr>
-              <w:t>Multiple Choice</w:t>
-            </w:r>
-            <w:proofErr w:type="gramEnd"/>
-            <w:r>
-              <w:rPr>
-                <w:i/>
-                <w:color w:val="000000" w:themeColor="text1"/>
-              </w:rPr>
-              <w:t xml:space="preserve"> Selection</w:t>
+              <w:t>Unsupervised Entity Linking with Guided Summarization and Multiple Choice Selection</w:t>
             </w:r>
             <w:r>
               <w:rPr>
@@ -3099,17 +2936,8 @@
                 <w:i/>
                 <w:color w:val="000000" w:themeColor="text1"/>
               </w:rPr>
-              <w:t xml:space="preserve">Show Me More Details: Discovering Event Hierarchies from </w:t>
-            </w:r>
-            <w:proofErr w:type="spellStart"/>
-            <w:r>
-              <w:rPr>
-                <w:i/>
-                <w:color w:val="000000" w:themeColor="text1"/>
-              </w:rPr>
-              <w:t>WikiHow</w:t>
-            </w:r>
-            <w:proofErr w:type="spellEnd"/>
+              <w:t>Show Me More Details: Discovering Event Hierarchies from WikiHow</w:t>
+            </w:r>
             <w:r>
               <w:rPr>
                 <w:color w:val="000000" w:themeColor="text1"/>
@@ -3142,21 +2970,7 @@
               <w:rPr>
                 <w:color w:val="000000" w:themeColor="text1"/>
               </w:rPr>
-              <w:t xml:space="preserve">, M. </w:t>
-            </w:r>
-            <w:proofErr w:type="spellStart"/>
-            <w:r>
-              <w:rPr>
-                <w:color w:val="000000" w:themeColor="text1"/>
-              </w:rPr>
-              <w:t>Yatskar</w:t>
-            </w:r>
-            <w:proofErr w:type="spellEnd"/>
-            <w:r>
-              <w:rPr>
-                <w:color w:val="000000" w:themeColor="text1"/>
-              </w:rPr>
-              <w:t xml:space="preserve"> and C. Callison-Burch. </w:t>
+              <w:t xml:space="preserve">, M. Yatskar and C. Callison-Burch. </w:t>
             </w:r>
             <w:r>
               <w:rPr>
@@ -3164,23 +2978,60 @@
                 <w:iCs/>
                 <w:color w:val="000000" w:themeColor="text1"/>
               </w:rPr>
-              <w:t xml:space="preserve">Visual Goal-Step Inference using </w:t>
-            </w:r>
-            <w:proofErr w:type="spellStart"/>
+              <w:t>Visual Goal-Step Inference using wikiHow</w:t>
+            </w:r>
+            <w:r>
+              <w:rPr>
+                <w:color w:val="000000" w:themeColor="text1"/>
+              </w:rPr>
+              <w:t>. In EMNLP 2021; presented at the 2nd Workshop on Advances in Language and Vision Research at NAACL 2021.</w:t>
+            </w:r>
+          </w:p>
+          <w:p>
+            <w:pPr>
+              <w:ind w:left="-20"/>
+              <w:rPr>
+                <w:color w:val="000000" w:themeColor="text1"/>
+              </w:rPr>
+            </w:pPr>
+            <w:r>
+              <w:rPr>
+                <w:color w:val="000000" w:themeColor="text1"/>
+              </w:rPr>
+              <w:t xml:space="preserve">[8] </w:t>
+            </w:r>
+            <w:r>
+              <w:rPr>
+                <w:b/>
+                <w:color w:val="000000" w:themeColor="text1"/>
+              </w:rPr>
+              <w:t>L. Zhang</w:t>
+            </w:r>
+            <w:r>
+              <w:rPr>
+                <w:bCs/>
+                <w:color w:val="000000" w:themeColor="text1"/>
+              </w:rPr>
+              <w:t xml:space="preserve">*, </w:t>
+            </w:r>
+            <w:r>
+              <w:rPr>
+                <w:color w:val="000000" w:themeColor="text1"/>
+              </w:rPr>
+              <w:t xml:space="preserve">Q. Lyu* and C. Callison-Burch. </w:t>
+            </w:r>
             <w:r>
               <w:rPr>
                 <w:i/>
-                <w:iCs/>
-                <w:color w:val="000000" w:themeColor="text1"/>
-              </w:rPr>
-              <w:t>wikiHow</w:t>
-            </w:r>
-            <w:proofErr w:type="spellEnd"/>
-            <w:r>
-              <w:rPr>
-                <w:color w:val="000000" w:themeColor="text1"/>
-              </w:rPr>
-              <w:t>. In EMNLP 2021; presented at the 2nd Workshop on Advances in Language and Vision Research at NAACL 2021.</w:t>
+                <w:color w:val="000000" w:themeColor="text1"/>
+              </w:rPr>
+              <w:t>Goal-Oriented Script Construction</w:t>
+            </w:r>
+            <w:r>
+              <w:rPr>
+                <w:color w:val="000000" w:themeColor="text1"/>
+              </w:rPr>
+              <w:t xml:space="preserve">. In INLG 2021.  </w:t>
             </w:r>
           </w:p>
           <w:p>
@@ -3194,7 +3045,7 @@
               <w:rPr>
                 <w:color w:val="000000" w:themeColor="text1"/>
               </w:rPr>
-              <w:t xml:space="preserve">[8] </w:t>
+              <w:t xml:space="preserve">[7] </w:t>
             </w:r>
             <w:r>
               <w:rPr>
@@ -3205,6 +3056,46 @@
             </w:r>
             <w:r>
               <w:rPr>
+                <w:color w:val="000000" w:themeColor="text1"/>
+              </w:rPr>
+              <w:t xml:space="preserve">, Q. Lyu and C. Callison-Burch. </w:t>
+            </w:r>
+            <w:r>
+              <w:rPr>
+                <w:i/>
+                <w:color w:val="000000" w:themeColor="text1"/>
+              </w:rPr>
+              <w:t>Intent Detection with WikiHow</w:t>
+            </w:r>
+            <w:r>
+              <w:rPr>
+                <w:color w:val="000000" w:themeColor="text1"/>
+              </w:rPr>
+              <w:t xml:space="preserve">. In AACL-IJCNLP 2020. </w:t>
+            </w:r>
+          </w:p>
+          <w:p>
+            <w:pPr>
+              <w:ind w:left="-20"/>
+              <w:rPr>
+                <w:color w:val="000000" w:themeColor="text1"/>
+              </w:rPr>
+            </w:pPr>
+            <w:r>
+              <w:rPr>
+                <w:color w:val="000000" w:themeColor="text1"/>
+              </w:rPr>
+              <w:t xml:space="preserve">[6] </w:t>
+            </w:r>
+            <w:r>
+              <w:rPr>
+                <w:b/>
+                <w:color w:val="000000" w:themeColor="text1"/>
+              </w:rPr>
+              <w:t>L. Zhang</w:t>
+            </w:r>
+            <w:r>
+              <w:rPr>
                 <w:bCs/>
                 <w:color w:val="000000" w:themeColor="text1"/>
               </w:rPr>
@@ -3221,127 +3112,8 @@
                 <w:i/>
                 <w:color w:val="000000" w:themeColor="text1"/>
               </w:rPr>
-              <w:t>Goal-Oriented Script Construction</w:t>
-            </w:r>
-            <w:r>
-              <w:rPr>
-                <w:color w:val="000000" w:themeColor="text1"/>
-              </w:rPr>
-              <w:t xml:space="preserve">. In INLG 2021.  </w:t>
-            </w:r>
-          </w:p>
-          <w:p>
-            <w:pPr>
-              <w:ind w:left="-20"/>
-              <w:rPr>
-                <w:color w:val="000000" w:themeColor="text1"/>
-              </w:rPr>
-            </w:pPr>
-            <w:r>
-              <w:rPr>
-                <w:color w:val="000000" w:themeColor="text1"/>
-              </w:rPr>
-              <w:t xml:space="preserve">[7] </w:t>
-            </w:r>
-            <w:r>
-              <w:rPr>
-                <w:b/>
-                <w:color w:val="000000" w:themeColor="text1"/>
-              </w:rPr>
-              <w:t>L. Zhang</w:t>
-            </w:r>
-            <w:r>
-              <w:rPr>
-                <w:color w:val="000000" w:themeColor="text1"/>
-              </w:rPr>
-              <w:t xml:space="preserve">, Q. Lyu and C. Callison-Burch. </w:t>
-            </w:r>
-            <w:r>
-              <w:rPr>
-                <w:i/>
-                <w:color w:val="000000" w:themeColor="text1"/>
-              </w:rPr>
-              <w:t xml:space="preserve">Intent Detection with </w:t>
-            </w:r>
-            <w:proofErr w:type="spellStart"/>
-            <w:r>
-              <w:rPr>
-                <w:i/>
-                <w:color w:val="000000" w:themeColor="text1"/>
-              </w:rPr>
-              <w:t>WikiHow</w:t>
-            </w:r>
-            <w:proofErr w:type="spellEnd"/>
-            <w:r>
-              <w:rPr>
-                <w:color w:val="000000" w:themeColor="text1"/>
-              </w:rPr>
-              <w:t xml:space="preserve">. In AACL-IJCNLP 2020. </w:t>
-            </w:r>
-          </w:p>
-          <w:p>
-            <w:pPr>
-              <w:ind w:left="-20"/>
-              <w:rPr>
-                <w:color w:val="000000" w:themeColor="text1"/>
-              </w:rPr>
-            </w:pPr>
-            <w:r>
-              <w:rPr>
-                <w:color w:val="000000" w:themeColor="text1"/>
-              </w:rPr>
-              <w:t xml:space="preserve">[6] </w:t>
-            </w:r>
-            <w:r>
-              <w:rPr>
-                <w:b/>
-                <w:color w:val="000000" w:themeColor="text1"/>
-              </w:rPr>
-              <w:t>L. Zhang</w:t>
-            </w:r>
-            <w:r>
-              <w:rPr>
-                <w:bCs/>
-                <w:color w:val="000000" w:themeColor="text1"/>
-              </w:rPr>
-              <w:t xml:space="preserve">*, </w:t>
-            </w:r>
-            <w:r>
-              <w:rPr>
-                <w:color w:val="000000" w:themeColor="text1"/>
-              </w:rPr>
-              <w:t xml:space="preserve">Q. Lyu* </w:t>
-            </w:r>
-            <w:proofErr w:type="gramStart"/>
-            <w:r>
-              <w:rPr>
-                <w:color w:val="000000" w:themeColor="text1"/>
-              </w:rPr>
-              <w:t>and</w:t>
-            </w:r>
-            <w:proofErr w:type="gramEnd"/>
-            <w:r>
-              <w:rPr>
-                <w:color w:val="000000" w:themeColor="text1"/>
-              </w:rPr>
-              <w:t xml:space="preserve"> C. Callison-Burch. </w:t>
-            </w:r>
-            <w:r>
-              <w:rPr>
-                <w:i/>
-                <w:color w:val="000000" w:themeColor="text1"/>
-              </w:rPr>
-              <w:t xml:space="preserve">Reasoning about Goals, Steps, and Temporal Ordering with </w:t>
-            </w:r>
-            <w:proofErr w:type="spellStart"/>
-            <w:r>
-              <w:rPr>
-                <w:i/>
-                <w:color w:val="000000" w:themeColor="text1"/>
-              </w:rPr>
-              <w:t>WikiHow</w:t>
-            </w:r>
-            <w:proofErr w:type="spellEnd"/>
+              <w:t>Reasoning about Goals, Steps, and Temporal Ordering with WikiHow</w:t>
+            </w:r>
             <w:r>
               <w:rPr>
                 <w:color w:val="000000" w:themeColor="text1"/>
@@ -3708,23 +3480,7 @@
                 <w:b/>
                 <w:color w:val="000000" w:themeColor="text1"/>
               </w:rPr>
-              <w:t xml:space="preserve">Alexa Prize </w:t>
-            </w:r>
-            <w:proofErr w:type="spellStart"/>
-            <w:r>
-              <w:rPr>
-                <w:b/>
-                <w:color w:val="000000" w:themeColor="text1"/>
-              </w:rPr>
-              <w:t>TaskBot</w:t>
-            </w:r>
-            <w:proofErr w:type="spellEnd"/>
-            <w:r>
-              <w:rPr>
-                <w:b/>
-                <w:color w:val="000000" w:themeColor="text1"/>
-              </w:rPr>
-              <w:t xml:space="preserve"> Challenge ($250,000)</w:t>
+              <w:t>Alexa Prize TaskBot Challenge ($250,000)</w:t>
             </w:r>
             <w:r>
               <w:rPr>
@@ -3772,21 +3528,7 @@
               <w:rPr>
                 <w:color w:val="000000" w:themeColor="text1"/>
               </w:rPr>
-              <w:t xml:space="preserve">• Primarily authored, applied, and received a stipend award of $250,000 to lead University of Pennsylvania’s effort in the Alexa Prize </w:t>
-            </w:r>
-            <w:proofErr w:type="spellStart"/>
-            <w:r>
-              <w:rPr>
-                <w:color w:val="000000" w:themeColor="text1"/>
-              </w:rPr>
-              <w:t>TaskBot</w:t>
-            </w:r>
-            <w:proofErr w:type="spellEnd"/>
-            <w:r>
-              <w:rPr>
-                <w:color w:val="000000" w:themeColor="text1"/>
-              </w:rPr>
-              <w:t xml:space="preserve"> Challenge 2021.</w:t>
+              <w:t>• Primarily authored, applied, and received a stipend award of $250,000 to lead University of Pennsylvania’s effort in the Alexa Prize TaskBot Challenge 2021.</w:t>
             </w:r>
           </w:p>
         </w:tc>
@@ -5551,17 +5293,8 @@
                 <w:bCs/>
                 <w:color w:val="000000" w:themeColor="text1"/>
               </w:rPr>
-              <w:t xml:space="preserve">Prabhu Prakash </w:t>
-            </w:r>
-            <w:proofErr w:type="spellStart"/>
-            <w:r>
-              <w:rPr>
-                <w:bCs/>
-                <w:color w:val="000000" w:themeColor="text1"/>
-              </w:rPr>
-              <w:t>Kagitha</w:t>
-            </w:r>
-            <w:proofErr w:type="spellEnd"/>
+              <w:t>Prabhu Prakash Kagitha</w:t>
+            </w:r>
             <w:r>
               <w:rPr>
                 <w:b/>
@@ -5699,39 +5432,7 @@
                 <w:bCs/>
                 <w:color w:val="000000" w:themeColor="text1"/>
               </w:rPr>
-              <w:t xml:space="preserve">Owen Jiang, Jiayi Zhang, </w:t>
-            </w:r>
-            <w:proofErr w:type="spellStart"/>
-            <w:r>
-              <w:rPr>
-                <w:bCs/>
-                <w:color w:val="000000" w:themeColor="text1"/>
-              </w:rPr>
-              <w:t>Jianing</w:t>
-            </w:r>
-            <w:proofErr w:type="spellEnd"/>
-            <w:r>
-              <w:rPr>
-                <w:bCs/>
-                <w:color w:val="000000" w:themeColor="text1"/>
-              </w:rPr>
-              <w:t xml:space="preserve"> Yin, </w:t>
-            </w:r>
-            <w:proofErr w:type="spellStart"/>
-            <w:r>
-              <w:rPr>
-                <w:bCs/>
-                <w:color w:val="000000" w:themeColor="text1"/>
-              </w:rPr>
-              <w:t>Lingze</w:t>
-            </w:r>
-            <w:proofErr w:type="spellEnd"/>
-            <w:r>
-              <w:rPr>
-                <w:bCs/>
-                <w:color w:val="000000" w:themeColor="text1"/>
-              </w:rPr>
-              <w:t xml:space="preserve"> Zhang, Jen Shi, Kevin Nguyen</w:t>
+              <w:t>Owen Jiang, Jiayi Zhang, Jianing Yin, Lingze Zhang, Jen Shi, Kevin Nguyen</w:t>
             </w:r>
           </w:p>
           <w:p>
@@ -5768,75 +5469,23 @@
                 <w:bCs/>
                 <w:color w:val="000000" w:themeColor="text1"/>
               </w:rPr>
-              <w:t xml:space="preserve">Bo Sun, Muyu He, Yuan </w:t>
-            </w:r>
-            <w:proofErr w:type="spellStart"/>
+              <w:t>Bo Sun, Muyu He, Yuan Yuan, Renxiang Wang, Chimezie Maduno</w:t>
+            </w:r>
             <w:r>
               <w:rPr>
                 <w:bCs/>
                 <w:color w:val="000000" w:themeColor="text1"/>
-              </w:rPr>
-              <w:t>Yuan</w:t>
-            </w:r>
-            <w:proofErr w:type="spellEnd"/>
+                <w:lang w:eastAsia="zh-CN"/>
+              </w:rPr>
+              <w:t xml:space="preserve"> , </w:t>
+            </w:r>
             <w:r>
               <w:rPr>
                 <w:bCs/>
                 <w:color w:val="000000" w:themeColor="text1"/>
-              </w:rPr>
-              <w:t>, Renxiang Wang, Chimezie Maduno</w:t>
-            </w:r>
-            <w:r>
-              <w:rPr>
-                <w:bCs/>
-                <w:color w:val="000000" w:themeColor="text1"/>
-                <w:lang w:eastAsia="zh-CN"/>
-              </w:rPr>
-              <w:t xml:space="preserve"> , </w:t>
-            </w:r>
-            <w:r>
-              <w:rPr>
-                <w:bCs/>
-                <w:color w:val="000000" w:themeColor="text1"/>
-                <w:lang w:eastAsia="zh-CN"/>
-              </w:rPr>
-              <w:t xml:space="preserve">Krystal Gong, Tianyi Zhang, </w:t>
-            </w:r>
-            <w:proofErr w:type="spellStart"/>
-            <w:r>
-              <w:rPr>
-                <w:bCs/>
-                <w:color w:val="000000" w:themeColor="text1"/>
-                <w:lang w:eastAsia="zh-CN"/>
-              </w:rPr>
-              <w:t>Hainiu</w:t>
-            </w:r>
-            <w:proofErr w:type="spellEnd"/>
-            <w:r>
-              <w:rPr>
-                <w:bCs/>
-                <w:color w:val="000000" w:themeColor="text1"/>
-                <w:lang w:eastAsia="zh-CN"/>
-              </w:rPr>
-              <w:t xml:space="preserve"> Xu, </w:t>
-            </w:r>
-            <w:proofErr w:type="spellStart"/>
-            <w:r>
-              <w:rPr>
-                <w:bCs/>
-                <w:color w:val="000000" w:themeColor="text1"/>
-                <w:lang w:eastAsia="zh-CN"/>
-              </w:rPr>
-              <w:t>Zhaoyi</w:t>
-            </w:r>
-            <w:proofErr w:type="spellEnd"/>
-            <w:r>
-              <w:rPr>
-                <w:bCs/>
-                <w:color w:val="000000" w:themeColor="text1"/>
-                <w:lang w:eastAsia="zh-CN"/>
-              </w:rPr>
-              <w:t xml:space="preserve"> Hou, Young-Min Cho</w:t>
+                <w:lang w:eastAsia="zh-CN"/>
+              </w:rPr>
+              <w:t>Krystal Gong, Tianyi Zhang, Hainiu Xu, Zhaoyi Hou, Young-Min Cho</w:t>
             </w:r>
           </w:p>
         </w:tc>
@@ -6536,7 +6185,6 @@
   <w:style w:type="character" w:default="1" w:styleId="DefaultParagraphFont">
     <w:name w:val="Default Paragraph Font"/>
     <w:uiPriority w:val="1"/>
-    <w:semiHidden/>
     <w:unhideWhenUsed/>
   </w:style>
   <w:style w:type="table" w:default="1" w:styleId="TableNormal">

--- a/docs/CV.docx
+++ b/docs/CV.docx
@@ -880,101 +880,212 @@
               <w:rPr>
                 <w:color w:val="000000" w:themeColor="text1"/>
               </w:rPr>
+              <w:t>6</w:t>
+            </w:r>
+            <w:r>
+              <w:rPr>
+                <w:color w:val="000000" w:themeColor="text1"/>
+              </w:rPr>
+              <w:t xml:space="preserve"> </w:t>
+            </w:r>
+            <w:r>
+              <w:rPr>
+                <w:rFonts w:hint="eastAsia"/>
+                <w:color w:val="000000" w:themeColor="text1"/>
+                <w:lang w:eastAsia="zh-CN"/>
+              </w:rPr>
+              <w:t xml:space="preserve">papers </w:t>
+            </w:r>
+            <w:r>
+              <w:rPr>
+                <w:color w:val="000000" w:themeColor="text1"/>
+                <w:lang w:eastAsia="zh-CN"/>
+              </w:rPr>
+              <w:t xml:space="preserve">peer-reviewed and </w:t>
+            </w:r>
+            <w:r>
+              <w:rPr>
+                <w:rFonts w:hint="eastAsia"/>
+                <w:color w:val="000000" w:themeColor="text1"/>
+                <w:lang w:eastAsia="zh-CN"/>
+              </w:rPr>
+              <w:t>published in</w:t>
+            </w:r>
+            <w:r>
+              <w:rPr>
+                <w:color w:val="000000" w:themeColor="text1"/>
+              </w:rPr>
+              <w:t xml:space="preserve"> conferences and workshops</w:t>
+            </w:r>
+            <w:r>
+              <w:rPr>
+                <w:color w:val="000000" w:themeColor="text1"/>
+              </w:rPr>
+              <w:br/>
+            </w:r>
+            <w:r>
+              <w:rPr>
+                <w:rFonts w:ascii="Cambria Math" w:hAnsi="Cambria Math" w:cs="Cambria Math"/>
+                <w:b/>
+                <w:bCs/>
+                <w:color w:val="000000" w:themeColor="text1"/>
+              </w:rPr>
+              <w:t>⊃</w:t>
+            </w:r>
+            <w:r>
+              <w:rPr>
+                <w:color w:val="000000" w:themeColor="text1"/>
+              </w:rPr>
+              <w:t xml:space="preserve"> 1</w:t>
+            </w:r>
+            <w:r>
+              <w:rPr>
+                <w:rFonts w:hint="eastAsia"/>
+                <w:color w:val="000000" w:themeColor="text1"/>
+                <w:lang w:eastAsia="zh-CN"/>
+              </w:rPr>
+              <w:t>3</w:t>
+            </w:r>
+            <w:r>
+              <w:rPr>
+                <w:color w:val="000000" w:themeColor="text1"/>
+              </w:rPr>
+              <w:t xml:space="preserve"> first-authored </w:t>
+            </w:r>
+            <w:r>
+              <w:rPr>
+                <w:color w:val="000000" w:themeColor="text1"/>
+              </w:rPr>
+              <w:t>∪</w:t>
+            </w:r>
+            <w:r>
+              <w:rPr>
+                <w:color w:val="000000" w:themeColor="text1"/>
+              </w:rPr>
+              <w:t xml:space="preserve"> </w:t>
+            </w:r>
+            <w:r>
+              <w:rPr>
+                <w:color w:val="000000" w:themeColor="text1"/>
+              </w:rPr>
+              <w:t>9</w:t>
+            </w:r>
+            <w:r>
+              <w:rPr>
+                <w:color w:val="000000" w:themeColor="text1"/>
+              </w:rPr>
+              <w:t xml:space="preserve"> last-authored</w:t>
+            </w:r>
+          </w:p>
+          <w:p>
+            <w:pPr>
+              <w:ind w:left="-20"/>
+              <w:rPr>
+                <w:color w:val="000000" w:themeColor="text1"/>
+              </w:rPr>
+            </w:pPr>
+            <w:r>
+              <w:rPr>
+                <w:color w:val="000000" w:themeColor="text1"/>
+              </w:rPr>
+              <w:t xml:space="preserve">Total citations: </w:t>
+            </w:r>
+            <w:r>
+              <w:rPr>
+                <w:color w:val="000000" w:themeColor="text1"/>
+                <w:lang w:eastAsia="zh-CN"/>
+              </w:rPr>
               <w:t>4</w:t>
             </w:r>
             <w:r>
               <w:rPr>
-                <w:color w:val="000000" w:themeColor="text1"/>
-              </w:rPr>
-              <w:t xml:space="preserve"> </w:t>
-            </w:r>
-            <w:r>
-              <w:rPr>
-                <w:rFonts w:hint="eastAsia"/>
-                <w:color w:val="000000" w:themeColor="text1"/>
-                <w:lang w:eastAsia="zh-CN"/>
-              </w:rPr>
-              <w:t xml:space="preserve">papers </w:t>
-            </w:r>
-            <w:r>
-              <w:rPr>
-                <w:color w:val="000000" w:themeColor="text1"/>
-                <w:lang w:eastAsia="zh-CN"/>
-              </w:rPr>
-              <w:t xml:space="preserve">peer-reviewed and </w:t>
-            </w:r>
-            <w:r>
-              <w:rPr>
-                <w:rFonts w:hint="eastAsia"/>
-                <w:color w:val="000000" w:themeColor="text1"/>
-                <w:lang w:eastAsia="zh-CN"/>
-              </w:rPr>
-              <w:t>published in</w:t>
-            </w:r>
-            <w:r>
-              <w:rPr>
-                <w:color w:val="000000" w:themeColor="text1"/>
-              </w:rPr>
-              <w:t xml:space="preserve"> conferences and workshops</w:t>
-            </w:r>
-            <w:r>
-              <w:rPr>
-                <w:color w:val="000000" w:themeColor="text1"/>
-              </w:rPr>
-              <w:br/>
-            </w:r>
-            <w:r>
-              <w:rPr>
-                <w:rFonts w:ascii="Cambria Math" w:hAnsi="Cambria Math" w:cs="Cambria Math"/>
+                <w:rFonts w:hint="eastAsia"/>
+                <w:color w:val="000000" w:themeColor="text1"/>
+                <w:lang w:eastAsia="zh-CN"/>
+              </w:rPr>
+              <w:t>000+</w:t>
+            </w:r>
+            <w:r>
+              <w:rPr>
+                <w:color w:val="000000" w:themeColor="text1"/>
+              </w:rPr>
+              <w:t>; h-index: 1</w:t>
+            </w:r>
+            <w:r>
+              <w:rPr>
+                <w:rFonts w:hint="eastAsia"/>
+                <w:color w:val="000000" w:themeColor="text1"/>
+                <w:lang w:eastAsia="zh-CN"/>
+              </w:rPr>
+              <w:t>5</w:t>
+            </w:r>
+            <w:r>
+              <w:rPr>
+                <w:rFonts w:hint="eastAsia"/>
+                <w:color w:val="000000" w:themeColor="text1"/>
+                <w:lang w:eastAsia="zh-CN"/>
+              </w:rPr>
+              <w:t>+</w:t>
+            </w:r>
+          </w:p>
+          <w:p>
+            <w:pPr>
+              <w:ind w:left="-20"/>
+              <w:rPr>
+                <w:color w:val="000000" w:themeColor="text1"/>
+                <w:lang w:eastAsia="zh-CN"/>
+              </w:rPr>
+            </w:pPr>
+            <w:r>
+              <w:rPr>
+                <w:color w:val="000000" w:themeColor="text1"/>
+              </w:rPr>
+              <w:t>(*Equal contribution</w:t>
+            </w:r>
+            <w:r>
+              <w:rPr>
+                <w:color w:val="000000" w:themeColor="text1"/>
+                <w:lang w:eastAsia="zh-CN"/>
+              </w:rPr>
+              <w:t>; ^Mentored students</w:t>
+            </w:r>
+            <w:r>
+              <w:rPr>
+                <w:color w:val="000000" w:themeColor="text1"/>
+              </w:rPr>
+              <w:t xml:space="preserve">) </w:t>
+            </w:r>
+          </w:p>
+          <w:p>
+            <w:pPr>
+              <w:ind w:left="-20"/>
+              <w:rPr>
+                <w:color w:val="000000" w:themeColor="text1"/>
+                <w:lang w:eastAsia="zh-CN"/>
+              </w:rPr>
+            </w:pPr>
+            <w:r>
+              <w:rPr>
+                <w:color w:val="000000" w:themeColor="text1"/>
+                <w:lang w:eastAsia="zh-CN"/>
+              </w:rPr>
+              <w:t xml:space="preserve">[44] Do Value Vectors in Deep Layers Need Context from the Residual Stream?; Muyu He, Yuchen Liu, Qingya Huang and </w:t>
+            </w:r>
+            <w:r>
+              <w:rPr>
                 <w:b/>
                 <w:bCs/>
                 <w:color w:val="000000" w:themeColor="text1"/>
-              </w:rPr>
-              <w:t>⊃</w:t>
-            </w:r>
-            <w:r>
-              <w:rPr>
-                <w:color w:val="000000" w:themeColor="text1"/>
-              </w:rPr>
-              <w:t xml:space="preserve"> 1</w:t>
-            </w:r>
-            <w:r>
-              <w:rPr>
-                <w:rFonts w:hint="eastAsia"/>
-                <w:color w:val="000000" w:themeColor="text1"/>
-                <w:lang w:eastAsia="zh-CN"/>
-              </w:rPr>
-              <w:t>3</w:t>
-            </w:r>
-            <w:r>
-              <w:rPr>
-                <w:color w:val="000000" w:themeColor="text1"/>
-              </w:rPr>
-              <w:t xml:space="preserve"> first-authored </w:t>
-            </w:r>
-            <w:r>
-              <w:rPr>
-                <w:color w:val="000000" w:themeColor="text1"/>
-              </w:rPr>
-              <w:t>∪</w:t>
-            </w:r>
-            <w:r>
-              <w:rPr>
-                <w:color w:val="000000" w:themeColor="text1"/>
-              </w:rPr>
-              <w:t xml:space="preserve"> </w:t>
-            </w:r>
-            <w:r>
-              <w:rPr>
-                <w:color w:val="000000" w:themeColor="text1"/>
-              </w:rPr>
-              <w:t>7</w:t>
-            </w:r>
-            <w:r>
-              <w:rPr>
-                <w:color w:val="000000" w:themeColor="text1"/>
-              </w:rPr>
-              <w:t xml:space="preserve"> last-authored</w:t>
+                <w:lang w:eastAsia="zh-CN"/>
+              </w:rPr>
+              <w:t>Li Zhang</w:t>
+            </w:r>
+            <w:r>
+              <w:rPr>
+                <w:color w:val="000000" w:themeColor="text1"/>
+                <w:lang w:eastAsia="zh-CN"/>
+              </w:rPr>
+              <w:t xml:space="preserve">; in EMNLP 2026. </w:t>
             </w:r>
           </w:p>
           <w:p>
@@ -982,50 +1093,31 @@
               <w:ind w:left="-20"/>
               <w:rPr>
                 <w:color w:val="000000" w:themeColor="text1"/>
-              </w:rPr>
-            </w:pPr>
-            <w:r>
-              <w:rPr>
-                <w:color w:val="000000" w:themeColor="text1"/>
-              </w:rPr>
-              <w:t xml:space="preserve">Total citations: </w:t>
-            </w:r>
-            <w:r>
-              <w:rPr>
-                <w:color w:val="000000" w:themeColor="text1"/>
-                <w:lang w:eastAsia="zh-CN"/>
-              </w:rPr>
-              <w:t>4</w:t>
-            </w:r>
-            <w:r>
-              <w:rPr>
-                <w:rFonts w:hint="eastAsia"/>
-                <w:color w:val="000000" w:themeColor="text1"/>
-                <w:lang w:eastAsia="zh-CN"/>
-              </w:rPr>
-              <w:t>000+</w:t>
-            </w:r>
-            <w:r>
-              <w:rPr>
-                <w:color w:val="000000" w:themeColor="text1"/>
-              </w:rPr>
-              <w:t>; h-index: 1</w:t>
-            </w:r>
-            <w:r>
-              <w:rPr>
-                <w:rFonts w:hint="eastAsia"/>
-                <w:color w:val="000000" w:themeColor="text1"/>
-                <w:lang w:eastAsia="zh-CN"/>
-              </w:rPr>
-              <w:t>5</w:t>
-            </w:r>
-            <w:r>
-              <w:rPr>
-                <w:rFonts w:hint="eastAsia"/>
-                <w:color w:val="000000" w:themeColor="text1"/>
-                <w:lang w:eastAsia="zh-CN"/>
-              </w:rPr>
-              <w:t>+</w:t>
+                <w:lang w:eastAsia="zh-CN"/>
+              </w:rPr>
+            </w:pPr>
+            <w:r>
+              <w:rPr>
+                <w:color w:val="000000" w:themeColor="text1"/>
+                <w:lang w:eastAsia="zh-CN"/>
+              </w:rPr>
+              <w:t xml:space="preserve">[43] Robust Asynchronous Planning via Auto-Formalization; Jiayi Zhang*, Jianing Yin*, Ben Zhou and </w:t>
+            </w:r>
+            <w:r>
+              <w:rPr>
+                <w:b/>
+                <w:bCs/>
+                <w:color w:val="000000" w:themeColor="text1"/>
+                <w:lang w:eastAsia="zh-CN"/>
+              </w:rPr>
+              <w:t>Li Zhang</w:t>
+            </w:r>
+            <w:r>
+              <w:rPr>
+                <w:color w:val="000000" w:themeColor="text1"/>
+                <w:lang w:eastAsia="zh-CN"/>
+              </w:rPr>
+              <w:t>; in submission.</w:t>
             </w:r>
           </w:p>
           <w:p>
@@ -1039,21 +1131,25 @@
             <w:r>
               <w:rPr>
                 <w:color w:val="000000" w:themeColor="text1"/>
-              </w:rPr>
-              <w:t>(*Equal contribution</w:t>
-            </w:r>
-            <w:r>
-              <w:rPr>
-                <w:color w:val="000000" w:themeColor="text1"/>
-                <w:lang w:eastAsia="zh-CN"/>
-              </w:rPr>
-              <w:t>; ^Mentored students</w:t>
-            </w:r>
-            <w:r>
-              <w:rPr>
-                <w:color w:val="000000" w:themeColor="text1"/>
-              </w:rPr>
-              <w:t xml:space="preserve">) </w:t>
+                <w:lang w:eastAsia="zh-CN"/>
+              </w:rPr>
+              <w:t xml:space="preserve">[42] Language Model Planners do not Scale, but do Formalizers? Owen Jiang, Cassie Huang, Ashish Sabharwal and </w:t>
+            </w:r>
+            <w:r>
+              <w:rPr>
+                <w:b/>
+                <w:bCs/>
+                <w:color w:val="000000" w:themeColor="text1"/>
+                <w:lang w:eastAsia="zh-CN"/>
+              </w:rPr>
+              <w:t>Li Zhang</w:t>
+            </w:r>
+            <w:r>
+              <w:rPr>
+                <w:color w:val="000000" w:themeColor="text1"/>
+                <w:lang w:eastAsia="zh-CN"/>
+              </w:rPr>
+              <w:t>; in submission.</w:t>
             </w:r>
           </w:p>
           <w:p>
@@ -1069,7 +1165,7 @@
                 <w:color w:val="000000" w:themeColor="text1"/>
                 <w:lang w:eastAsia="zh-CN"/>
               </w:rPr>
-              <w:t xml:space="preserve">[44] Do Value Vectors in Deep Layers Need Context from the Residual Stream?; Muyu He, Yuchen Liu, Qingya Huang and </w:t>
+              <w:t xml:space="preserve">[41] C. Huang, S. Mohan, Z. Yang, S. Tellex and </w:t>
             </w:r>
             <w:r>
               <w:rPr>
@@ -1078,14 +1174,14 @@
                 <w:color w:val="000000" w:themeColor="text1"/>
                 <w:lang w:eastAsia="zh-CN"/>
               </w:rPr>
-              <w:t>Li Zhang</w:t>
-            </w:r>
-            <w:r>
-              <w:rPr>
-                <w:color w:val="000000" w:themeColor="text1"/>
-                <w:lang w:eastAsia="zh-CN"/>
-              </w:rPr>
-              <w:t xml:space="preserve">; in submission to EMNLP 2026. </w:t>
+              <w:t>L. Zhang</w:t>
+            </w:r>
+            <w:r>
+              <w:rPr>
+                <w:color w:val="000000" w:themeColor="text1"/>
+                <w:lang w:eastAsia="zh-CN"/>
+              </w:rPr>
+              <w:t>. Language Model as Planner and Formalizer under Constraints. In ACL 2026.</w:t>
             </w:r>
           </w:p>
           <w:p>
@@ -1101,7 +1197,7 @@
                 <w:color w:val="000000" w:themeColor="text1"/>
                 <w:lang w:eastAsia="zh-CN"/>
               </w:rPr>
-              <w:t xml:space="preserve">[43] Robust Asynchronous Planning via Auto-Formalization; Jiayi Zhang*, Jianing Yin*, Ben Zhou and </w:t>
+              <w:t xml:space="preserve">[40] V. Menon, A. Cherney, E. Cloude, </w:t>
             </w:r>
             <w:r>
               <w:rPr>
@@ -1110,14 +1206,14 @@
                 <w:color w:val="000000" w:themeColor="text1"/>
                 <w:lang w:eastAsia="zh-CN"/>
               </w:rPr>
-              <w:t>Li Zhang</w:t>
-            </w:r>
-            <w:r>
-              <w:rPr>
-                <w:color w:val="000000" w:themeColor="text1"/>
-                <w:lang w:eastAsia="zh-CN"/>
-              </w:rPr>
-              <w:t>; in submission.</w:t>
+              <w:t>L. Zhang</w:t>
+            </w:r>
+            <w:r>
+              <w:rPr>
+                <w:color w:val="000000" w:themeColor="text1"/>
+                <w:lang w:eastAsia="zh-CN"/>
+              </w:rPr>
+              <w:t>, T. Do. Evaluating the Impact of LLM-guided Reflection on Learning Outcomes with Interactive AI-Generated Educational Podcasts. In AIME-Con 2025.</w:t>
             </w:r>
           </w:p>
           <w:p>
@@ -1133,7 +1229,21 @@
                 <w:color w:val="000000" w:themeColor="text1"/>
                 <w:lang w:eastAsia="zh-CN"/>
               </w:rPr>
-              <w:t xml:space="preserve">[42] Language Model Planners do not Scale, but do Formalizers? Owen Jiang, Cassie Huang, Ashish Sabharwal and </w:t>
+              <w:t>[3</w:t>
+            </w:r>
+            <w:r>
+              <w:rPr>
+                <w:color w:val="000000" w:themeColor="text1"/>
+                <w:lang w:eastAsia="zh-CN"/>
+              </w:rPr>
+              <w:t>9</w:t>
+            </w:r>
+            <w:r>
+              <w:rPr>
+                <w:color w:val="000000" w:themeColor="text1"/>
+                <w:lang w:eastAsia="zh-CN"/>
+              </w:rPr>
+              <w:t xml:space="preserve">] C. E. Kayan and </w:t>
             </w:r>
             <w:r>
               <w:rPr>
@@ -1142,38 +1252,6 @@
                 <w:color w:val="000000" w:themeColor="text1"/>
                 <w:lang w:eastAsia="zh-CN"/>
               </w:rPr>
-              <w:t>Li Zhang</w:t>
-            </w:r>
-            <w:r>
-              <w:rPr>
-                <w:color w:val="000000" w:themeColor="text1"/>
-                <w:lang w:eastAsia="zh-CN"/>
-              </w:rPr>
-              <w:t>; in submission.</w:t>
-            </w:r>
-          </w:p>
-          <w:p>
-            <w:pPr>
-              <w:ind w:left="-20"/>
-              <w:rPr>
-                <w:color w:val="000000" w:themeColor="text1"/>
-                <w:lang w:eastAsia="zh-CN"/>
-              </w:rPr>
-            </w:pPr>
-            <w:r>
-              <w:rPr>
-                <w:color w:val="000000" w:themeColor="text1"/>
-                <w:lang w:eastAsia="zh-CN"/>
-              </w:rPr>
-              <w:t xml:space="preserve">[41] C. Huang, S. Mohan, Z. Yang, S. Tellex and </w:t>
-            </w:r>
-            <w:r>
-              <w:rPr>
-                <w:b/>
-                <w:bCs/>
-                <w:color w:val="000000" w:themeColor="text1"/>
-                <w:lang w:eastAsia="zh-CN"/>
-              </w:rPr>
               <w:t>L. Zhang</w:t>
             </w:r>
             <w:r>
@@ -1181,84 +1259,6 @@
                 <w:color w:val="000000" w:themeColor="text1"/>
                 <w:lang w:eastAsia="zh-CN"/>
               </w:rPr>
-              <w:t>. Language Model as Planner and Formalizer under Constraints. In ACL 2026.</w:t>
-            </w:r>
-          </w:p>
-          <w:p>
-            <w:pPr>
-              <w:ind w:left="-20"/>
-              <w:rPr>
-                <w:color w:val="000000" w:themeColor="text1"/>
-                <w:lang w:eastAsia="zh-CN"/>
-              </w:rPr>
-            </w:pPr>
-            <w:r>
-              <w:rPr>
-                <w:color w:val="000000" w:themeColor="text1"/>
-                <w:lang w:eastAsia="zh-CN"/>
-              </w:rPr>
-              <w:t xml:space="preserve">[40] V. Menon, A. Cherney, E. Cloude, </w:t>
-            </w:r>
-            <w:r>
-              <w:rPr>
-                <w:b/>
-                <w:bCs/>
-                <w:color w:val="000000" w:themeColor="text1"/>
-                <w:lang w:eastAsia="zh-CN"/>
-              </w:rPr>
-              <w:t>L. Zhang</w:t>
-            </w:r>
-            <w:r>
-              <w:rPr>
-                <w:color w:val="000000" w:themeColor="text1"/>
-                <w:lang w:eastAsia="zh-CN"/>
-              </w:rPr>
-              <w:t>, T. Do. Evaluating the Impact of LLM-guided Reflection on Learning Outcomes with Interactive AI-Generated Educational Podcasts. In AIME-Con 2025.</w:t>
-            </w:r>
-          </w:p>
-          <w:p>
-            <w:pPr>
-              <w:ind w:left="-20"/>
-              <w:rPr>
-                <w:color w:val="000000" w:themeColor="text1"/>
-                <w:lang w:eastAsia="zh-CN"/>
-              </w:rPr>
-            </w:pPr>
-            <w:r>
-              <w:rPr>
-                <w:color w:val="000000" w:themeColor="text1"/>
-                <w:lang w:eastAsia="zh-CN"/>
-              </w:rPr>
-              <w:t>[3</w:t>
-            </w:r>
-            <w:r>
-              <w:rPr>
-                <w:color w:val="000000" w:themeColor="text1"/>
-                <w:lang w:eastAsia="zh-CN"/>
-              </w:rPr>
-              <w:t>9</w:t>
-            </w:r>
-            <w:r>
-              <w:rPr>
-                <w:color w:val="000000" w:themeColor="text1"/>
-                <w:lang w:eastAsia="zh-CN"/>
-              </w:rPr>
-              <w:t xml:space="preserve">] C. E. Kayan and </w:t>
-            </w:r>
-            <w:r>
-              <w:rPr>
-                <w:b/>
-                <w:bCs/>
-                <w:color w:val="000000" w:themeColor="text1"/>
-                <w:lang w:eastAsia="zh-CN"/>
-              </w:rPr>
-              <w:t>L. Zhang</w:t>
-            </w:r>
-            <w:r>
-              <w:rPr>
-                <w:color w:val="000000" w:themeColor="text1"/>
-                <w:lang w:eastAsia="zh-CN"/>
-              </w:rPr>
               <w:t>. Prototype-Based Dynamic Steering for Large Language Models</w:t>
             </w:r>
             <w:r>
@@ -1266,7 +1266,7 @@
                 <w:color w:val="000000" w:themeColor="text1"/>
                 <w:lang w:eastAsia="zh-CN"/>
               </w:rPr>
-              <w:t>; in submission to EMNLP 2026</w:t>
+              <w:t>; in EMNLP 2026</w:t>
             </w:r>
             <w:r>
               <w:rPr>
@@ -6185,6 +6185,7 @@
   <w:style w:type="character" w:default="1" w:styleId="DefaultParagraphFont">
     <w:name w:val="Default Paragraph Font"/>
     <w:uiPriority w:val="1"/>
+    <w:semiHidden/>
     <w:unhideWhenUsed/>
   </w:style>
   <w:style w:type="table" w:default="1" w:styleId="TableNormal">

--- a/docs/CV.docx
+++ b/docs/CV.docx
@@ -1,6 +1,6 @@
 
 <file path=word/document.xml><?xml version="1.0" encoding="utf-8"?>
-<w:document xmlns:wpc="http://schemas.microsoft.com/office/word/2010/wordprocessingCanvas" xmlns:cx="http://schemas.microsoft.com/office/drawing/2014/chartex" xmlns:cx1="http://schemas.microsoft.com/office/drawing/2015/9/8/chartex" xmlns:cx2="http://schemas.microsoft.com/office/drawing/2015/10/21/chartex" xmlns:cx3="http://schemas.microsoft.com/office/drawing/2016/5/9/chartex" xmlns:cx4="http://schemas.microsoft.com/office/drawing/2016/5/10/chartex" xmlns:cx5="http://schemas.microsoft.com/office/drawing/2016/5/11/chartex" xmlns:cx6="http://schemas.microsoft.com/office/drawing/2016/5/12/chartex" xmlns:cx7="http://schemas.microsoft.com/office/drawing/2016/5/13/chartex" xmlns:cx8="http://schemas.microsoft.com/office/drawing/2016/5/14/chartex" xmlns:mc="http://schemas.openxmlformats.org/markup-compatibility/2006" xmlns:aink="http://schemas.microsoft.com/office/drawing/2016/ink" xmlns:am3d="http://schemas.microsoft.com/office/drawing/2017/model3d" xmlns:o="urn:schemas-microsoft-com:office:office" xmlns:oel="http://schemas.microsoft.com/office/2019/extlst" xmlns:r="http://schemas.openxmlformats.org/officeDocument/2006/relationships" xmlns:m="http://schemas.openxmlformats.org/officeDocument/2006/math" xmlns:v="urn:schemas-microsoft-com:vml" xmlns:wp14="http://schemas.microsoft.com/office/word/2010/wordprocessingDrawing" xmlns:wp="http://schemas.openxmlformats.org/drawingml/2006/wordprocessingDrawing" xmlns:w10="urn:schemas-microsoft-com:office:word" xmlns:w="http://schemas.openxmlformats.org/wordprocessingml/2006/main" xmlns:w14="http://schemas.microsoft.com/office/word/2010/wordml" xmlns:w15="http://schemas.microsoft.com/office/word/2012/wordml" xmlns:w16cei="http://schemas.microsoft.com/office/word/2026/wordml/cei" xmlns:w16cex="http://schemas.microsoft.com/office/word/2018/wordml/cex" xmlns:w16cid="http://schemas.microsoft.com/office/word/2016/wordml/cid" xmlns:w16="http://schemas.microsoft.com/office/word/2018/wordml" xmlns:w16du="http://schemas.microsoft.com/office/word/2023/wordml/word16du" xmlns:w16sdtdh="http://schemas.microsoft.com/office/word/2020/wordml/sdtdatahash" xmlns:w16sdtfl="http://schemas.microsoft.com/office/word/2024/wordml/sdtformatlock" xmlns:w16se="http://schemas.microsoft.com/office/word/2015/wordml/symex" xmlns:wpg="http://schemas.microsoft.com/office/word/2010/wordprocessingGroup" xmlns:wpi="http://schemas.microsoft.com/office/word/2010/wordprocessingInk" xmlns:wne="http://schemas.microsoft.com/office/word/2006/wordml" xmlns:wps="http://schemas.microsoft.com/office/word/2010/wordprocessingShape" mc:Ignorable="w14 w15 w16se w16cid w16 w16cex w16sdtdh w16sdtfl w16du wp14">
+<w:document xmlns:wpc="http://schemas.microsoft.com/office/word/2010/wordprocessingCanvas" xmlns:cx="http://schemas.microsoft.com/office/drawing/2014/chartex" xmlns:cx1="http://schemas.microsoft.com/office/drawing/2015/9/8/chartex" xmlns:cx2="http://schemas.microsoft.com/office/drawing/2015/10/21/chartex" xmlns:cx3="http://schemas.microsoft.com/office/drawing/2016/5/9/chartex" xmlns:cx4="http://schemas.microsoft.com/office/drawing/2016/5/10/chartex" xmlns:cx5="http://schemas.microsoft.com/office/drawing/2016/5/11/chartex" xmlns:cx6="http://schemas.microsoft.com/office/drawing/2016/5/12/chartex" xmlns:cx7="http://schemas.microsoft.com/office/drawing/2016/5/13/chartex" xmlns:cx8="http://schemas.microsoft.com/office/drawing/2016/5/14/chartex" xmlns:mc="http://schemas.openxmlformats.org/markup-compatibility/2006" xmlns:aink="http://schemas.microsoft.com/office/drawing/2016/ink" xmlns:am3d="http://schemas.microsoft.com/office/drawing/2017/model3d" xmlns:o="urn:schemas-microsoft-com:office:office" xmlns:oel="http://schemas.microsoft.com/office/2019/extlst" xmlns:r="http://schemas.openxmlformats.org/officeDocument/2006/relationships" xmlns:m="http://schemas.openxmlformats.org/officeDocument/2006/math" xmlns:v="urn:schemas-microsoft-com:vml" xmlns:wp14="http://schemas.microsoft.com/office/word/2010/wordprocessingDrawing" xmlns:wp="http://schemas.openxmlformats.org/drawingml/2006/wordprocessingDrawing" xmlns:w10="urn:schemas-microsoft-com:office:word" xmlns:w="http://schemas.openxmlformats.org/wordprocessingml/2006/main" xmlns:w14="http://schemas.microsoft.com/office/word/2010/wordml" xmlns:w15="http://schemas.microsoft.com/office/word/2012/wordml" xmlns:w16cex="http://schemas.microsoft.com/office/word/2018/wordml/cex" xmlns:w16cid="http://schemas.microsoft.com/office/word/2016/wordml/cid" xmlns:w16="http://schemas.microsoft.com/office/word/2018/wordml" xmlns:w16du="http://schemas.microsoft.com/office/word/2023/wordml/word16du" xmlns:w16sdtdh="http://schemas.microsoft.com/office/word/2020/wordml/sdtdatahash" xmlns:w16sdtfl="http://schemas.microsoft.com/office/word/2024/wordml/sdtformatlock" xmlns:w16se="http://schemas.microsoft.com/office/word/2015/wordml/symex" xmlns:wpg="http://schemas.microsoft.com/office/word/2010/wordprocessingGroup" xmlns:wpi="http://schemas.microsoft.com/office/word/2010/wordprocessingInk" xmlns:wne="http://schemas.microsoft.com/office/word/2006/wordml" xmlns:wps="http://schemas.microsoft.com/office/word/2010/wordprocessingShape" mc:Ignorable="w14 w15 w16se w16cid w16 w16cex w16sdtdh w16sdtfl w16du wp14">
   <w:body>
     <w:tbl>
       <w:tblPr>
@@ -1340,6 +1340,20 @@
                 <w:color w:val="000000" w:themeColor="text1"/>
                 <w:lang w:eastAsia="zh-CN"/>
               </w:rPr>
+              <w:t xml:space="preserve">; </w:t>
+            </w:r>
+            <w:r>
+              <w:rPr>
+                <w:color w:val="000000" w:themeColor="text1"/>
+                <w:lang w:eastAsia="zh-CN"/>
+              </w:rPr>
+              <w:t>Best Paper Award</w:t>
+            </w:r>
+            <w:r>
+              <w:rPr>
+                <w:color w:val="000000" w:themeColor="text1"/>
+                <w:lang w:eastAsia="zh-CN"/>
+              </w:rPr>
               <w:t xml:space="preserve">. </w:t>
             </w:r>
           </w:p>
@@ -5509,7 +5523,7 @@
 </file>
 
 <file path=word/endnotes.xml><?xml version="1.0" encoding="utf-8"?>
-<w:endnotes xmlns:wpc="http://schemas.microsoft.com/office/word/2010/wordprocessingCanvas" xmlns:cx="http://schemas.microsoft.com/office/drawing/2014/chartex" xmlns:cx1="http://schemas.microsoft.com/office/drawing/2015/9/8/chartex" xmlns:cx2="http://schemas.microsoft.com/office/drawing/2015/10/21/chartex" xmlns:cx3="http://schemas.microsoft.com/office/drawing/2016/5/9/chartex" xmlns:cx4="http://schemas.microsoft.com/office/drawing/2016/5/10/chartex" xmlns:cx5="http://schemas.microsoft.com/office/drawing/2016/5/11/chartex" xmlns:cx6="http://schemas.microsoft.com/office/drawing/2016/5/12/chartex" xmlns:cx7="http://schemas.microsoft.com/office/drawing/2016/5/13/chartex" xmlns:cx8="http://schemas.microsoft.com/office/drawing/2016/5/14/chartex" xmlns:mc="http://schemas.openxmlformats.org/markup-compatibility/2006" xmlns:aink="http://schemas.microsoft.com/office/drawing/2016/ink" xmlns:am3d="http://schemas.microsoft.com/office/drawing/2017/model3d" xmlns:o="urn:schemas-microsoft-com:office:office" xmlns:oel="http://schemas.microsoft.com/office/2019/extlst" xmlns:r="http://schemas.openxmlformats.org/officeDocument/2006/relationships" xmlns:m="http://schemas.openxmlformats.org/officeDocument/2006/math" xmlns:v="urn:schemas-microsoft-com:vml" xmlns:wp14="http://schemas.microsoft.com/office/word/2010/wordprocessingDrawing" xmlns:wp="http://schemas.openxmlformats.org/drawingml/2006/wordprocessingDrawing" xmlns:w10="urn:schemas-microsoft-com:office:word" xmlns:w="http://schemas.openxmlformats.org/wordprocessingml/2006/main" xmlns:w14="http://schemas.microsoft.com/office/word/2010/wordml" xmlns:w15="http://schemas.microsoft.com/office/word/2012/wordml" xmlns:w16cei="http://schemas.microsoft.com/office/word/2026/wordml/cei" xmlns:w16cex="http://schemas.microsoft.com/office/word/2018/wordml/cex" xmlns:w16cid="http://schemas.microsoft.com/office/word/2016/wordml/cid" xmlns:w16="http://schemas.microsoft.com/office/word/2018/wordml" xmlns:w16du="http://schemas.microsoft.com/office/word/2023/wordml/word16du" xmlns:w16sdtdh="http://schemas.microsoft.com/office/word/2020/wordml/sdtdatahash" xmlns:w16sdtfl="http://schemas.microsoft.com/office/word/2024/wordml/sdtformatlock" xmlns:w16se="http://schemas.microsoft.com/office/word/2015/wordml/symex" xmlns:wpg="http://schemas.microsoft.com/office/word/2010/wordprocessingGroup" xmlns:wpi="http://schemas.microsoft.com/office/word/2010/wordprocessingInk" xmlns:wne="http://schemas.microsoft.com/office/word/2006/wordml" xmlns:wps="http://schemas.microsoft.com/office/word/2010/wordprocessingShape" mc:Ignorable="w14 w15 w16se w16cid w16 w16cex w16sdtdh w16sdtfl w16du wp14">
+<w:endnotes xmlns:wpc="http://schemas.microsoft.com/office/word/2010/wordprocessingCanvas" xmlns:cx="http://schemas.microsoft.com/office/drawing/2014/chartex" xmlns:cx1="http://schemas.microsoft.com/office/drawing/2015/9/8/chartex" xmlns:cx2="http://schemas.microsoft.com/office/drawing/2015/10/21/chartex" xmlns:cx3="http://schemas.microsoft.com/office/drawing/2016/5/9/chartex" xmlns:cx4="http://schemas.microsoft.com/office/drawing/2016/5/10/chartex" xmlns:cx5="http://schemas.microsoft.com/office/drawing/2016/5/11/chartex" xmlns:cx6="http://schemas.microsoft.com/office/drawing/2016/5/12/chartex" xmlns:cx7="http://schemas.microsoft.com/office/drawing/2016/5/13/chartex" xmlns:cx8="http://schemas.microsoft.com/office/drawing/2016/5/14/chartex" xmlns:mc="http://schemas.openxmlformats.org/markup-compatibility/2006" xmlns:aink="http://schemas.microsoft.com/office/drawing/2016/ink" xmlns:am3d="http://schemas.microsoft.com/office/drawing/2017/model3d" xmlns:o="urn:schemas-microsoft-com:office:office" xmlns:oel="http://schemas.microsoft.com/office/2019/extlst" xmlns:r="http://schemas.openxmlformats.org/officeDocument/2006/relationships" xmlns:m="http://schemas.openxmlformats.org/officeDocument/2006/math" xmlns:v="urn:schemas-microsoft-com:vml" xmlns:wp14="http://schemas.microsoft.com/office/word/2010/wordprocessingDrawing" xmlns:wp="http://schemas.openxmlformats.org/drawingml/2006/wordprocessingDrawing" xmlns:w10="urn:schemas-microsoft-com:office:word" xmlns:w="http://schemas.openxmlformats.org/wordprocessingml/2006/main" xmlns:w14="http://schemas.microsoft.com/office/word/2010/wordml" xmlns:w15="http://schemas.microsoft.com/office/word/2012/wordml" xmlns:w16cex="http://schemas.microsoft.com/office/word/2018/wordml/cex" xmlns:w16cid="http://schemas.microsoft.com/office/word/2016/wordml/cid" xmlns:w16="http://schemas.microsoft.com/office/word/2018/wordml" xmlns:w16du="http://schemas.microsoft.com/office/word/2023/wordml/word16du" xmlns:w16sdtdh="http://schemas.microsoft.com/office/word/2020/wordml/sdtdatahash" xmlns:w16sdtfl="http://schemas.microsoft.com/office/word/2024/wordml/sdtformatlock" xmlns:w16se="http://schemas.microsoft.com/office/word/2015/wordml/symex" xmlns:wpg="http://schemas.microsoft.com/office/word/2010/wordprocessingGroup" xmlns:wpi="http://schemas.microsoft.com/office/word/2010/wordprocessingInk" xmlns:wne="http://schemas.microsoft.com/office/word/2006/wordml" xmlns:wps="http://schemas.microsoft.com/office/word/2010/wordprocessingShape" mc:Ignorable="w14 w15 w16se w16cid w16 w16cex w16sdtdh w16sdtfl w16du wp14">
   <w:endnote w:type="separator" w:id="-1">
     <w:p>
       <w:pPr>
@@ -5534,7 +5548,7 @@
 </file>
 
 <file path=word/footnotes.xml><?xml version="1.0" encoding="utf-8"?>
-<w:footnotes xmlns:wpc="http://schemas.microsoft.com/office/word/2010/wordprocessingCanvas" xmlns:cx="http://schemas.microsoft.com/office/drawing/2014/chartex" xmlns:cx1="http://schemas.microsoft.com/office/drawing/2015/9/8/chartex" xmlns:cx2="http://schemas.microsoft.com/office/drawing/2015/10/21/chartex" xmlns:cx3="http://schemas.microsoft.com/office/drawing/2016/5/9/chartex" xmlns:cx4="http://schemas.microsoft.com/office/drawing/2016/5/10/chartex" xmlns:cx5="http://schemas.microsoft.com/office/drawing/2016/5/11/chartex" xmlns:cx6="http://schemas.microsoft.com/office/drawing/2016/5/12/chartex" xmlns:cx7="http://schemas.microsoft.com/office/drawing/2016/5/13/chartex" xmlns:cx8="http://schemas.microsoft.com/office/drawing/2016/5/14/chartex" xmlns:mc="http://schemas.openxmlformats.org/markup-compatibility/2006" xmlns:aink="http://schemas.microsoft.com/office/drawing/2016/ink" xmlns:am3d="http://schemas.microsoft.com/office/drawing/2017/model3d" xmlns:o="urn:schemas-microsoft-com:office:office" xmlns:oel="http://schemas.microsoft.com/office/2019/extlst" xmlns:r="http://schemas.openxmlformats.org/officeDocument/2006/relationships" xmlns:m="http://schemas.openxmlformats.org/officeDocument/2006/math" xmlns:v="urn:schemas-microsoft-com:vml" xmlns:wp14="http://schemas.microsoft.com/office/word/2010/wordprocessingDrawing" xmlns:wp="http://schemas.openxmlformats.org/drawingml/2006/wordprocessingDrawing" xmlns:w10="urn:schemas-microsoft-com:office:word" xmlns:w="http://schemas.openxmlformats.org/wordprocessingml/2006/main" xmlns:w14="http://schemas.microsoft.com/office/word/2010/wordml" xmlns:w15="http://schemas.microsoft.com/office/word/2012/wordml" xmlns:w16cei="http://schemas.microsoft.com/office/word/2026/wordml/cei" xmlns:w16cex="http://schemas.microsoft.com/office/word/2018/wordml/cex" xmlns:w16cid="http://schemas.microsoft.com/office/word/2016/wordml/cid" xmlns:w16="http://schemas.microsoft.com/office/word/2018/wordml" xmlns:w16du="http://schemas.microsoft.com/office/word/2023/wordml/word16du" xmlns:w16sdtdh="http://schemas.microsoft.com/office/word/2020/wordml/sdtdatahash" xmlns:w16sdtfl="http://schemas.microsoft.com/office/word/2024/wordml/sdtformatlock" xmlns:w16se="http://schemas.microsoft.com/office/word/2015/wordml/symex" xmlns:wpg="http://schemas.microsoft.com/office/word/2010/wordprocessingGroup" xmlns:wpi="http://schemas.microsoft.com/office/word/2010/wordprocessingInk" xmlns:wne="http://schemas.microsoft.com/office/word/2006/wordml" xmlns:wps="http://schemas.microsoft.com/office/word/2010/wordprocessingShape" mc:Ignorable="w14 w15 w16se w16cid w16 w16cex w16sdtdh w16sdtfl w16du wp14">
+<w:footnotes xmlns:wpc="http://schemas.microsoft.com/office/word/2010/wordprocessingCanvas" xmlns:cx="http://schemas.microsoft.com/office/drawing/2014/chartex" xmlns:cx1="http://schemas.microsoft.com/office/drawing/2015/9/8/chartex" xmlns:cx2="http://schemas.microsoft.com/office/drawing/2015/10/21/chartex" xmlns:cx3="http://schemas.microsoft.com/office/drawing/2016/5/9/chartex" xmlns:cx4="http://schemas.microsoft.com/office/drawing/2016/5/10/chartex" xmlns:cx5="http://schemas.microsoft.com/office/drawing/2016/5/11/chartex" xmlns:cx6="http://schemas.microsoft.com/office/drawing/2016/5/12/chartex" xmlns:cx7="http://schemas.microsoft.com/office/drawing/2016/5/13/chartex" xmlns:cx8="http://schemas.microsoft.com/office/drawing/2016/5/14/chartex" xmlns:mc="http://schemas.openxmlformats.org/markup-compatibility/2006" xmlns:aink="http://schemas.microsoft.com/office/drawing/2016/ink" xmlns:am3d="http://schemas.microsoft.com/office/drawing/2017/model3d" xmlns:o="urn:schemas-microsoft-com:office:office" xmlns:oel="http://schemas.microsoft.com/office/2019/extlst" xmlns:r="http://schemas.openxmlformats.org/officeDocument/2006/relationships" xmlns:m="http://schemas.openxmlformats.org/officeDocument/2006/math" xmlns:v="urn:schemas-microsoft-com:vml" xmlns:wp14="http://schemas.microsoft.com/office/word/2010/wordprocessingDrawing" xmlns:wp="http://schemas.openxmlformats.org/drawingml/2006/wordprocessingDrawing" xmlns:w10="urn:schemas-microsoft-com:office:word" xmlns:w="http://schemas.openxmlformats.org/wordprocessingml/2006/main" xmlns:w14="http://schemas.microsoft.com/office/word/2010/wordml" xmlns:w15="http://schemas.microsoft.com/office/word/2012/wordml" xmlns:w16cex="http://schemas.microsoft.com/office/word/2018/wordml/cex" xmlns:w16cid="http://schemas.microsoft.com/office/word/2016/wordml/cid" xmlns:w16="http://schemas.microsoft.com/office/word/2018/wordml" xmlns:w16du="http://schemas.microsoft.com/office/word/2023/wordml/word16du" xmlns:w16sdtdh="http://schemas.microsoft.com/office/word/2020/wordml/sdtdatahash" xmlns:w16sdtfl="http://schemas.microsoft.com/office/word/2024/wordml/sdtformatlock" xmlns:w16se="http://schemas.microsoft.com/office/word/2015/wordml/symex" xmlns:wpg="http://schemas.microsoft.com/office/word/2010/wordprocessingGroup" xmlns:wpi="http://schemas.microsoft.com/office/word/2010/wordprocessingInk" xmlns:wne="http://schemas.microsoft.com/office/word/2006/wordml" xmlns:wps="http://schemas.microsoft.com/office/word/2010/wordprocessingShape" mc:Ignorable="w14 w15 w16se w16cid w16 w16cex w16sdtdh w16sdtfl w16du wp14">
   <w:footnote w:type="separator" w:id="-1">
     <w:p>
       <w:pPr>
@@ -5559,7 +5573,7 @@
 </file>
 
 <file path=word/numbering.xml><?xml version="1.0" encoding="utf-8"?>
-<w:numbering xmlns:wpc="http://schemas.microsoft.com/office/word/2010/wordprocessingCanvas" xmlns:cx="http://schemas.microsoft.com/office/drawing/2014/chartex" xmlns:cx1="http://schemas.microsoft.com/office/drawing/2015/9/8/chartex" xmlns:cx2="http://schemas.microsoft.com/office/drawing/2015/10/21/chartex" xmlns:cx3="http://schemas.microsoft.com/office/drawing/2016/5/9/chartex" xmlns:cx4="http://schemas.microsoft.com/office/drawing/2016/5/10/chartex" xmlns:cx5="http://schemas.microsoft.com/office/drawing/2016/5/11/chartex" xmlns:cx6="http://schemas.microsoft.com/office/drawing/2016/5/12/chartex" xmlns:cx7="http://schemas.microsoft.com/office/drawing/2016/5/13/chartex" xmlns:cx8="http://schemas.microsoft.com/office/drawing/2016/5/14/chartex" xmlns:mc="http://schemas.openxmlformats.org/markup-compatibility/2006" xmlns:aink="http://schemas.microsoft.com/office/drawing/2016/ink" xmlns:am3d="http://schemas.microsoft.com/office/drawing/2017/model3d" xmlns:o="urn:schemas-microsoft-com:office:office" xmlns:oel="http://schemas.microsoft.com/office/2019/extlst" xmlns:r="http://schemas.openxmlformats.org/officeDocument/2006/relationships" xmlns:m="http://schemas.openxmlformats.org/officeDocument/2006/math" xmlns:v="urn:schemas-microsoft-com:vml" xmlns:wp14="http://schemas.microsoft.com/office/word/2010/wordprocessingDrawing" xmlns:wp="http://schemas.openxmlformats.org/drawingml/2006/wordprocessingDrawing" xmlns:w10="urn:schemas-microsoft-com:office:word" xmlns:w="http://schemas.openxmlformats.org/wordprocessingml/2006/main" xmlns:w14="http://schemas.microsoft.com/office/word/2010/wordml" xmlns:w15="http://schemas.microsoft.com/office/word/2012/wordml" xmlns:w16cei="http://schemas.microsoft.com/office/word/2026/wordml/cei" xmlns:w16cex="http://schemas.microsoft.com/office/word/2018/wordml/cex" xmlns:w16cid="http://schemas.microsoft.com/office/word/2016/wordml/cid" xmlns:w16="http://schemas.microsoft.com/office/word/2018/wordml" xmlns:w16du="http://schemas.microsoft.com/office/word/2023/wordml/word16du" xmlns:w16sdtdh="http://schemas.microsoft.com/office/word/2020/wordml/sdtdatahash" xmlns:w16sdtfl="http://schemas.microsoft.com/office/word/2024/wordml/sdtformatlock" xmlns:w16se="http://schemas.microsoft.com/office/word/2015/wordml/symex" xmlns:wpg="http://schemas.microsoft.com/office/word/2010/wordprocessingGroup" xmlns:wpi="http://schemas.microsoft.com/office/word/2010/wordprocessingInk" xmlns:wne="http://schemas.microsoft.com/office/word/2006/wordml" xmlns:wps="http://schemas.microsoft.com/office/word/2010/wordprocessingShape" mc:Ignorable="w14 w15 w16se w16cid w16 w16cex w16sdtdh w16sdtfl w16du wp14">
+<w:numbering xmlns:wpc="http://schemas.microsoft.com/office/word/2010/wordprocessingCanvas" xmlns:cx="http://schemas.microsoft.com/office/drawing/2014/chartex" xmlns:cx1="http://schemas.microsoft.com/office/drawing/2015/9/8/chartex" xmlns:cx2="http://schemas.microsoft.com/office/drawing/2015/10/21/chartex" xmlns:cx3="http://schemas.microsoft.com/office/drawing/2016/5/9/chartex" xmlns:cx4="http://schemas.microsoft.com/office/drawing/2016/5/10/chartex" xmlns:cx5="http://schemas.microsoft.com/office/drawing/2016/5/11/chartex" xmlns:cx6="http://schemas.microsoft.com/office/drawing/2016/5/12/chartex" xmlns:cx7="http://schemas.microsoft.com/office/drawing/2016/5/13/chartex" xmlns:cx8="http://schemas.microsoft.com/office/drawing/2016/5/14/chartex" xmlns:mc="http://schemas.openxmlformats.org/markup-compatibility/2006" xmlns:aink="http://schemas.microsoft.com/office/drawing/2016/ink" xmlns:am3d="http://schemas.microsoft.com/office/drawing/2017/model3d" xmlns:o="urn:schemas-microsoft-com:office:office" xmlns:oel="http://schemas.microsoft.com/office/2019/extlst" xmlns:r="http://schemas.openxmlformats.org/officeDocument/2006/relationships" xmlns:m="http://schemas.openxmlformats.org/officeDocument/2006/math" xmlns:v="urn:schemas-microsoft-com:vml" xmlns:wp14="http://schemas.microsoft.com/office/word/2010/wordprocessingDrawing" xmlns:wp="http://schemas.openxmlformats.org/drawingml/2006/wordprocessingDrawing" xmlns:w10="urn:schemas-microsoft-com:office:word" xmlns:w="http://schemas.openxmlformats.org/wordprocessingml/2006/main" xmlns:w14="http://schemas.microsoft.com/office/word/2010/wordml" xmlns:w15="http://schemas.microsoft.com/office/word/2012/wordml" xmlns:w16cex="http://schemas.microsoft.com/office/word/2018/wordml/cex" xmlns:w16cid="http://schemas.microsoft.com/office/word/2016/wordml/cid" xmlns:w16="http://schemas.microsoft.com/office/word/2018/wordml" xmlns:w16du="http://schemas.microsoft.com/office/word/2023/wordml/word16du" xmlns:w16sdtdh="http://schemas.microsoft.com/office/word/2020/wordml/sdtdatahash" xmlns:w16sdtfl="http://schemas.microsoft.com/office/word/2024/wordml/sdtformatlock" xmlns:w16se="http://schemas.microsoft.com/office/word/2015/wordml/symex" xmlns:wpg="http://schemas.microsoft.com/office/word/2010/wordprocessingGroup" xmlns:wpi="http://schemas.microsoft.com/office/word/2010/wordprocessingInk" xmlns:wne="http://schemas.microsoft.com/office/word/2006/wordml" xmlns:wps="http://schemas.microsoft.com/office/word/2010/wordprocessingShape" mc:Ignorable="w14 w15 w16se w16cid w16 w16cex w16sdtdh w16sdtfl w16du wp14">
   <w:abstractNum w:abstractNumId="0" w15:restartNumberingAfterBreak="0">
     <w:nsid w:val="4C366BB1"/>
     <w:multiLevelType w:val="multilevel"/>

--- a/docs/CV.docx
+++ b/docs/CV.docx
@@ -110,7 +110,7 @@
                 <w:color w:val="000000" w:themeColor="text1"/>
                 <w:lang w:eastAsia="zh-CN"/>
               </w:rPr>
-              <w:t>Aug</w:t>
+              <w:t>Sept</w:t>
             </w:r>
             <w:r>
               <w:rPr>
@@ -1069,6 +1069,66 @@
                 <w:color w:val="000000" w:themeColor="text1"/>
                 <w:lang w:eastAsia="zh-CN"/>
               </w:rPr>
+              <w:t xml:space="preserve">[45] </w:t>
+            </w:r>
+            <w:r>
+              <w:rPr>
+                <w:color w:val="000000" w:themeColor="text1"/>
+                <w:lang w:eastAsia="zh-CN"/>
+              </w:rPr>
+              <w:t>Theory-Scale Auto-Formalization of Logics for Computer Science</w:t>
+            </w:r>
+            <w:r>
+              <w:rPr>
+                <w:color w:val="000000" w:themeColor="text1"/>
+                <w:lang w:eastAsia="zh-CN"/>
+              </w:rPr>
+              <w:t xml:space="preserve">; </w:t>
+            </w:r>
+            <w:r>
+              <w:rPr>
+                <w:color w:val="000000" w:themeColor="text1"/>
+                <w:lang w:eastAsia="zh-CN"/>
+              </w:rPr>
+              <w:t xml:space="preserve">Yuming Feng, Frederick Pu, One An, Osbert Bastani, </w:t>
+            </w:r>
+            <w:r>
+              <w:rPr>
+                <w:b/>
+                <w:bCs/>
+                <w:color w:val="000000" w:themeColor="text1"/>
+                <w:lang w:eastAsia="zh-CN"/>
+              </w:rPr>
+              <w:t>Li Zhang</w:t>
+            </w:r>
+            <w:r>
+              <w:rPr>
+                <w:color w:val="000000" w:themeColor="text1"/>
+                <w:lang w:eastAsia="zh-CN"/>
+              </w:rPr>
+              <w:t>, Jiani Huang, Xujie Si and Ziyang Li</w:t>
+            </w:r>
+            <w:r>
+              <w:rPr>
+                <w:color w:val="000000" w:themeColor="text1"/>
+                <w:lang w:eastAsia="zh-CN"/>
+              </w:rPr>
+              <w:t xml:space="preserve">; in NeurIPS 2026. </w:t>
+            </w:r>
+          </w:p>
+          <w:p>
+            <w:pPr>
+              <w:ind w:left="-20"/>
+              <w:rPr>
+                <w:color w:val="000000" w:themeColor="text1"/>
+                <w:lang w:eastAsia="zh-CN"/>
+              </w:rPr>
+            </w:pPr>
+            <w:r>
+              <w:rPr>
+                <w:color w:val="000000" w:themeColor="text1"/>
+                <w:lang w:eastAsia="zh-CN"/>
+              </w:rPr>
               <w:t xml:space="preserve">[44] Do Value Vectors in Deep Layers Need Context from the Residual Stream?; Muyu He, Yuchen Liu, Qingya Huang and </w:t>
             </w:r>
             <w:r>
@@ -1523,110 +1583,6 @@
                 <w:lang w:eastAsia="zh-CN"/>
               </w:rPr>
               <w:t>In Findings of ACL 2026</w:t>
-            </w:r>
-            <w:r>
-              <w:rPr>
-                <w:color w:val="000000" w:themeColor="text1"/>
-                <w:lang w:eastAsia="zh-CN"/>
-              </w:rPr>
-              <w:t>.</w:t>
-            </w:r>
-          </w:p>
-          <w:p>
-            <w:pPr>
-              <w:ind w:left="-20"/>
-              <w:rPr>
-                <w:color w:val="000000" w:themeColor="text1"/>
-                <w:lang w:eastAsia="zh-CN"/>
-              </w:rPr>
-            </w:pPr>
-            <w:r>
-              <w:rPr>
-                <w:color w:val="000000" w:themeColor="text1"/>
-                <w:lang w:eastAsia="zh-CN"/>
-              </w:rPr>
-              <w:t>[3</w:t>
-            </w:r>
-            <w:r>
-              <w:rPr>
-                <w:color w:val="000000" w:themeColor="text1"/>
-                <w:lang w:eastAsia="zh-CN"/>
-              </w:rPr>
-              <w:t>4</w:t>
-            </w:r>
-            <w:r>
-              <w:rPr>
-                <w:color w:val="000000" w:themeColor="text1"/>
-                <w:lang w:eastAsia="zh-CN"/>
-              </w:rPr>
-              <w:t xml:space="preserve">] </w:t>
-            </w:r>
-            <w:r>
-              <w:rPr>
-                <w:rFonts w:hint="eastAsia"/>
-                <w:color w:val="000000" w:themeColor="text1"/>
-                <w:lang w:eastAsia="zh-CN"/>
-              </w:rPr>
-              <w:t>R</w:t>
-            </w:r>
-            <w:r>
-              <w:rPr>
-                <w:color w:val="000000" w:themeColor="text1"/>
-                <w:lang w:eastAsia="zh-CN"/>
-              </w:rPr>
-              <w:t xml:space="preserve">. </w:t>
-            </w:r>
-            <w:r>
-              <w:rPr>
-                <w:rFonts w:hint="eastAsia"/>
-                <w:color w:val="000000" w:themeColor="text1"/>
-                <w:lang w:eastAsia="zh-CN"/>
-              </w:rPr>
-              <w:t>Amonkar, M. Lai, R. Le Bras</w:t>
-            </w:r>
-            <w:r>
-              <w:rPr>
-                <w:color w:val="000000" w:themeColor="text1"/>
-                <w:lang w:eastAsia="zh-CN"/>
-              </w:rPr>
-              <w:t xml:space="preserve"> and </w:t>
-            </w:r>
-            <w:r>
-              <w:rPr>
-                <w:b/>
-                <w:bCs/>
-                <w:color w:val="000000" w:themeColor="text1"/>
-                <w:lang w:eastAsia="zh-CN"/>
-              </w:rPr>
-              <w:t>L. Zhang</w:t>
-            </w:r>
-            <w:r>
-              <w:rPr>
-                <w:color w:val="000000" w:themeColor="text1"/>
-                <w:lang w:eastAsia="zh-CN"/>
-              </w:rPr>
-              <w:t xml:space="preserve">. Are LLMs Better Formalizers than Solvers on Complex Problems? </w:t>
-            </w:r>
-            <w:r>
-              <w:rPr>
-                <w:color w:val="000000" w:themeColor="text1"/>
-                <w:lang w:eastAsia="zh-CN"/>
-              </w:rPr>
-              <w:t xml:space="preserve">In </w:t>
-            </w:r>
-            <w:r>
-              <w:rPr>
-                <w:color w:val="000000" w:themeColor="text1"/>
-                <w:lang w:eastAsia="zh-CN"/>
-              </w:rPr>
-              <w:t xml:space="preserve">the </w:t>
-            </w:r>
-            <w:r>
-              <w:rPr>
-                <w:color w:val="000000" w:themeColor="text1"/>
-                <w:lang w:eastAsia="zh-CN"/>
-              </w:rPr>
-              <w:t>2nd Workshop on Efficient Reasoning at COLM 2026</w:t>
             </w:r>
             <w:r>
               <w:rPr>
@@ -1657,6 +1613,110 @@
                 <w:color w:val="000000" w:themeColor="text1"/>
                 <w:lang w:eastAsia="zh-CN"/>
               </w:rPr>
+              <w:t>4</w:t>
+            </w:r>
+            <w:r>
+              <w:rPr>
+                <w:color w:val="000000" w:themeColor="text1"/>
+                <w:lang w:eastAsia="zh-CN"/>
+              </w:rPr>
+              <w:t xml:space="preserve">] </w:t>
+            </w:r>
+            <w:r>
+              <w:rPr>
+                <w:rFonts w:hint="eastAsia"/>
+                <w:color w:val="000000" w:themeColor="text1"/>
+                <w:lang w:eastAsia="zh-CN"/>
+              </w:rPr>
+              <w:t>R</w:t>
+            </w:r>
+            <w:r>
+              <w:rPr>
+                <w:color w:val="000000" w:themeColor="text1"/>
+                <w:lang w:eastAsia="zh-CN"/>
+              </w:rPr>
+              <w:t xml:space="preserve">. </w:t>
+            </w:r>
+            <w:r>
+              <w:rPr>
+                <w:rFonts w:hint="eastAsia"/>
+                <w:color w:val="000000" w:themeColor="text1"/>
+                <w:lang w:eastAsia="zh-CN"/>
+              </w:rPr>
+              <w:t>Amonkar, M. Lai, R. Le Bras</w:t>
+            </w:r>
+            <w:r>
+              <w:rPr>
+                <w:color w:val="000000" w:themeColor="text1"/>
+                <w:lang w:eastAsia="zh-CN"/>
+              </w:rPr>
+              <w:t xml:space="preserve"> and </w:t>
+            </w:r>
+            <w:r>
+              <w:rPr>
+                <w:b/>
+                <w:bCs/>
+                <w:color w:val="000000" w:themeColor="text1"/>
+                <w:lang w:eastAsia="zh-CN"/>
+              </w:rPr>
+              <w:t>L. Zhang</w:t>
+            </w:r>
+            <w:r>
+              <w:rPr>
+                <w:color w:val="000000" w:themeColor="text1"/>
+                <w:lang w:eastAsia="zh-CN"/>
+              </w:rPr>
+              <w:t xml:space="preserve">. Are LLMs Better Formalizers than Solvers on Complex Problems? </w:t>
+            </w:r>
+            <w:r>
+              <w:rPr>
+                <w:color w:val="000000" w:themeColor="text1"/>
+                <w:lang w:eastAsia="zh-CN"/>
+              </w:rPr>
+              <w:t xml:space="preserve">In </w:t>
+            </w:r>
+            <w:r>
+              <w:rPr>
+                <w:color w:val="000000" w:themeColor="text1"/>
+                <w:lang w:eastAsia="zh-CN"/>
+              </w:rPr>
+              <w:t xml:space="preserve">the </w:t>
+            </w:r>
+            <w:r>
+              <w:rPr>
+                <w:color w:val="000000" w:themeColor="text1"/>
+                <w:lang w:eastAsia="zh-CN"/>
+              </w:rPr>
+              <w:t>2nd Workshop on Efficient Reasoning at COLM 2026</w:t>
+            </w:r>
+            <w:r>
+              <w:rPr>
+                <w:color w:val="000000" w:themeColor="text1"/>
+                <w:lang w:eastAsia="zh-CN"/>
+              </w:rPr>
+              <w:t>.</w:t>
+            </w:r>
+          </w:p>
+          <w:p>
+            <w:pPr>
+              <w:ind w:left="-20"/>
+              <w:rPr>
+                <w:color w:val="000000" w:themeColor="text1"/>
+                <w:lang w:eastAsia="zh-CN"/>
+              </w:rPr>
+            </w:pPr>
+            <w:r>
+              <w:rPr>
+                <w:color w:val="000000" w:themeColor="text1"/>
+                <w:lang w:eastAsia="zh-CN"/>
+              </w:rPr>
+              <w:t>[3</w:t>
+            </w:r>
+            <w:r>
+              <w:rPr>
+                <w:color w:val="000000" w:themeColor="text1"/>
+                <w:lang w:eastAsia="zh-CN"/>
+              </w:rPr>
               <w:t>3</w:t>
             </w:r>
             <w:r>
@@ -2828,6 +2888,7 @@
               <w:rPr>
                 <w:color w:val="000000" w:themeColor="text1"/>
               </w:rPr>
+              <w:lastRenderedPageBreak/>
               <w:t xml:space="preserve">[12] Q. Lyu, </w:t>
             </w:r>
             <w:r>
@@ -2922,7 +2983,6 @@
               <w:rPr>
                 <w:color w:val="000000" w:themeColor="text1"/>
               </w:rPr>
-              <w:lastRenderedPageBreak/>
               <w:t xml:space="preserve">[10] </w:t>
             </w:r>
             <w:r>
@@ -4209,6 +4269,7 @@
               <w:rPr>
                 <w:color w:val="000000" w:themeColor="text1"/>
               </w:rPr>
+              <w:lastRenderedPageBreak/>
               <w:t xml:space="preserve">• </w:t>
             </w:r>
             <w:r>
@@ -4407,7 +4468,6 @@
               <w:rPr>
                 <w:color w:val="000000" w:themeColor="text1"/>
               </w:rPr>
-              <w:lastRenderedPageBreak/>
               <w:t>• Association for the Advancement of Artificial Intelligence (AAAI)</w:t>
             </w:r>
             <w:r>
@@ -6199,7 +6259,6 @@
   <w:style w:type="character" w:default="1" w:styleId="DefaultParagraphFont">
     <w:name w:val="Default Paragraph Font"/>
     <w:uiPriority w:val="1"/>
-    <w:semiHidden/>
     <w:unhideWhenUsed/>
   </w:style>
   <w:style w:type="table" w:default="1" w:styleId="TableNormal">

--- a/docs/CV.docx
+++ b/docs/CV.docx
@@ -92,6 +92,7 @@
           </w:tcPr>
           <w:p>
             <w:pPr>
+              <w:jc w:val="right"/>
               <w:rPr>
                 <w:b/>
                 <w:bCs/>
@@ -110,7 +111,7 @@
                 <w:color w:val="000000" w:themeColor="text1"/>
                 <w:lang w:eastAsia="zh-CN"/>
               </w:rPr>
-              <w:t>Sept</w:t>
+              <w:t>Oct</w:t>
             </w:r>
             <w:r>
               <w:rPr>
@@ -648,8 +649,17 @@
                 <w:color w:val="000000" w:themeColor="text1"/>
                 <w:lang w:eastAsia="zh-CN"/>
               </w:rPr>
-              <w:t>Prof. Mark Yatskar, Dr. Marianna Apidianaki</w:t>
-            </w:r>
+              <w:t xml:space="preserve">Prof. Mark Yatskar, Dr. Marianna </w:t>
+            </w:r>
+            <w:proofErr w:type="spellStart"/>
+            <w:r>
+              <w:rPr>
+                <w:color w:val="000000" w:themeColor="text1"/>
+                <w:lang w:eastAsia="zh-CN"/>
+              </w:rPr>
+              <w:t>Apidianaki</w:t>
+            </w:r>
+            <w:proofErr w:type="spellEnd"/>
           </w:p>
         </w:tc>
       </w:tr>
@@ -1106,14 +1116,46 @@
                 <w:color w:val="000000" w:themeColor="text1"/>
                 <w:lang w:eastAsia="zh-CN"/>
               </w:rPr>
-              <w:t>, Jiani Huang, Xujie Si and Ziyang Li</w:t>
-            </w:r>
-            <w:r>
-              <w:rPr>
-                <w:color w:val="000000" w:themeColor="text1"/>
-                <w:lang w:eastAsia="zh-CN"/>
-              </w:rPr>
-              <w:t xml:space="preserve">; in NeurIPS 2026. </w:t>
+              <w:t xml:space="preserve">, Jiani Huang, </w:t>
+            </w:r>
+            <w:proofErr w:type="spellStart"/>
+            <w:r>
+              <w:rPr>
+                <w:color w:val="000000" w:themeColor="text1"/>
+                <w:lang w:eastAsia="zh-CN"/>
+              </w:rPr>
+              <w:t>Xujie</w:t>
+            </w:r>
+            <w:proofErr w:type="spellEnd"/>
+            <w:r>
+              <w:rPr>
+                <w:color w:val="000000" w:themeColor="text1"/>
+                <w:lang w:eastAsia="zh-CN"/>
+              </w:rPr>
+              <w:t xml:space="preserve"> Si and Ziyang Li</w:t>
+            </w:r>
+            <w:r>
+              <w:rPr>
+                <w:color w:val="000000" w:themeColor="text1"/>
+                <w:lang w:eastAsia="zh-CN"/>
+              </w:rPr>
+              <w:t xml:space="preserve">; in </w:t>
+            </w:r>
+            <w:proofErr w:type="spellStart"/>
+            <w:r>
+              <w:rPr>
+                <w:color w:val="000000" w:themeColor="text1"/>
+                <w:lang w:eastAsia="zh-CN"/>
+              </w:rPr>
+              <w:t>NeurIPS</w:t>
+            </w:r>
+            <w:proofErr w:type="spellEnd"/>
+            <w:r>
+              <w:rPr>
+                <w:color w:val="000000" w:themeColor="text1"/>
+                <w:lang w:eastAsia="zh-CN"/>
+              </w:rPr>
+              <w:t xml:space="preserve"> 2026. </w:t>
             </w:r>
           </w:p>
           <w:p>
@@ -1129,7 +1171,39 @@
                 <w:color w:val="000000" w:themeColor="text1"/>
                 <w:lang w:eastAsia="zh-CN"/>
               </w:rPr>
-              <w:t xml:space="preserve">[44] Do Value Vectors in Deep Layers Need Context from the Residual Stream?; Muyu He, Yuchen Liu, Qingya Huang and </w:t>
+              <w:t xml:space="preserve">[44] Do Value Vectors in Deep Layers Need Context from the Residual </w:t>
+            </w:r>
+            <w:proofErr w:type="gramStart"/>
+            <w:r>
+              <w:rPr>
+                <w:color w:val="000000" w:themeColor="text1"/>
+                <w:lang w:eastAsia="zh-CN"/>
+              </w:rPr>
+              <w:t>Stream?;</w:t>
+            </w:r>
+            <w:proofErr w:type="gramEnd"/>
+            <w:r>
+              <w:rPr>
+                <w:color w:val="000000" w:themeColor="text1"/>
+                <w:lang w:eastAsia="zh-CN"/>
+              </w:rPr>
+              <w:t xml:space="preserve"> Muyu He, Yuchen Liu, </w:t>
+            </w:r>
+            <w:proofErr w:type="spellStart"/>
+            <w:r>
+              <w:rPr>
+                <w:color w:val="000000" w:themeColor="text1"/>
+                <w:lang w:eastAsia="zh-CN"/>
+              </w:rPr>
+              <w:t>Qingya</w:t>
+            </w:r>
+            <w:proofErr w:type="spellEnd"/>
+            <w:r>
+              <w:rPr>
+                <w:color w:val="000000" w:themeColor="text1"/>
+                <w:lang w:eastAsia="zh-CN"/>
+              </w:rPr>
+              <w:t xml:space="preserve"> Huang and </w:t>
             </w:r>
             <w:r>
               <w:rPr>
@@ -1161,7 +1235,23 @@
                 <w:color w:val="000000" w:themeColor="text1"/>
                 <w:lang w:eastAsia="zh-CN"/>
               </w:rPr>
-              <w:t xml:space="preserve">[43] Robust Asynchronous Planning via Auto-Formalization; Jiayi Zhang*, Jianing Yin*, Ben Zhou and </w:t>
+              <w:t xml:space="preserve">[43] Robust Asynchronous Planning via Auto-Formalization; Jiayi Zhang*, </w:t>
+            </w:r>
+            <w:proofErr w:type="spellStart"/>
+            <w:r>
+              <w:rPr>
+                <w:color w:val="000000" w:themeColor="text1"/>
+                <w:lang w:eastAsia="zh-CN"/>
+              </w:rPr>
+              <w:t>Jianing</w:t>
+            </w:r>
+            <w:proofErr w:type="spellEnd"/>
+            <w:r>
+              <w:rPr>
+                <w:color w:val="000000" w:themeColor="text1"/>
+                <w:lang w:eastAsia="zh-CN"/>
+              </w:rPr>
+              <w:t xml:space="preserve"> Yin*, Ben Zhou and </w:t>
             </w:r>
             <w:r>
               <w:rPr>
@@ -1225,7 +1315,23 @@
                 <w:color w:val="000000" w:themeColor="text1"/>
                 <w:lang w:eastAsia="zh-CN"/>
               </w:rPr>
-              <w:t xml:space="preserve">[41] C. Huang, S. Mohan, Z. Yang, S. Tellex and </w:t>
+              <w:t xml:space="preserve">[41] C. Huang, S. Mohan, Z. Yang, S. </w:t>
+            </w:r>
+            <w:proofErr w:type="spellStart"/>
+            <w:r>
+              <w:rPr>
+                <w:color w:val="000000" w:themeColor="text1"/>
+                <w:lang w:eastAsia="zh-CN"/>
+              </w:rPr>
+              <w:t>Tellex</w:t>
+            </w:r>
+            <w:proofErr w:type="spellEnd"/>
+            <w:r>
+              <w:rPr>
+                <w:color w:val="000000" w:themeColor="text1"/>
+                <w:lang w:eastAsia="zh-CN"/>
+              </w:rPr>
+              <w:t xml:space="preserve"> and </w:t>
             </w:r>
             <w:r>
               <w:rPr>
@@ -1559,7 +1665,23 @@
                 <w:color w:val="000000" w:themeColor="text1"/>
                 <w:lang w:eastAsia="zh-CN"/>
               </w:rPr>
-              <w:t xml:space="preserve">] P. Kagitha and </w:t>
+              <w:t xml:space="preserve">] P. </w:t>
+            </w:r>
+            <w:proofErr w:type="spellStart"/>
+            <w:r>
+              <w:rPr>
+                <w:color w:val="000000" w:themeColor="text1"/>
+                <w:lang w:eastAsia="zh-CN"/>
+              </w:rPr>
+              <w:t>Kagitha</w:t>
+            </w:r>
+            <w:proofErr w:type="spellEnd"/>
+            <w:r>
+              <w:rPr>
+                <w:color w:val="000000" w:themeColor="text1"/>
+                <w:lang w:eastAsia="zh-CN"/>
+              </w:rPr>
+              <w:t xml:space="preserve"> and </w:t>
             </w:r>
             <w:r>
               <w:rPr>
@@ -1637,13 +1759,23 @@
               </w:rPr>
               <w:t xml:space="preserve">. </w:t>
             </w:r>
-            <w:r>
-              <w:rPr>
-                <w:rFonts w:hint="eastAsia"/>
-                <w:color w:val="000000" w:themeColor="text1"/>
-                <w:lang w:eastAsia="zh-CN"/>
-              </w:rPr>
-              <w:t>Amonkar, M. Lai, R. Le Bras</w:t>
+            <w:proofErr w:type="spellStart"/>
+            <w:r>
+              <w:rPr>
+                <w:rFonts w:hint="eastAsia"/>
+                <w:color w:val="000000" w:themeColor="text1"/>
+                <w:lang w:eastAsia="zh-CN"/>
+              </w:rPr>
+              <w:t>Amonkar</w:t>
+            </w:r>
+            <w:proofErr w:type="spellEnd"/>
+            <w:r>
+              <w:rPr>
+                <w:rFonts w:hint="eastAsia"/>
+                <w:color w:val="000000" w:themeColor="text1"/>
+                <w:lang w:eastAsia="zh-CN"/>
+              </w:rPr>
+              <w:t>, M. Lai, R. Le Bras</w:t>
             </w:r>
             <w:r>
               <w:rPr>
@@ -1740,7 +1872,23 @@
                 <w:color w:val="000000" w:themeColor="text1"/>
                 <w:lang w:eastAsia="zh-CN"/>
               </w:rPr>
-              <w:t xml:space="preserve">. TurnaboutLLM: A Deductive Reasoning Benchmark from Detective Games. </w:t>
+              <w:t xml:space="preserve">. </w:t>
+            </w:r>
+            <w:proofErr w:type="spellStart"/>
+            <w:r>
+              <w:rPr>
+                <w:color w:val="000000" w:themeColor="text1"/>
+                <w:lang w:eastAsia="zh-CN"/>
+              </w:rPr>
+              <w:t>TurnaboutLLM</w:t>
+            </w:r>
+            <w:proofErr w:type="spellEnd"/>
+            <w:r>
+              <w:rPr>
+                <w:color w:val="000000" w:themeColor="text1"/>
+                <w:lang w:eastAsia="zh-CN"/>
+              </w:rPr>
+              <w:t xml:space="preserve">: A Deductive Reasoning Benchmark from Detective Games. </w:t>
             </w:r>
             <w:r>
               <w:rPr>
@@ -1765,12 +1913,21 @@
                 <w:lang w:eastAsia="zh-CN"/>
               </w:rPr>
             </w:pPr>
-            <w:r>
-              <w:rPr>
-                <w:color w:val="000000" w:themeColor="text1"/>
-                <w:lang w:eastAsia="zh-CN"/>
-              </w:rPr>
-              <w:t>[32] Not that Groove: Zero-Shot Symbolic Music Editing; Li Zhang; in submission to ISMIR.</w:t>
+            <w:proofErr w:type="gramStart"/>
+            <w:r>
+              <w:rPr>
+                <w:color w:val="000000" w:themeColor="text1"/>
+                <w:lang w:eastAsia="zh-CN"/>
+              </w:rPr>
+              <w:t>[32] Not</w:t>
+            </w:r>
+            <w:proofErr w:type="gramEnd"/>
+            <w:r>
+              <w:rPr>
+                <w:color w:val="000000" w:themeColor="text1"/>
+                <w:lang w:eastAsia="zh-CN"/>
+              </w:rPr>
+              <w:t xml:space="preserve"> that Groove: Zero-Shot Symbolic Music Editing; Li Zhang; in submission to ISMIR.</w:t>
             </w:r>
           </w:p>
           <w:p>
@@ -1807,12 +1964,21 @@
               </w:rPr>
               <w:t xml:space="preserve">, Y. Zhang and K. Xu. </w:t>
             </w:r>
-            <w:r>
-              <w:rPr>
-                <w:color w:val="000000" w:themeColor="text1"/>
-                <w:lang w:eastAsia="zh-CN"/>
-              </w:rPr>
-              <w:t>DynaCode: A Dynamic Complexity-Aware Code Benchmark for Evaluating Large Language Models in Code Generation</w:t>
+            <w:proofErr w:type="spellStart"/>
+            <w:r>
+              <w:rPr>
+                <w:color w:val="000000" w:themeColor="text1"/>
+                <w:lang w:eastAsia="zh-CN"/>
+              </w:rPr>
+              <w:t>DynaCode</w:t>
+            </w:r>
+            <w:proofErr w:type="spellEnd"/>
+            <w:r>
+              <w:rPr>
+                <w:color w:val="000000" w:themeColor="text1"/>
+                <w:lang w:eastAsia="zh-CN"/>
+              </w:rPr>
+              <w:t>: A Dynamic Complexity-Aware Code Benchmark for Evaluating Large Language Models in Code Generation</w:t>
             </w:r>
             <w:r>
               <w:rPr>
@@ -2021,6 +2187,7 @@
               </w:rPr>
               <w:t>2</w:t>
             </w:r>
+            <w:proofErr w:type="gramStart"/>
             <w:r>
               <w:rPr>
                 <w:rFonts w:hint="eastAsia"/>
@@ -2042,7 +2209,14 @@
               <w:rPr>
                 <w:color w:val="000000" w:themeColor="text1"/>
               </w:rPr>
-              <w:t xml:space="preserve"> Natural Language Reasoning and Structured Explanations Workshop at ACL 202</w:t>
+              <w:t xml:space="preserve"> Natural</w:t>
+            </w:r>
+            <w:proofErr w:type="gramEnd"/>
+            <w:r>
+              <w:rPr>
+                <w:color w:val="000000" w:themeColor="text1"/>
+              </w:rPr>
+              <w:t xml:space="preserve"> Language Reasoning and Structured Explanations Workshop at ACL 202</w:t>
             </w:r>
             <w:r>
               <w:rPr>
@@ -2118,11 +2292,10 @@
             </w:r>
             <w:r>
               <w:rPr>
-                <w:rFonts w:hint="eastAsia"/>
-                <w:color w:val="000000" w:themeColor="text1"/>
-                <w:lang w:eastAsia="zh-CN"/>
-              </w:rPr>
-              <w:t>AAAI 2025</w:t>
+                <w:color w:val="000000" w:themeColor="text1"/>
+                <w:lang w:eastAsia="zh-CN"/>
+              </w:rPr>
+              <w:t>AACL 2023</w:t>
             </w:r>
             <w:r>
               <w:rPr>
@@ -2358,7 +2531,23 @@
                 <w:color w:val="000000" w:themeColor="text1"/>
                 <w:lang w:eastAsia="zh-CN"/>
               </w:rPr>
-              <w:t>, A. Kommula, N. Tandon</w:t>
+              <w:t xml:space="preserve">, A. </w:t>
+            </w:r>
+            <w:proofErr w:type="spellStart"/>
+            <w:r>
+              <w:rPr>
+                <w:color w:val="000000" w:themeColor="text1"/>
+                <w:lang w:eastAsia="zh-CN"/>
+              </w:rPr>
+              <w:t>Kommula</w:t>
+            </w:r>
+            <w:proofErr w:type="spellEnd"/>
+            <w:r>
+              <w:rPr>
+                <w:color w:val="000000" w:themeColor="text1"/>
+                <w:lang w:eastAsia="zh-CN"/>
+              </w:rPr>
+              <w:t>, N. Tandon</w:t>
             </w:r>
             <w:r>
               <w:rPr>
@@ -2546,7 +2735,21 @@
               <w:rPr>
                 <w:color w:val="000000" w:themeColor="text1"/>
               </w:rPr>
-              <w:t xml:space="preserve">, S. Havaldar*, A. Stein*, </w:t>
+              <w:t xml:space="preserve">, S. </w:t>
+            </w:r>
+            <w:proofErr w:type="spellStart"/>
+            <w:r>
+              <w:rPr>
+                <w:color w:val="000000" w:themeColor="text1"/>
+              </w:rPr>
+              <w:t>Havaldar</w:t>
+            </w:r>
+            <w:proofErr w:type="spellEnd"/>
+            <w:r>
+              <w:rPr>
+                <w:color w:val="000000" w:themeColor="text1"/>
+              </w:rPr>
+              <w:t xml:space="preserve">*, A. Stein*, </w:t>
             </w:r>
             <w:r>
               <w:rPr>
@@ -2560,7 +2763,21 @@
               <w:rPr>
                 <w:color w:val="000000" w:themeColor="text1"/>
               </w:rPr>
-              <w:t xml:space="preserve">, D. Rao, E. Wong, M. Apidianaki and C. Callison-Burch. </w:t>
+              <w:t xml:space="preserve">, D. Rao, E. Wong, M. </w:t>
+            </w:r>
+            <w:proofErr w:type="spellStart"/>
+            <w:r>
+              <w:rPr>
+                <w:color w:val="000000" w:themeColor="text1"/>
+              </w:rPr>
+              <w:t>Apidianaki</w:t>
+            </w:r>
+            <w:proofErr w:type="spellEnd"/>
+            <w:r>
+              <w:rPr>
+                <w:color w:val="000000" w:themeColor="text1"/>
+              </w:rPr>
+              <w:t xml:space="preserve"> and C. Callison-Burch. </w:t>
             </w:r>
             <w:r>
               <w:rPr>
@@ -2734,7 +2951,23 @@
                 <w:i/>
                 <w:color w:val="000000" w:themeColor="text1"/>
               </w:rPr>
-              <w:t>Unsupervised Entity Linking with Guided Summarization and Multiple Choice Selection</w:t>
+              <w:t xml:space="preserve">Unsupervised Entity Linking with Guided Summarization and </w:t>
+            </w:r>
+            <w:proofErr w:type="gramStart"/>
+            <w:r>
+              <w:rPr>
+                <w:i/>
+                <w:color w:val="000000" w:themeColor="text1"/>
+              </w:rPr>
+              <w:t>Multiple Choice</w:t>
+            </w:r>
+            <w:proofErr w:type="gramEnd"/>
+            <w:r>
+              <w:rPr>
+                <w:i/>
+                <w:color w:val="000000" w:themeColor="text1"/>
+              </w:rPr>
+              <w:t xml:space="preserve"> Selection</w:t>
             </w:r>
             <w:r>
               <w:rPr>
@@ -3010,8 +3243,17 @@
                 <w:i/>
                 <w:color w:val="000000" w:themeColor="text1"/>
               </w:rPr>
-              <w:t>Show Me More Details: Discovering Event Hierarchies from WikiHow</w:t>
-            </w:r>
+              <w:t xml:space="preserve">Show Me More Details: Discovering Event Hierarchies from </w:t>
+            </w:r>
+            <w:proofErr w:type="spellStart"/>
+            <w:r>
+              <w:rPr>
+                <w:i/>
+                <w:color w:val="000000" w:themeColor="text1"/>
+              </w:rPr>
+              <w:t>WikiHow</w:t>
+            </w:r>
+            <w:proofErr w:type="spellEnd"/>
             <w:r>
               <w:rPr>
                 <w:color w:val="000000" w:themeColor="text1"/>
@@ -3044,7 +3286,21 @@
               <w:rPr>
                 <w:color w:val="000000" w:themeColor="text1"/>
               </w:rPr>
-              <w:t xml:space="preserve">, M. Yatskar and C. Callison-Burch. </w:t>
+              <w:t xml:space="preserve">, M. </w:t>
+            </w:r>
+            <w:proofErr w:type="spellStart"/>
+            <w:r>
+              <w:rPr>
+                <w:color w:val="000000" w:themeColor="text1"/>
+              </w:rPr>
+              <w:t>Yatskar</w:t>
+            </w:r>
+            <w:proofErr w:type="spellEnd"/>
+            <w:r>
+              <w:rPr>
+                <w:color w:val="000000" w:themeColor="text1"/>
+              </w:rPr>
+              <w:t xml:space="preserve"> and C. Callison-Burch. </w:t>
             </w:r>
             <w:r>
               <w:rPr>
@@ -3052,8 +3308,18 @@
                 <w:iCs/>
                 <w:color w:val="000000" w:themeColor="text1"/>
               </w:rPr>
-              <w:t>Visual Goal-Step Inference using wikiHow</w:t>
-            </w:r>
+              <w:t xml:space="preserve">Visual Goal-Step Inference using </w:t>
+            </w:r>
+            <w:proofErr w:type="spellStart"/>
+            <w:r>
+              <w:rPr>
+                <w:i/>
+                <w:iCs/>
+                <w:color w:val="000000" w:themeColor="text1"/>
+              </w:rPr>
+              <w:t>wikiHow</w:t>
+            </w:r>
+            <w:proofErr w:type="spellEnd"/>
             <w:r>
               <w:rPr>
                 <w:color w:val="000000" w:themeColor="text1"/>
@@ -3139,8 +3405,17 @@
                 <w:i/>
                 <w:color w:val="000000" w:themeColor="text1"/>
               </w:rPr>
-              <w:t>Intent Detection with WikiHow</w:t>
-            </w:r>
+              <w:t xml:space="preserve">Intent Detection with </w:t>
+            </w:r>
+            <w:proofErr w:type="spellStart"/>
+            <w:r>
+              <w:rPr>
+                <w:i/>
+                <w:color w:val="000000" w:themeColor="text1"/>
+              </w:rPr>
+              <w:t>WikiHow</w:t>
+            </w:r>
+            <w:proofErr w:type="spellEnd"/>
             <w:r>
               <w:rPr>
                 <w:color w:val="000000" w:themeColor="text1"/>
@@ -3179,15 +3454,38 @@
               <w:rPr>
                 <w:color w:val="000000" w:themeColor="text1"/>
               </w:rPr>
-              <w:t xml:space="preserve">Q. Lyu* and C. Callison-Burch. </w:t>
+              <w:t xml:space="preserve">Q. Lyu* </w:t>
+            </w:r>
+            <w:proofErr w:type="gramStart"/>
+            <w:r>
+              <w:rPr>
+                <w:color w:val="000000" w:themeColor="text1"/>
+              </w:rPr>
+              <w:t>and</w:t>
+            </w:r>
+            <w:proofErr w:type="gramEnd"/>
+            <w:r>
+              <w:rPr>
+                <w:color w:val="000000" w:themeColor="text1"/>
+              </w:rPr>
+              <w:t xml:space="preserve"> C. Callison-Burch. </w:t>
             </w:r>
             <w:r>
               <w:rPr>
                 <w:i/>
                 <w:color w:val="000000" w:themeColor="text1"/>
               </w:rPr>
-              <w:t>Reasoning about Goals, Steps, and Temporal Ordering with WikiHow</w:t>
-            </w:r>
+              <w:t xml:space="preserve">Reasoning about Goals, Steps, and Temporal Ordering with </w:t>
+            </w:r>
+            <w:proofErr w:type="spellStart"/>
+            <w:r>
+              <w:rPr>
+                <w:i/>
+                <w:color w:val="000000" w:themeColor="text1"/>
+              </w:rPr>
+              <w:t>WikiHow</w:t>
+            </w:r>
+            <w:proofErr w:type="spellEnd"/>
             <w:r>
               <w:rPr>
                 <w:color w:val="000000" w:themeColor="text1"/>
@@ -3554,7 +3852,23 @@
                 <w:b/>
                 <w:color w:val="000000" w:themeColor="text1"/>
               </w:rPr>
-              <w:t>Alexa Prize TaskBot Challenge ($250,000)</w:t>
+              <w:t xml:space="preserve">Alexa Prize </w:t>
+            </w:r>
+            <w:proofErr w:type="spellStart"/>
+            <w:r>
+              <w:rPr>
+                <w:b/>
+                <w:color w:val="000000" w:themeColor="text1"/>
+              </w:rPr>
+              <w:t>TaskBot</w:t>
+            </w:r>
+            <w:proofErr w:type="spellEnd"/>
+            <w:r>
+              <w:rPr>
+                <w:b/>
+                <w:color w:val="000000" w:themeColor="text1"/>
+              </w:rPr>
+              <w:t xml:space="preserve"> Challenge ($250,000)</w:t>
             </w:r>
             <w:r>
               <w:rPr>
@@ -3602,7 +3916,21 @@
               <w:rPr>
                 <w:color w:val="000000" w:themeColor="text1"/>
               </w:rPr>
-              <w:t>• Primarily authored, applied, and received a stipend award of $250,000 to lead University of Pennsylvania’s effort in the Alexa Prize TaskBot Challenge 2021.</w:t>
+              <w:t xml:space="preserve">• Primarily authored, applied, and received a stipend award of $250,000 to lead University of Pennsylvania’s effort in the Alexa Prize </w:t>
+            </w:r>
+            <w:proofErr w:type="spellStart"/>
+            <w:r>
+              <w:rPr>
+                <w:color w:val="000000" w:themeColor="text1"/>
+              </w:rPr>
+              <w:t>TaskBot</w:t>
+            </w:r>
+            <w:proofErr w:type="spellEnd"/>
+            <w:r>
+              <w:rPr>
+                <w:color w:val="000000" w:themeColor="text1"/>
+              </w:rPr>
+              <w:t xml:space="preserve"> Challenge 2021.</w:t>
             </w:r>
           </w:p>
         </w:tc>
@@ -4707,7 +5035,14 @@
                 <w:color w:val="000000" w:themeColor="text1"/>
                 <w:lang w:eastAsia="zh-CN"/>
               </w:rPr>
-              <w:t>Spring 2025, 2026</w:t>
+              <w:t>Spring 2025</w:t>
+            </w:r>
+            <w:r>
+              <w:rPr>
+                <w:color w:val="000000" w:themeColor="text1"/>
+                <w:lang w:eastAsia="zh-CN"/>
+              </w:rPr>
+              <w:t>-2027</w:t>
             </w:r>
           </w:p>
           <w:p>
@@ -5367,8 +5702,17 @@
                 <w:bCs/>
                 <w:color w:val="000000" w:themeColor="text1"/>
               </w:rPr>
-              <w:t>Prabhu Prakash Kagitha</w:t>
-            </w:r>
+              <w:t xml:space="preserve">Prabhu Prakash </w:t>
+            </w:r>
+            <w:proofErr w:type="spellStart"/>
+            <w:r>
+              <w:rPr>
+                <w:bCs/>
+                <w:color w:val="000000" w:themeColor="text1"/>
+              </w:rPr>
+              <w:t>Kagitha</w:t>
+            </w:r>
+            <w:proofErr w:type="spellEnd"/>
             <w:r>
               <w:rPr>
                 <w:b/>
@@ -5506,7 +5850,39 @@
                 <w:bCs/>
                 <w:color w:val="000000" w:themeColor="text1"/>
               </w:rPr>
-              <w:t>Owen Jiang, Jiayi Zhang, Jianing Yin, Lingze Zhang, Jen Shi, Kevin Nguyen</w:t>
+              <w:t xml:space="preserve">Owen Jiang, Jiayi Zhang, </w:t>
+            </w:r>
+            <w:proofErr w:type="spellStart"/>
+            <w:r>
+              <w:rPr>
+                <w:bCs/>
+                <w:color w:val="000000" w:themeColor="text1"/>
+              </w:rPr>
+              <w:t>Jianing</w:t>
+            </w:r>
+            <w:proofErr w:type="spellEnd"/>
+            <w:r>
+              <w:rPr>
+                <w:bCs/>
+                <w:color w:val="000000" w:themeColor="text1"/>
+              </w:rPr>
+              <w:t xml:space="preserve"> Yin, </w:t>
+            </w:r>
+            <w:proofErr w:type="spellStart"/>
+            <w:r>
+              <w:rPr>
+                <w:bCs/>
+                <w:color w:val="000000" w:themeColor="text1"/>
+              </w:rPr>
+              <w:t>Lingze</w:t>
+            </w:r>
+            <w:proofErr w:type="spellEnd"/>
+            <w:r>
+              <w:rPr>
+                <w:bCs/>
+                <w:color w:val="000000" w:themeColor="text1"/>
+              </w:rPr>
+              <w:t xml:space="preserve"> Zhang, Jen Shi, Kevin Nguyen</w:t>
             </w:r>
           </w:p>
           <w:p>
@@ -5543,23 +5919,204 @@
                 <w:bCs/>
                 <w:color w:val="000000" w:themeColor="text1"/>
               </w:rPr>
-              <w:t>Bo Sun, Muyu He, Yuan Yuan, Renxiang Wang, Chimezie Maduno</w:t>
-            </w:r>
+              <w:t xml:space="preserve">Bo Sun, Muyu He, Yuan </w:t>
+            </w:r>
+            <w:proofErr w:type="spellStart"/>
             <w:r>
               <w:rPr>
                 <w:bCs/>
                 <w:color w:val="000000" w:themeColor="text1"/>
-                <w:lang w:eastAsia="zh-CN"/>
-              </w:rPr>
-              <w:t xml:space="preserve"> , </w:t>
-            </w:r>
+              </w:rPr>
+              <w:t>Yuan</w:t>
+            </w:r>
+            <w:proofErr w:type="spellEnd"/>
             <w:r>
               <w:rPr>
                 <w:bCs/>
                 <w:color w:val="000000" w:themeColor="text1"/>
-                <w:lang w:eastAsia="zh-CN"/>
-              </w:rPr>
-              <w:t>Krystal Gong, Tianyi Zhang, Hainiu Xu, Zhaoyi Hou, Young-Min Cho</w:t>
+              </w:rPr>
+              <w:t xml:space="preserve">, Renxiang Wang, Chimezie </w:t>
+            </w:r>
+            <w:proofErr w:type="gramStart"/>
+            <w:r>
+              <w:rPr>
+                <w:bCs/>
+                <w:color w:val="000000" w:themeColor="text1"/>
+              </w:rPr>
+              <w:t>Maduno</w:t>
+            </w:r>
+            <w:r>
+              <w:rPr>
+                <w:bCs/>
+                <w:color w:val="000000" w:themeColor="text1"/>
+                <w:lang w:eastAsia="zh-CN"/>
+              </w:rPr>
+              <w:t xml:space="preserve"> ,</w:t>
+            </w:r>
+            <w:proofErr w:type="gramEnd"/>
+            <w:r>
+              <w:rPr>
+                <w:bCs/>
+                <w:color w:val="000000" w:themeColor="text1"/>
+                <w:lang w:eastAsia="zh-CN"/>
+              </w:rPr>
+              <w:t xml:space="preserve"> </w:t>
+            </w:r>
+            <w:r>
+              <w:rPr>
+                <w:bCs/>
+                <w:color w:val="000000" w:themeColor="text1"/>
+                <w:lang w:eastAsia="zh-CN"/>
+              </w:rPr>
+              <w:t xml:space="preserve">Krystal Gong, Tianyi Zhang, </w:t>
+            </w:r>
+            <w:proofErr w:type="spellStart"/>
+            <w:r>
+              <w:rPr>
+                <w:bCs/>
+                <w:color w:val="000000" w:themeColor="text1"/>
+                <w:lang w:eastAsia="zh-CN"/>
+              </w:rPr>
+              <w:t>Hainiu</w:t>
+            </w:r>
+            <w:proofErr w:type="spellEnd"/>
+            <w:r>
+              <w:rPr>
+                <w:bCs/>
+                <w:color w:val="000000" w:themeColor="text1"/>
+                <w:lang w:eastAsia="zh-CN"/>
+              </w:rPr>
+              <w:t xml:space="preserve"> Xu, </w:t>
+            </w:r>
+            <w:proofErr w:type="spellStart"/>
+            <w:r>
+              <w:rPr>
+                <w:bCs/>
+                <w:color w:val="000000" w:themeColor="text1"/>
+                <w:lang w:eastAsia="zh-CN"/>
+              </w:rPr>
+              <w:t>Zhaoyi</w:t>
+            </w:r>
+            <w:proofErr w:type="spellEnd"/>
+            <w:r>
+              <w:rPr>
+                <w:bCs/>
+                <w:color w:val="000000" w:themeColor="text1"/>
+                <w:lang w:eastAsia="zh-CN"/>
+              </w:rPr>
+              <w:t xml:space="preserve"> Hou, Young-Min Cho</w:t>
+            </w:r>
+          </w:p>
+        </w:tc>
+      </w:tr>
+      <w:tr>
+        <w:trPr>
+          <w:trHeight w:val="33"/>
+        </w:trPr>
+        <w:tc>
+          <w:tcPr>
+            <w:tcW w:w="1885" w:type="dxa"/>
+          </w:tcPr>
+          <w:p>
+            <w:pPr>
+              <w:pStyle w:val="Heading2"/>
+              <w:rPr>
+                <w:color w:val="000000" w:themeColor="text1"/>
+              </w:rPr>
+            </w:pPr>
+          </w:p>
+        </w:tc>
+        <w:tc>
+          <w:tcPr>
+            <w:tcW w:w="270" w:type="dxa"/>
+          </w:tcPr>
+          <w:p>
+            <w:pPr>
+              <w:rPr>
+                <w:color w:val="000000" w:themeColor="text1"/>
+              </w:rPr>
+            </w:pPr>
+          </w:p>
+        </w:tc>
+        <w:tc>
+          <w:tcPr>
+            <w:tcW w:w="8550" w:type="dxa"/>
+            <w:gridSpan w:val="2"/>
+          </w:tcPr>
+          <w:p>
+            <w:pPr>
+              <w:tabs>
+                <w:tab w:val="right" w:pos="8160"/>
+              </w:tabs>
+              <w:rPr>
+                <w:b/>
+                <w:color w:val="000000" w:themeColor="text1"/>
+                <w:lang w:eastAsia="zh-CN"/>
+              </w:rPr>
+            </w:pPr>
+          </w:p>
+        </w:tc>
+      </w:tr>
+      <w:tr>
+        <w:trPr>
+          <w:trHeight w:val="1178"/>
+        </w:trPr>
+        <w:tc>
+          <w:tcPr>
+            <w:tcW w:w="1885" w:type="dxa"/>
+          </w:tcPr>
+          <w:p>
+            <w:pPr>
+              <w:pStyle w:val="Heading2"/>
+              <w:rPr>
+                <w:color w:val="000000" w:themeColor="text1"/>
+              </w:rPr>
+            </w:pPr>
+            <w:r>
+              <w:rPr>
+                <w:color w:val="000000" w:themeColor="text1"/>
+              </w:rPr>
+              <w:t>AWARD</w:t>
+            </w:r>
+          </w:p>
+        </w:tc>
+        <w:tc>
+          <w:tcPr>
+            <w:tcW w:w="270" w:type="dxa"/>
+          </w:tcPr>
+          <w:p>
+            <w:pPr>
+              <w:rPr>
+                <w:color w:val="000000" w:themeColor="text1"/>
+              </w:rPr>
+            </w:pPr>
+          </w:p>
+        </w:tc>
+        <w:tc>
+          <w:tcPr>
+            <w:tcW w:w="8550" w:type="dxa"/>
+            <w:gridSpan w:val="2"/>
+          </w:tcPr>
+          <w:p>
+            <w:pPr>
+              <w:pStyle w:val="ListParagraph"/>
+              <w:numPr>
+                <w:ilvl w:val="0"/>
+                <w:numId w:val="3"/>
+              </w:numPr>
+              <w:rPr>
+                <w:bCs/>
+                <w:color w:val="000000" w:themeColor="text1"/>
+                <w:lang w:eastAsia="zh-CN"/>
+              </w:rPr>
+            </w:pPr>
+            <w:r>
+              <w:rPr>
+                <w:bCs/>
+                <w:color w:val="000000" w:themeColor="text1"/>
+                <w:lang w:eastAsia="zh-CN"/>
+              </w:rPr>
+              <w:t>Featured in AAAI 2026 New Faculty Highlights</w:t>
             </w:r>
           </w:p>
         </w:tc>
@@ -5775,8 +6332,239 @@
       </w:rPr>
     </w:lvl>
   </w:abstractNum>
+  <w:abstractNum w:abstractNumId="1" w15:restartNumberingAfterBreak="0">
+    <w:nsid w:val="5F2023DD"/>
+    <w:multiLevelType w:val="hybridMultilevel"/>
+    <w:tmpl w:val="F08A6E24"/>
+    <w:lvl w:ilvl="0" w:tplc="906A9508">
+      <w:numFmt w:val="bullet"/>
+      <w:lvlText w:val="-"/>
+      <w:lvlJc w:val="left"/>
+      <w:pPr>
+        <w:ind w:left="720" w:hanging="360"/>
+      </w:pPr>
+      <w:rPr>
+        <w:rFonts w:ascii="Cambria" w:eastAsia="SimSun" w:hAnsi="Cambria" w:cstheme="minorBidi" w:hint="default"/>
+      </w:rPr>
+    </w:lvl>
+    <w:lvl w:ilvl="1" w:tplc="04090003" w:tentative="1">
+      <w:start w:val="1"/>
+      <w:numFmt w:val="bullet"/>
+      <w:lvlText w:val="o"/>
+      <w:lvlJc w:val="left"/>
+      <w:pPr>
+        <w:ind w:left="1440" w:hanging="360"/>
+      </w:pPr>
+      <w:rPr>
+        <w:rFonts w:ascii="Courier New" w:hAnsi="Courier New" w:cs="Courier New" w:hint="default"/>
+      </w:rPr>
+    </w:lvl>
+    <w:lvl w:ilvl="2" w:tplc="04090005" w:tentative="1">
+      <w:start w:val="1"/>
+      <w:numFmt w:val="bullet"/>
+      <w:lvlText w:val=""/>
+      <w:lvlJc w:val="left"/>
+      <w:pPr>
+        <w:ind w:left="2160" w:hanging="360"/>
+      </w:pPr>
+      <w:rPr>
+        <w:rFonts w:ascii="Wingdings" w:hAnsi="Wingdings" w:hint="default"/>
+      </w:rPr>
+    </w:lvl>
+    <w:lvl w:ilvl="3" w:tplc="04090001" w:tentative="1">
+      <w:start w:val="1"/>
+      <w:numFmt w:val="bullet"/>
+      <w:lvlText w:val=""/>
+      <w:lvlJc w:val="left"/>
+      <w:pPr>
+        <w:ind w:left="2880" w:hanging="360"/>
+      </w:pPr>
+      <w:rPr>
+        <w:rFonts w:ascii="Symbol" w:hAnsi="Symbol" w:hint="default"/>
+      </w:rPr>
+    </w:lvl>
+    <w:lvl w:ilvl="4" w:tplc="04090003" w:tentative="1">
+      <w:start w:val="1"/>
+      <w:numFmt w:val="bullet"/>
+      <w:lvlText w:val="o"/>
+      <w:lvlJc w:val="left"/>
+      <w:pPr>
+        <w:ind w:left="3600" w:hanging="360"/>
+      </w:pPr>
+      <w:rPr>
+        <w:rFonts w:ascii="Courier New" w:hAnsi="Courier New" w:cs="Courier New" w:hint="default"/>
+      </w:rPr>
+    </w:lvl>
+    <w:lvl w:ilvl="5" w:tplc="04090005" w:tentative="1">
+      <w:start w:val="1"/>
+      <w:numFmt w:val="bullet"/>
+      <w:lvlText w:val=""/>
+      <w:lvlJc w:val="left"/>
+      <w:pPr>
+        <w:ind w:left="4320" w:hanging="360"/>
+      </w:pPr>
+      <w:rPr>
+        <w:rFonts w:ascii="Wingdings" w:hAnsi="Wingdings" w:hint="default"/>
+      </w:rPr>
+    </w:lvl>
+    <w:lvl w:ilvl="6" w:tplc="04090001" w:tentative="1">
+      <w:start w:val="1"/>
+      <w:numFmt w:val="bullet"/>
+      <w:lvlText w:val=""/>
+      <w:lvlJc w:val="left"/>
+      <w:pPr>
+        <w:ind w:left="5040" w:hanging="360"/>
+      </w:pPr>
+      <w:rPr>
+        <w:rFonts w:ascii="Symbol" w:hAnsi="Symbol" w:hint="default"/>
+      </w:rPr>
+    </w:lvl>
+    <w:lvl w:ilvl="7" w:tplc="04090003" w:tentative="1">
+      <w:start w:val="1"/>
+      <w:numFmt w:val="bullet"/>
+      <w:lvlText w:val="o"/>
+      <w:lvlJc w:val="left"/>
+      <w:pPr>
+        <w:ind w:left="5760" w:hanging="360"/>
+      </w:pPr>
+      <w:rPr>
+        <w:rFonts w:ascii="Courier New" w:hAnsi="Courier New" w:cs="Courier New" w:hint="default"/>
+      </w:rPr>
+    </w:lvl>
+    <w:lvl w:ilvl="8" w:tplc="04090005" w:tentative="1">
+      <w:start w:val="1"/>
+      <w:numFmt w:val="bullet"/>
+      <w:lvlText w:val=""/>
+      <w:lvlJc w:val="left"/>
+      <w:pPr>
+        <w:ind w:left="6480" w:hanging="360"/>
+      </w:pPr>
+      <w:rPr>
+        <w:rFonts w:ascii="Wingdings" w:hAnsi="Wingdings" w:hint="default"/>
+      </w:rPr>
+    </w:lvl>
+  </w:abstractNum>
+  <w:abstractNum w:abstractNumId="2" w15:restartNumberingAfterBreak="0">
+    <w:nsid w:val="63475B79"/>
+    <w:multiLevelType w:val="hybridMultilevel"/>
+    <w:tmpl w:val="733C2BE4"/>
+    <w:lvl w:ilvl="0" w:tplc="04090001">
+      <w:start w:val="1"/>
+      <w:numFmt w:val="bullet"/>
+      <w:lvlText w:val=""/>
+      <w:lvlJc w:val="left"/>
+      <w:pPr>
+        <w:ind w:left="720" w:hanging="360"/>
+      </w:pPr>
+      <w:rPr>
+        <w:rFonts w:ascii="Symbol" w:hAnsi="Symbol" w:hint="default"/>
+      </w:rPr>
+    </w:lvl>
+    <w:lvl w:ilvl="1" w:tplc="04090003" w:tentative="1">
+      <w:start w:val="1"/>
+      <w:numFmt w:val="bullet"/>
+      <w:lvlText w:val="o"/>
+      <w:lvlJc w:val="left"/>
+      <w:pPr>
+        <w:ind w:left="1440" w:hanging="360"/>
+      </w:pPr>
+      <w:rPr>
+        <w:rFonts w:ascii="Courier New" w:hAnsi="Courier New" w:cs="Courier New" w:hint="default"/>
+      </w:rPr>
+    </w:lvl>
+    <w:lvl w:ilvl="2" w:tplc="04090005" w:tentative="1">
+      <w:start w:val="1"/>
+      <w:numFmt w:val="bullet"/>
+      <w:lvlText w:val=""/>
+      <w:lvlJc w:val="left"/>
+      <w:pPr>
+        <w:ind w:left="2160" w:hanging="360"/>
+      </w:pPr>
+      <w:rPr>
+        <w:rFonts w:ascii="Wingdings" w:hAnsi="Wingdings" w:hint="default"/>
+      </w:rPr>
+    </w:lvl>
+    <w:lvl w:ilvl="3" w:tplc="04090001" w:tentative="1">
+      <w:start w:val="1"/>
+      <w:numFmt w:val="bullet"/>
+      <w:lvlText w:val=""/>
+      <w:lvlJc w:val="left"/>
+      <w:pPr>
+        <w:ind w:left="2880" w:hanging="360"/>
+      </w:pPr>
+      <w:rPr>
+        <w:rFonts w:ascii="Symbol" w:hAnsi="Symbol" w:hint="default"/>
+      </w:rPr>
+    </w:lvl>
+    <w:lvl w:ilvl="4" w:tplc="04090003" w:tentative="1">
+      <w:start w:val="1"/>
+      <w:numFmt w:val="bullet"/>
+      <w:lvlText w:val="o"/>
+      <w:lvlJc w:val="left"/>
+      <w:pPr>
+        <w:ind w:left="3600" w:hanging="360"/>
+      </w:pPr>
+      <w:rPr>
+        <w:rFonts w:ascii="Courier New" w:hAnsi="Courier New" w:cs="Courier New" w:hint="default"/>
+      </w:rPr>
+    </w:lvl>
+    <w:lvl w:ilvl="5" w:tplc="04090005" w:tentative="1">
+      <w:start w:val="1"/>
+      <w:numFmt w:val="bullet"/>
+      <w:lvlText w:val=""/>
+      <w:lvlJc w:val="left"/>
+      <w:pPr>
+        <w:ind w:left="4320" w:hanging="360"/>
+      </w:pPr>
+      <w:rPr>
+        <w:rFonts w:ascii="Wingdings" w:hAnsi="Wingdings" w:hint="default"/>
+      </w:rPr>
+    </w:lvl>
+    <w:lvl w:ilvl="6" w:tplc="04090001" w:tentative="1">
+      <w:start w:val="1"/>
+      <w:numFmt w:val="bullet"/>
+      <w:lvlText w:val=""/>
+      <w:lvlJc w:val="left"/>
+      <w:pPr>
+        <w:ind w:left="5040" w:hanging="360"/>
+      </w:pPr>
+      <w:rPr>
+        <w:rFonts w:ascii="Symbol" w:hAnsi="Symbol" w:hint="default"/>
+      </w:rPr>
+    </w:lvl>
+    <w:lvl w:ilvl="7" w:tplc="04090003" w:tentative="1">
+      <w:start w:val="1"/>
+      <w:numFmt w:val="bullet"/>
+      <w:lvlText w:val="o"/>
+      <w:lvlJc w:val="left"/>
+      <w:pPr>
+        <w:ind w:left="5760" w:hanging="360"/>
+      </w:pPr>
+      <w:rPr>
+        <w:rFonts w:ascii="Courier New" w:hAnsi="Courier New" w:cs="Courier New" w:hint="default"/>
+      </w:rPr>
+    </w:lvl>
+    <w:lvl w:ilvl="8" w:tplc="04090005" w:tentative="1">
+      <w:start w:val="1"/>
+      <w:numFmt w:val="bullet"/>
+      <w:lvlText w:val=""/>
+      <w:lvlJc w:val="left"/>
+      <w:pPr>
+        <w:ind w:left="6480" w:hanging="360"/>
+      </w:pPr>
+      <w:rPr>
+        <w:rFonts w:ascii="Wingdings" w:hAnsi="Wingdings" w:hint="default"/>
+      </w:rPr>
+    </w:lvl>
+  </w:abstractNum>
   <w:num w:numId="1" w16cid:durableId="2083135045">
     <w:abstractNumId w:val="0"/>
+  </w:num>
+  <w:num w:numId="2" w16cid:durableId="707612235">
+    <w:abstractNumId w:val="1"/>
+  </w:num>
+  <w:num w:numId="3" w16cid:durableId="1012534087">
+    <w:abstractNumId w:val="2"/>
   </w:num>
 </w:numbering>
 </file>
@@ -6259,6 +7047,7 @@
   <w:style w:type="character" w:default="1" w:styleId="DefaultParagraphFont">
     <w:name w:val="Default Paragraph Font"/>
     <w:uiPriority w:val="1"/>
+    <w:semiHidden/>
     <w:unhideWhenUsed/>
   </w:style>
   <w:style w:type="table" w:default="1" w:styleId="TableNormal">

--- a/docs/CV.docx
+++ b/docs/CV.docx
@@ -92,7 +92,6 @@
           </w:tcPr>
           <w:p>
             <w:pPr>
-              <w:jc w:val="right"/>
               <w:rPr>
                 <w:b/>
                 <w:bCs/>
@@ -890,7 +889,7 @@
               <w:rPr>
                 <w:color w:val="000000" w:themeColor="text1"/>
               </w:rPr>
-              <w:t>6</w:t>
+              <w:t>8</w:t>
             </w:r>
             <w:r>
               <w:rPr>
@@ -1005,7 +1004,7 @@
                 <w:color w:val="000000" w:themeColor="text1"/>
                 <w:lang w:eastAsia="zh-CN"/>
               </w:rPr>
-              <w:t>4</w:t>
+              <w:t>5</w:t>
             </w:r>
             <w:r>
               <w:rPr>
@@ -1079,6 +1078,109 @@
                 <w:color w:val="000000" w:themeColor="text1"/>
                 <w:lang w:eastAsia="zh-CN"/>
               </w:rPr>
+              <w:t xml:space="preserve">[46] </w:t>
+            </w:r>
+            <w:r>
+              <w:rPr>
+                <w:i/>
+                <w:iCs/>
+                <w:color w:val="000000" w:themeColor="text1"/>
+                <w:lang w:eastAsia="zh-CN"/>
+              </w:rPr>
+              <w:t>Planning Commitment of LLM under Partial Observability</w:t>
+            </w:r>
+            <w:r>
+              <w:rPr>
+                <w:color w:val="000000" w:themeColor="text1"/>
+                <w:lang w:eastAsia="zh-CN"/>
+              </w:rPr>
+              <w:t xml:space="preserve">; Cassie Huang, </w:t>
+            </w:r>
+            <w:proofErr w:type="spellStart"/>
+            <w:r>
+              <w:rPr>
+                <w:color w:val="000000" w:themeColor="text1"/>
+                <w:lang w:eastAsia="zh-CN"/>
+              </w:rPr>
+              <w:t>Zhanwei</w:t>
+            </w:r>
+            <w:proofErr w:type="spellEnd"/>
+            <w:r>
+              <w:rPr>
+                <w:color w:val="000000" w:themeColor="text1"/>
+                <w:lang w:eastAsia="zh-CN"/>
+              </w:rPr>
+              <w:t xml:space="preserve"> Cao, </w:t>
+            </w:r>
+            <w:proofErr w:type="spellStart"/>
+            <w:r>
+              <w:rPr>
+                <w:color w:val="000000" w:themeColor="text1"/>
+                <w:lang w:eastAsia="zh-CN"/>
+              </w:rPr>
+              <w:t>Yeawon</w:t>
+            </w:r>
+            <w:proofErr w:type="spellEnd"/>
+            <w:r>
+              <w:rPr>
+                <w:color w:val="000000" w:themeColor="text1"/>
+                <w:lang w:eastAsia="zh-CN"/>
+              </w:rPr>
+              <w:t xml:space="preserve"> Lee, Nathalia Gomez, </w:t>
+            </w:r>
+            <w:proofErr w:type="spellStart"/>
+            <w:r>
+              <w:rPr>
+                <w:color w:val="000000" w:themeColor="text1"/>
+                <w:lang w:eastAsia="zh-CN"/>
+              </w:rPr>
+              <w:t>Zhuoyi</w:t>
+            </w:r>
+            <w:proofErr w:type="spellEnd"/>
+            <w:r>
+              <w:rPr>
+                <w:color w:val="000000" w:themeColor="text1"/>
+                <w:lang w:eastAsia="zh-CN"/>
+              </w:rPr>
+              <w:t xml:space="preserve"> Yang, Ian G. Harris, Tiffany Do, Jiayuan Mao and </w:t>
+            </w:r>
+            <w:r>
+              <w:rPr>
+                <w:b/>
+                <w:bCs/>
+                <w:color w:val="000000" w:themeColor="text1"/>
+                <w:lang w:eastAsia="zh-CN"/>
+              </w:rPr>
+              <w:t>Li Zhang</w:t>
+            </w:r>
+            <w:r>
+              <w:rPr>
+                <w:color w:val="000000" w:themeColor="text1"/>
+                <w:lang w:eastAsia="zh-CN"/>
+              </w:rPr>
+              <w:t>; preprint.</w:t>
+            </w:r>
+            <w:r>
+              <w:rPr>
+                <w:color w:val="000000" w:themeColor="text1"/>
+                <w:lang w:eastAsia="zh-CN"/>
+              </w:rPr>
+              <w:t xml:space="preserve"> </w:t>
+            </w:r>
+          </w:p>
+          <w:p>
+            <w:pPr>
+              <w:ind w:left="-20"/>
+              <w:rPr>
+                <w:color w:val="000000" w:themeColor="text1"/>
+                <w:lang w:eastAsia="zh-CN"/>
+              </w:rPr>
+            </w:pPr>
+            <w:r>
+              <w:rPr>
+                <w:color w:val="000000" w:themeColor="text1"/>
+                <w:lang w:eastAsia="zh-CN"/>
+              </w:rPr>
               <w:t xml:space="preserve">[45] </w:t>
             </w:r>
             <w:r>
@@ -1571,143 +1673,6 @@
             <w:r>
               <w:rPr>
                 <w:rFonts w:hint="eastAsia"/>
-                <w:color w:val="000000" w:themeColor="text1"/>
-                <w:lang w:eastAsia="zh-CN"/>
-              </w:rPr>
-              <w:t>.</w:t>
-            </w:r>
-          </w:p>
-          <w:p>
-            <w:pPr>
-              <w:ind w:left="-20"/>
-              <w:rPr>
-                <w:color w:val="000000" w:themeColor="text1"/>
-                <w:lang w:eastAsia="zh-CN"/>
-              </w:rPr>
-            </w:pPr>
-            <w:r>
-              <w:rPr>
-                <w:color w:val="000000" w:themeColor="text1"/>
-                <w:lang w:eastAsia="zh-CN"/>
-              </w:rPr>
-              <w:t>[3</w:t>
-            </w:r>
-            <w:r>
-              <w:rPr>
-                <w:color w:val="000000" w:themeColor="text1"/>
-                <w:lang w:eastAsia="zh-CN"/>
-              </w:rPr>
-              <w:t>6</w:t>
-            </w:r>
-            <w:r>
-              <w:rPr>
-                <w:color w:val="000000" w:themeColor="text1"/>
-                <w:lang w:eastAsia="zh-CN"/>
-              </w:rPr>
-              <w:t xml:space="preserve">] L. Gong, W. Zhu, J. Thomason and </w:t>
-            </w:r>
-            <w:r>
-              <w:rPr>
-                <w:b/>
-                <w:bCs/>
-                <w:color w:val="000000" w:themeColor="text1"/>
-                <w:lang w:eastAsia="zh-CN"/>
-              </w:rPr>
-              <w:t>L. Zhang</w:t>
-            </w:r>
-            <w:r>
-              <w:rPr>
-                <w:color w:val="000000" w:themeColor="text1"/>
-                <w:lang w:eastAsia="zh-CN"/>
-              </w:rPr>
-              <w:t xml:space="preserve">. Zero-Shot Iterative Formalization and Planning in Partially Observable Environments. </w:t>
-            </w:r>
-            <w:r>
-              <w:rPr>
-                <w:color w:val="000000" w:themeColor="text1"/>
-                <w:lang w:eastAsia="zh-CN"/>
-              </w:rPr>
-              <w:t>In Findings of ACL 2026</w:t>
-            </w:r>
-            <w:r>
-              <w:rPr>
-                <w:rFonts w:hint="eastAsia"/>
-                <w:color w:val="000000" w:themeColor="text1"/>
-                <w:lang w:eastAsia="zh-CN"/>
-              </w:rPr>
-              <w:t>.</w:t>
-            </w:r>
-          </w:p>
-          <w:p>
-            <w:pPr>
-              <w:ind w:left="-20"/>
-              <w:rPr>
-                <w:color w:val="000000" w:themeColor="text1"/>
-                <w:lang w:eastAsia="zh-CN"/>
-              </w:rPr>
-            </w:pPr>
-            <w:r>
-              <w:rPr>
-                <w:color w:val="000000" w:themeColor="text1"/>
-                <w:lang w:eastAsia="zh-CN"/>
-              </w:rPr>
-              <w:t>[3</w:t>
-            </w:r>
-            <w:r>
-              <w:rPr>
-                <w:color w:val="000000" w:themeColor="text1"/>
-                <w:lang w:eastAsia="zh-CN"/>
-              </w:rPr>
-              <w:t>5</w:t>
-            </w:r>
-            <w:r>
-              <w:rPr>
-                <w:color w:val="000000" w:themeColor="text1"/>
-                <w:lang w:eastAsia="zh-CN"/>
-              </w:rPr>
-              <w:t xml:space="preserve">] P. </w:t>
-            </w:r>
-            <w:proofErr w:type="spellStart"/>
-            <w:r>
-              <w:rPr>
-                <w:color w:val="000000" w:themeColor="text1"/>
-                <w:lang w:eastAsia="zh-CN"/>
-              </w:rPr>
-              <w:t>Kagitha</w:t>
-            </w:r>
-            <w:proofErr w:type="spellEnd"/>
-            <w:r>
-              <w:rPr>
-                <w:color w:val="000000" w:themeColor="text1"/>
-                <w:lang w:eastAsia="zh-CN"/>
-              </w:rPr>
-              <w:t xml:space="preserve"> and </w:t>
-            </w:r>
-            <w:r>
-              <w:rPr>
-                <w:b/>
-                <w:bCs/>
-                <w:color w:val="000000" w:themeColor="text1"/>
-                <w:lang w:eastAsia="zh-CN"/>
-              </w:rPr>
-              <w:t>L. Zhang</w:t>
-            </w:r>
-            <w:r>
-              <w:rPr>
-                <w:color w:val="000000" w:themeColor="text1"/>
-                <w:lang w:eastAsia="zh-CN"/>
-              </w:rPr>
-              <w:t xml:space="preserve">. Addressing the Challenges of Planning Language Generation. </w:t>
-            </w:r>
-            <w:r>
-              <w:rPr>
-                <w:color w:val="000000" w:themeColor="text1"/>
-                <w:lang w:eastAsia="zh-CN"/>
-              </w:rPr>
-              <w:t>In Findings of ACL 2026</w:t>
-            </w:r>
-            <w:r>
-              <w:rPr>
                 <w:color w:val="000000" w:themeColor="text1"/>
                 <w:lang w:eastAsia="zh-CN"/>
               </w:rPr>
@@ -1735,6 +1700,143 @@
                 <w:color w:val="000000" w:themeColor="text1"/>
                 <w:lang w:eastAsia="zh-CN"/>
               </w:rPr>
+              <w:t>6</w:t>
+            </w:r>
+            <w:r>
+              <w:rPr>
+                <w:color w:val="000000" w:themeColor="text1"/>
+                <w:lang w:eastAsia="zh-CN"/>
+              </w:rPr>
+              <w:t xml:space="preserve">] L. Gong, W. Zhu, J. Thomason and </w:t>
+            </w:r>
+            <w:r>
+              <w:rPr>
+                <w:b/>
+                <w:bCs/>
+                <w:color w:val="000000" w:themeColor="text1"/>
+                <w:lang w:eastAsia="zh-CN"/>
+              </w:rPr>
+              <w:t>L. Zhang</w:t>
+            </w:r>
+            <w:r>
+              <w:rPr>
+                <w:color w:val="000000" w:themeColor="text1"/>
+                <w:lang w:eastAsia="zh-CN"/>
+              </w:rPr>
+              <w:t xml:space="preserve">. Zero-Shot Iterative Formalization and Planning in Partially Observable Environments. </w:t>
+            </w:r>
+            <w:r>
+              <w:rPr>
+                <w:color w:val="000000" w:themeColor="text1"/>
+                <w:lang w:eastAsia="zh-CN"/>
+              </w:rPr>
+              <w:t>In Findings of ACL 2026</w:t>
+            </w:r>
+            <w:r>
+              <w:rPr>
+                <w:rFonts w:hint="eastAsia"/>
+                <w:color w:val="000000" w:themeColor="text1"/>
+                <w:lang w:eastAsia="zh-CN"/>
+              </w:rPr>
+              <w:t>.</w:t>
+            </w:r>
+          </w:p>
+          <w:p>
+            <w:pPr>
+              <w:ind w:left="-20"/>
+              <w:rPr>
+                <w:color w:val="000000" w:themeColor="text1"/>
+                <w:lang w:eastAsia="zh-CN"/>
+              </w:rPr>
+            </w:pPr>
+            <w:r>
+              <w:rPr>
+                <w:color w:val="000000" w:themeColor="text1"/>
+                <w:lang w:eastAsia="zh-CN"/>
+              </w:rPr>
+              <w:t>[3</w:t>
+            </w:r>
+            <w:r>
+              <w:rPr>
+                <w:color w:val="000000" w:themeColor="text1"/>
+                <w:lang w:eastAsia="zh-CN"/>
+              </w:rPr>
+              <w:t>5</w:t>
+            </w:r>
+            <w:r>
+              <w:rPr>
+                <w:color w:val="000000" w:themeColor="text1"/>
+                <w:lang w:eastAsia="zh-CN"/>
+              </w:rPr>
+              <w:t xml:space="preserve">] P. </w:t>
+            </w:r>
+            <w:proofErr w:type="spellStart"/>
+            <w:r>
+              <w:rPr>
+                <w:color w:val="000000" w:themeColor="text1"/>
+                <w:lang w:eastAsia="zh-CN"/>
+              </w:rPr>
+              <w:t>Kagitha</w:t>
+            </w:r>
+            <w:proofErr w:type="spellEnd"/>
+            <w:r>
+              <w:rPr>
+                <w:color w:val="000000" w:themeColor="text1"/>
+                <w:lang w:eastAsia="zh-CN"/>
+              </w:rPr>
+              <w:t xml:space="preserve"> and </w:t>
+            </w:r>
+            <w:r>
+              <w:rPr>
+                <w:b/>
+                <w:bCs/>
+                <w:color w:val="000000" w:themeColor="text1"/>
+                <w:lang w:eastAsia="zh-CN"/>
+              </w:rPr>
+              <w:t>L. Zhang</w:t>
+            </w:r>
+            <w:r>
+              <w:rPr>
+                <w:color w:val="000000" w:themeColor="text1"/>
+                <w:lang w:eastAsia="zh-CN"/>
+              </w:rPr>
+              <w:t xml:space="preserve">. Addressing the Challenges of Planning Language Generation. </w:t>
+            </w:r>
+            <w:r>
+              <w:rPr>
+                <w:color w:val="000000" w:themeColor="text1"/>
+                <w:lang w:eastAsia="zh-CN"/>
+              </w:rPr>
+              <w:t>In Findings of ACL 2026</w:t>
+            </w:r>
+            <w:r>
+              <w:rPr>
+                <w:color w:val="000000" w:themeColor="text1"/>
+                <w:lang w:eastAsia="zh-CN"/>
+              </w:rPr>
+              <w:t>.</w:t>
+            </w:r>
+          </w:p>
+          <w:p>
+            <w:pPr>
+              <w:ind w:left="-20"/>
+              <w:rPr>
+                <w:color w:val="000000" w:themeColor="text1"/>
+                <w:lang w:eastAsia="zh-CN"/>
+              </w:rPr>
+            </w:pPr>
+            <w:r>
+              <w:rPr>
+                <w:color w:val="000000" w:themeColor="text1"/>
+                <w:lang w:eastAsia="zh-CN"/>
+              </w:rPr>
+              <w:t>[3</w:t>
+            </w:r>
+            <w:r>
+              <w:rPr>
+                <w:color w:val="000000" w:themeColor="text1"/>
+                <w:lang w:eastAsia="zh-CN"/>
+              </w:rPr>
               <w:t>4</w:t>
             </w:r>
             <w:r>
@@ -2609,7 +2711,7 @@
               <w:rPr>
                 <w:color w:val="000000" w:themeColor="text1"/>
               </w:rPr>
-              <w:t>. In preprint. I</w:t>
+              <w:t>. I</w:t>
             </w:r>
             <w:r>
               <w:rPr>
@@ -2685,21 +2787,19 @@
               <w:rPr>
                 <w:color w:val="000000" w:themeColor="text1"/>
               </w:rPr>
-              <w:t xml:space="preserve">. In preprint; </w:t>
-            </w:r>
-            <w:r>
-              <w:rPr>
-                <w:rFonts w:hint="eastAsia"/>
-                <w:color w:val="000000" w:themeColor="text1"/>
-                <w:lang w:eastAsia="zh-CN"/>
-              </w:rPr>
-              <w:t>in</w:t>
-            </w:r>
-            <w:r>
-              <w:rPr>
-                <w:color w:val="000000" w:themeColor="text1"/>
-              </w:rPr>
-              <w:t xml:space="preserve"> ACL 2023 Demos.</w:t>
+              <w:t>. In</w:t>
+            </w:r>
+            <w:r>
+              <w:rPr>
+                <w:color w:val="000000" w:themeColor="text1"/>
+              </w:rPr>
+              <w:t xml:space="preserve"> </w:t>
+            </w:r>
+            <w:r>
+              <w:rPr>
+                <w:color w:val="000000" w:themeColor="text1"/>
+              </w:rPr>
+              <w:t>ACL 2023 Demos.</w:t>
             </w:r>
           </w:p>
           <w:p>
@@ -3059,6 +3159,7 @@
               <w:rPr>
                 <w:color w:val="000000" w:themeColor="text1"/>
               </w:rPr>
+              <w:lastRenderedPageBreak/>
               <w:t>[15] A. Srivastava</w:t>
             </w:r>
             <w:r>
@@ -3121,7 +3222,6 @@
               <w:rPr>
                 <w:color w:val="000000" w:themeColor="text1"/>
               </w:rPr>
-              <w:lastRenderedPageBreak/>
               <w:t xml:space="preserve">[12] Q. Lyu, </w:t>
             </w:r>
             <w:r>
@@ -3787,11 +3887,17 @@
             </w:r>
             <w:r>
               <w:rPr>
-                <w:rFonts w:hint="eastAsia"/>
-                <w:color w:val="000000" w:themeColor="text1"/>
-                <w:lang w:eastAsia="zh-CN"/>
-              </w:rPr>
-              <w:t>Inherited from Dr. Kaidi Xu</w:t>
+                <w:color w:val="000000" w:themeColor="text1"/>
+              </w:rPr>
+              <w:t>Co-PI; i</w:t>
+            </w:r>
+            <w:r>
+              <w:rPr>
+                <w:rFonts w:hint="eastAsia"/>
+                <w:color w:val="000000" w:themeColor="text1"/>
+                <w:lang w:eastAsia="zh-CN"/>
+              </w:rPr>
+              <w:t>nherited from Dr. Kaidi Xu</w:t>
             </w:r>
             <w:r>
               <w:rPr>
@@ -4532,6 +4638,7 @@
               <w:rPr>
                 <w:color w:val="000000" w:themeColor="text1"/>
               </w:rPr>
+              <w:lastRenderedPageBreak/>
               <w:t xml:space="preserve">• </w:t>
             </w:r>
             <w:r>
@@ -4597,7 +4704,6 @@
               <w:rPr>
                 <w:color w:val="000000" w:themeColor="text1"/>
               </w:rPr>
-              <w:lastRenderedPageBreak/>
               <w:t xml:space="preserve">• </w:t>
             </w:r>
             <w:r>
@@ -5684,7 +5790,7 @@
                 <w:color w:val="000000" w:themeColor="text1"/>
                 <w:lang w:eastAsia="zh-CN"/>
               </w:rPr>
-              <w:t>Master Students</w:t>
+              <w:t>Undergraduate Students</w:t>
             </w:r>
           </w:p>
           <w:p>
@@ -5702,17 +5808,8 @@
                 <w:bCs/>
                 <w:color w:val="000000" w:themeColor="text1"/>
               </w:rPr>
-              <w:t xml:space="preserve">Prabhu Prakash </w:t>
-            </w:r>
-            <w:proofErr w:type="spellStart"/>
-            <w:r>
-              <w:rPr>
-                <w:bCs/>
-                <w:color w:val="000000" w:themeColor="text1"/>
-              </w:rPr>
-              <w:t>Kagitha</w:t>
-            </w:r>
-            <w:proofErr w:type="spellEnd"/>
+              <w:t>Rikhil Amonkar</w:t>
+            </w:r>
             <w:r>
               <w:rPr>
                 <w:b/>
@@ -5735,18 +5832,31 @@
                 <w:tab w:val="right" w:pos="8160"/>
               </w:tabs>
               <w:rPr>
-                <w:b/>
-                <w:color w:val="000000" w:themeColor="text1"/>
-                <w:lang w:eastAsia="zh-CN"/>
-              </w:rPr>
-            </w:pPr>
-            <w:r>
-              <w:rPr>
-                <w:b/>
-                <w:color w:val="000000" w:themeColor="text1"/>
-                <w:lang w:eastAsia="zh-CN"/>
-              </w:rPr>
-              <w:t>Undergraduate Students</w:t>
+                <w:color w:val="000000" w:themeColor="text1"/>
+                <w:lang w:eastAsia="zh-CN"/>
+              </w:rPr>
+            </w:pPr>
+            <w:r>
+              <w:rPr>
+                <w:bCs/>
+                <w:color w:val="000000" w:themeColor="text1"/>
+              </w:rPr>
+              <w:t>Stuti Mohan</w:t>
+            </w:r>
+            <w:r>
+              <w:rPr>
+                <w:b/>
+                <w:color w:val="000000" w:themeColor="text1"/>
+              </w:rPr>
+              <w:tab/>
+            </w:r>
+            <w:r>
+              <w:rPr>
+                <w:bCs/>
+                <w:color w:val="000000" w:themeColor="text1"/>
+                <w:lang w:eastAsia="zh-CN"/>
+              </w:rPr>
+              <w:t>Jun 2025 – present</w:t>
             </w:r>
           </w:p>
           <w:p>
@@ -5755,31 +5865,18 @@
                 <w:tab w:val="right" w:pos="8160"/>
               </w:tabs>
               <w:rPr>
-                <w:color w:val="000000" w:themeColor="text1"/>
-                <w:lang w:eastAsia="zh-CN"/>
-              </w:rPr>
-            </w:pPr>
-            <w:r>
-              <w:rPr>
-                <w:bCs/>
-                <w:color w:val="000000" w:themeColor="text1"/>
-              </w:rPr>
-              <w:t>Rikhil Amonkar</w:t>
-            </w:r>
-            <w:r>
-              <w:rPr>
-                <w:b/>
-                <w:color w:val="000000" w:themeColor="text1"/>
-              </w:rPr>
-              <w:tab/>
-            </w:r>
-            <w:r>
-              <w:rPr>
-                <w:bCs/>
-                <w:color w:val="000000" w:themeColor="text1"/>
-                <w:lang w:eastAsia="zh-CN"/>
-              </w:rPr>
-              <w:t>Feb 2025 – present</w:t>
+                <w:b/>
+                <w:color w:val="000000" w:themeColor="text1"/>
+                <w:lang w:eastAsia="zh-CN"/>
+              </w:rPr>
+            </w:pPr>
+            <w:r>
+              <w:rPr>
+                <w:b/>
+                <w:color w:val="000000" w:themeColor="text1"/>
+                <w:lang w:eastAsia="zh-CN"/>
+              </w:rPr>
+              <w:t>Interns and Visiting Students</w:t>
             </w:r>
           </w:p>
           <w:p>
@@ -5797,22 +5894,39 @@
                 <w:bCs/>
                 <w:color w:val="000000" w:themeColor="text1"/>
               </w:rPr>
-              <w:t>Stuti Mohan</w:t>
-            </w:r>
-            <w:r>
-              <w:rPr>
-                <w:b/>
-                <w:color w:val="000000" w:themeColor="text1"/>
-              </w:rPr>
-              <w:tab/>
-            </w:r>
+              <w:t xml:space="preserve">Owen Jiang, Jiayi Zhang, </w:t>
+            </w:r>
+            <w:proofErr w:type="spellStart"/>
             <w:r>
               <w:rPr>
                 <w:bCs/>
                 <w:color w:val="000000" w:themeColor="text1"/>
-                <w:lang w:eastAsia="zh-CN"/>
-              </w:rPr>
-              <w:t>Jun 2025 – present</w:t>
+              </w:rPr>
+              <w:t>Jianing</w:t>
+            </w:r>
+            <w:proofErr w:type="spellEnd"/>
+            <w:r>
+              <w:rPr>
+                <w:bCs/>
+                <w:color w:val="000000" w:themeColor="text1"/>
+              </w:rPr>
+              <w:t xml:space="preserve"> Yin, </w:t>
+            </w:r>
+            <w:proofErr w:type="spellStart"/>
+            <w:r>
+              <w:rPr>
+                <w:bCs/>
+                <w:color w:val="000000" w:themeColor="text1"/>
+              </w:rPr>
+              <w:t>Lingze</w:t>
+            </w:r>
+            <w:proofErr w:type="spellEnd"/>
+            <w:r>
+              <w:rPr>
+                <w:bCs/>
+                <w:color w:val="000000" w:themeColor="text1"/>
+              </w:rPr>
+              <w:t xml:space="preserve"> Zhang, Jen Shi, Kevin Nguyen</w:t>
             </w:r>
           </w:p>
           <w:p>
@@ -5823,16 +5937,14 @@
               <w:rPr>
                 <w:b/>
                 <w:color w:val="000000" w:themeColor="text1"/>
-                <w:lang w:eastAsia="zh-CN"/>
-              </w:rPr>
-            </w:pPr>
-            <w:r>
-              <w:rPr>
-                <w:b/>
-                <w:color w:val="000000" w:themeColor="text1"/>
-                <w:lang w:eastAsia="zh-CN"/>
-              </w:rPr>
-              <w:t>Interns and Visiting Students</w:t>
+              </w:rPr>
+            </w:pPr>
+            <w:r>
+              <w:rPr>
+                <w:b/>
+                <w:color w:val="000000" w:themeColor="text1"/>
+              </w:rPr>
+              <w:t>Alumni and Past Students</w:t>
             </w:r>
           </w:p>
           <w:p>
@@ -5841,16 +5953,31 @@
                 <w:tab w:val="right" w:pos="8160"/>
               </w:tabs>
               <w:rPr>
-                <w:color w:val="000000" w:themeColor="text1"/>
-                <w:lang w:eastAsia="zh-CN"/>
-              </w:rPr>
-            </w:pPr>
-            <w:r>
-              <w:rPr>
                 <w:bCs/>
                 <w:color w:val="000000" w:themeColor="text1"/>
-              </w:rPr>
-              <w:t xml:space="preserve">Owen Jiang, Jiayi Zhang, </w:t>
+                <w:lang w:eastAsia="zh-CN"/>
+              </w:rPr>
+            </w:pPr>
+            <w:r>
+              <w:rPr>
+                <w:bCs/>
+                <w:color w:val="000000" w:themeColor="text1"/>
+              </w:rPr>
+              <w:t>Prabhu Prakash Kagitha</w:t>
+            </w:r>
+            <w:r>
+              <w:rPr>
+                <w:bCs/>
+                <w:color w:val="000000" w:themeColor="text1"/>
+              </w:rPr>
+              <w:t xml:space="preserve">, </w:t>
+            </w:r>
+            <w:r>
+              <w:rPr>
+                <w:bCs/>
+                <w:color w:val="000000" w:themeColor="text1"/>
+              </w:rPr>
+              <w:t xml:space="preserve">Bo Sun, Muyu He, Yuan </w:t>
             </w:r>
             <w:proofErr w:type="spellStart"/>
             <w:r>
@@ -5858,7 +5985,7 @@
                 <w:bCs/>
                 <w:color w:val="000000" w:themeColor="text1"/>
               </w:rPr>
-              <w:t>Jianing</w:t>
+              <w:t>Yuan</w:t>
             </w:r>
             <w:proofErr w:type="spellEnd"/>
             <w:r>
@@ -5866,109 +5993,50 @@
                 <w:bCs/>
                 <w:color w:val="000000" w:themeColor="text1"/>
               </w:rPr>
-              <w:t xml:space="preserve"> Yin, </w:t>
+              <w:t xml:space="preserve">, Renxiang Wang, Chimezie </w:t>
+            </w:r>
+            <w:proofErr w:type="gramStart"/>
+            <w:r>
+              <w:rPr>
+                <w:bCs/>
+                <w:color w:val="000000" w:themeColor="text1"/>
+              </w:rPr>
+              <w:t>Maduno</w:t>
+            </w:r>
+            <w:r>
+              <w:rPr>
+                <w:bCs/>
+                <w:color w:val="000000" w:themeColor="text1"/>
+                <w:lang w:eastAsia="zh-CN"/>
+              </w:rPr>
+              <w:t xml:space="preserve"> ,</w:t>
+            </w:r>
+            <w:proofErr w:type="gramEnd"/>
+            <w:r>
+              <w:rPr>
+                <w:bCs/>
+                <w:color w:val="000000" w:themeColor="text1"/>
+                <w:lang w:eastAsia="zh-CN"/>
+              </w:rPr>
+              <w:t xml:space="preserve"> </w:t>
             </w:r>
             <w:proofErr w:type="spellStart"/>
             <w:r>
               <w:rPr>
                 <w:bCs/>
                 <w:color w:val="000000" w:themeColor="text1"/>
-              </w:rPr>
-              <w:t>Lingze</w:t>
+                <w:lang w:eastAsia="zh-CN"/>
+              </w:rPr>
+              <w:t>Liancheng</w:t>
             </w:r>
             <w:proofErr w:type="spellEnd"/>
             <w:r>
               <w:rPr>
                 <w:bCs/>
                 <w:color w:val="000000" w:themeColor="text1"/>
-              </w:rPr>
-              <w:t xml:space="preserve"> Zhang, Jen Shi, Kevin Nguyen</w:t>
-            </w:r>
-          </w:p>
-          <w:p>
-            <w:pPr>
-              <w:tabs>
-                <w:tab w:val="right" w:pos="8160"/>
-              </w:tabs>
-              <w:rPr>
-                <w:b/>
-                <w:color w:val="000000" w:themeColor="text1"/>
-              </w:rPr>
-            </w:pPr>
-            <w:r>
-              <w:rPr>
-                <w:b/>
-                <w:color w:val="000000" w:themeColor="text1"/>
-              </w:rPr>
-              <w:t>Alumni and Past Students</w:t>
-            </w:r>
-          </w:p>
-          <w:p>
-            <w:pPr>
-              <w:tabs>
-                <w:tab w:val="right" w:pos="8160"/>
-              </w:tabs>
-              <w:rPr>
-                <w:bCs/>
-                <w:color w:val="000000" w:themeColor="text1"/>
-                <w:lang w:eastAsia="zh-CN"/>
-              </w:rPr>
-            </w:pPr>
-            <w:r>
-              <w:rPr>
-                <w:bCs/>
-                <w:color w:val="000000" w:themeColor="text1"/>
-              </w:rPr>
-              <w:t xml:space="preserve">Bo Sun, Muyu He, Yuan </w:t>
-            </w:r>
-            <w:proofErr w:type="spellStart"/>
-            <w:r>
-              <w:rPr>
-                <w:bCs/>
-                <w:color w:val="000000" w:themeColor="text1"/>
-              </w:rPr>
-              <w:t>Yuan</w:t>
-            </w:r>
-            <w:proofErr w:type="spellEnd"/>
-            <w:r>
-              <w:rPr>
-                <w:bCs/>
-                <w:color w:val="000000" w:themeColor="text1"/>
-              </w:rPr>
-              <w:t xml:space="preserve">, Renxiang Wang, Chimezie </w:t>
-            </w:r>
-            <w:proofErr w:type="gramStart"/>
-            <w:r>
-              <w:rPr>
-                <w:bCs/>
-                <w:color w:val="000000" w:themeColor="text1"/>
-              </w:rPr>
-              <w:t>Maduno</w:t>
-            </w:r>
-            <w:r>
-              <w:rPr>
-                <w:bCs/>
-                <w:color w:val="000000" w:themeColor="text1"/>
-                <w:lang w:eastAsia="zh-CN"/>
-              </w:rPr>
-              <w:t xml:space="preserve"> ,</w:t>
-            </w:r>
-            <w:proofErr w:type="gramEnd"/>
-            <w:r>
-              <w:rPr>
-                <w:bCs/>
-                <w:color w:val="000000" w:themeColor="text1"/>
-                <w:lang w:eastAsia="zh-CN"/>
-              </w:rPr>
-              <w:t xml:space="preserve"> </w:t>
-            </w:r>
-            <w:r>
-              <w:rPr>
-                <w:bCs/>
-                <w:color w:val="000000" w:themeColor="text1"/>
-                <w:lang w:eastAsia="zh-CN"/>
-              </w:rPr>
-              <w:t xml:space="preserve">Krystal Gong, Tianyi Zhang, </w:t>
+                <w:lang w:eastAsia="zh-CN"/>
+              </w:rPr>
+              <w:t xml:space="preserve"> Gong, Tianyi Zhang, </w:t>
             </w:r>
             <w:proofErr w:type="spellStart"/>
             <w:r>
@@ -7047,7 +7115,6 @@
   <w:style w:type="character" w:default="1" w:styleId="DefaultParagraphFont">
     <w:name w:val="Default Paragraph Font"/>
     <w:uiPriority w:val="1"/>
-    <w:semiHidden/>
     <w:unhideWhenUsed/>
   </w:style>
   <w:style w:type="table" w:default="1" w:styleId="TableNormal">
